--- a/resume/cv-full.docx
+++ b/resume/cv-full.docx
@@ -2104,6 +2104,34 @@
         <w:rPr>
           <w:rFonts w:ascii="Times New Roman" w:hint="eastAsia"/>
         </w:rPr>
+        <w:t xml:space="preserve">Sigmod 2026 Distinguished PC Member, 2026</w:t>
+      </w:r>
+    </w:p>
+    <w:p>
+      <w:pPr>
+        <w:ind w:leftChars="180" w:left="1260" w:hangingChars="450" w:hanging="900"/>
+        <w:rPr>
+          <w:rFonts w:ascii="Times New Roman"/>
+        </w:rPr>
+      </w:pPr>
+      <w:r>
+        <w:rPr>
+          <w:rFonts w:ascii="Times New Roman" w:hint="eastAsia"/>
+        </w:rPr>
+        <w:t xml:space="preserve">Sigmod 2026 Distinguished Reviewer, 2026</w:t>
+      </w:r>
+    </w:p>
+    <w:p>
+      <w:pPr>
+        <w:ind w:leftChars="180" w:left="1260" w:hangingChars="450" w:hanging="900"/>
+        <w:rPr>
+          <w:rFonts w:ascii="Times New Roman"/>
+        </w:rPr>
+      </w:pPr>
+      <w:r>
+        <w:rPr>
+          <w:rFonts w:ascii="Times New Roman" w:hint="eastAsia"/>
+        </w:rPr>
         <w:t>ICML 2026 Gold Reviewer, 2026</w:t>
       </w:r>
     </w:p>
@@ -2164,6 +2192,20 @@
         <w:rPr>
           <w:rFonts w:ascii="Times New Roman"/>
         </w:rPr>
+        <w:t xml:space="preserve">VLDB 2025 Distinguished Reviewer Award, 2025</w:t>
+      </w:r>
+    </w:p>
+    <w:p>
+      <w:pPr>
+        <w:ind w:leftChars="180" w:left="1260" w:hangingChars="450" w:hanging="900"/>
+        <w:rPr>
+          <w:rFonts w:ascii="Times New Roman"/>
+        </w:rPr>
+      </w:pPr>
+      <w:r>
+        <w:rPr>
+          <w:rFonts w:ascii="Times New Roman"/>
+        </w:rPr>
         <w:t xml:space="preserve">Neurips </w:t>
       </w:r>
       <w:r>
@@ -2486,6 +2528,34 @@
       </w:pPr>
       <w:r>
         <w:rPr>
+          <w:rFonts w:ascii="Times New Roman"/>
+        </w:rPr>
+        <w:t xml:space="preserve">Best paper award, The Fifth International Conference on Emerging Databases-Technologies, Applications, and Theory (EDB 2013), August 2013</w:t>
+      </w:r>
+    </w:p>
+    <w:p>
+      <w:pPr>
+        <w:ind w:leftChars="180" w:left="1260" w:hangingChars="450" w:hanging="900"/>
+        <w:rPr>
+          <w:rFonts w:ascii="Times New Roman" w:hint="eastAsia"/>
+        </w:rPr>
+      </w:pPr>
+      <w:r>
+        <w:rPr>
+          <w:rFonts w:ascii="Times New Roman"/>
+        </w:rPr>
+        <w:t>Silver Paper Contribution Award, The Korean Institute of Information Scientists and Engineers (KIISE), June 2012</w:t>
+      </w:r>
+    </w:p>
+    <w:p>
+      <w:pPr>
+        <w:ind w:leftChars="180" w:left="1260" w:hangingChars="450" w:hanging="900"/>
+        <w:rPr>
+          <w:rFonts w:ascii="Times New Roman" w:hint="eastAsia"/>
+        </w:rPr>
+      </w:pPr>
+      <w:r>
+        <w:rPr>
           <w:rFonts w:ascii="Times New Roman" w:hint="eastAsia"/>
         </w:rPr>
         <w:t>The iGraph paper has been invited to the VLDB Journal as b</w:t>
@@ -2647,6 +2717,23 @@
           <w:rFonts w:ascii="Times New Roman"/>
         </w:rPr>
         <w:t>in Computer Science)</w:t>
+      </w:r>
+    </w:p>
+    <w:p>
+      <w:pPr>
+        <w:numPr>
+          <w:ilvl w:val="0"/>
+          <w:numId w:val="2"/>
+        </w:numPr>
+        <w:rPr>
+          <w:rFonts w:ascii="Times New Roman"/>
+        </w:rPr>
+      </w:pPr>
+      <w:r>
+        <w:rPr>
+          <w:rFonts w:ascii="Times New Roman"/>
+        </w:rPr>
+        <w:t xml:space="preserve">The Marquis’ Who’s Who in the World</w:t>
       </w:r>
     </w:p>
     <w:p>

--- a/resume/cv-full.docx
+++ b/resume/cv-full.docx
@@ -2105,20 +2105,6 @@
           <w:rFonts w:ascii="Times New Roman" w:hint="eastAsia"/>
         </w:rPr>
         <w:t xml:space="preserve">Sigmod 2026 Distinguished PC Member, 2026</w:t>
-      </w:r>
-    </w:p>
-    <w:p>
-      <w:pPr>
-        <w:ind w:leftChars="180" w:left="1260" w:hangingChars="450" w:hanging="900"/>
-        <w:rPr>
-          <w:rFonts w:ascii="Times New Roman"/>
-        </w:rPr>
-      </w:pPr>
-      <w:r>
-        <w:rPr>
-          <w:rFonts w:ascii="Times New Roman" w:hint="eastAsia"/>
-        </w:rPr>
-        <w:t xml:space="preserve">Sigmod 2026 Distinguished Reviewer, 2026</w:t>
       </w:r>
     </w:p>
     <w:p>

--- a/resume/cv-full.docx
+++ b/resume/cv-full.docx
@@ -6,7 +6,7 @@
       <w:pPr>
         <w:jc w:val="right"/>
         <w:rPr>
-          <w:rFonts w:ascii="Times New Roman" w:hint="eastAsia"/>
+          <w:rFonts w:ascii="Times New Roman"/>
         </w:rPr>
       </w:pPr>
       <w:r>
@@ -55,7 +55,7 @@
     <w:p>
       <w:pPr>
         <w:rPr>
-          <w:rFonts w:ascii="Times New Roman" w:hint="eastAsia"/>
+          <w:rFonts w:ascii="Times New Roman"/>
         </w:rPr>
       </w:pPr>
     </w:p>
@@ -63,7 +63,7 @@
       <w:pPr>
         <w:jc w:val="center"/>
         <w:rPr>
-          <w:rFonts w:ascii="Times New Roman" w:hint="eastAsia"/>
+          <w:rFonts w:ascii="Times New Roman"/>
           <w:b/>
           <w:sz w:val="32"/>
           <w:szCs w:val="32"/>
@@ -97,7 +97,7 @@
           <w:bottom w:val="single" w:sz="6" w:space="1" w:color="auto"/>
         </w:pBdr>
         <w:rPr>
-          <w:rFonts w:ascii="Times New Roman" w:hint="eastAsia"/>
+          <w:rFonts w:ascii="Times New Roman"/>
           <w:b/>
           <w:sz w:val="24"/>
         </w:rPr>
@@ -333,7 +333,7 @@
       <w:pPr>
         <w:ind w:firstLineChars="180" w:firstLine="360"/>
         <w:rPr>
-          <w:rFonts w:ascii="Times New Roman" w:hint="eastAsia"/>
+          <w:rFonts w:ascii="Times New Roman"/>
         </w:rPr>
       </w:pPr>
     </w:p>
@@ -343,7 +343,7 @@
           <w:bottom w:val="single" w:sz="6" w:space="1" w:color="auto"/>
         </w:pBdr>
         <w:rPr>
-          <w:rFonts w:ascii="Times New Roman" w:hint="eastAsia"/>
+          <w:rFonts w:ascii="Times New Roman"/>
           <w:b/>
           <w:sz w:val="24"/>
         </w:rPr>
@@ -385,7 +385,7 @@
           <w:bottom w:val="single" w:sz="6" w:space="1" w:color="auto"/>
         </w:pBdr>
         <w:rPr>
-          <w:rFonts w:ascii="Times New Roman" w:hint="eastAsia"/>
+          <w:rFonts w:ascii="Times New Roman"/>
           <w:b/>
           <w:sz w:val="24"/>
         </w:rPr>
@@ -468,7 +468,7 @@
         </w:tabs>
         <w:ind w:leftChars="180" w:left="2700" w:hangingChars="1170" w:hanging="2340"/>
         <w:rPr>
-          <w:rFonts w:ascii="Times New Roman" w:hint="eastAsia"/>
+          <w:rFonts w:ascii="Times New Roman"/>
         </w:rPr>
       </w:pPr>
       <w:r>
@@ -590,7 +590,7 @@
         </w:tabs>
         <w:ind w:leftChars="180" w:left="2700" w:hangingChars="1170" w:hanging="2340"/>
         <w:rPr>
-          <w:rFonts w:ascii="Times New Roman" w:hint="eastAsia"/>
+          <w:rFonts w:ascii="Times New Roman"/>
         </w:rPr>
       </w:pPr>
     </w:p>
@@ -600,7 +600,7 @@
           <w:bottom w:val="single" w:sz="6" w:space="1" w:color="auto"/>
         </w:pBdr>
         <w:rPr>
-          <w:rFonts w:ascii="Times New Roman" w:hint="eastAsia"/>
+          <w:rFonts w:ascii="Times New Roman"/>
           <w:b/>
           <w:sz w:val="24"/>
         </w:rPr>
@@ -792,7 +792,7 @@
         </w:tabs>
         <w:ind w:leftChars="180" w:left="1980" w:hangingChars="810" w:hanging="1620"/>
         <w:rPr>
-          <w:rFonts w:ascii="Times New Roman" w:hint="eastAsia"/>
+          <w:rFonts w:ascii="Times New Roman"/>
         </w:rPr>
       </w:pPr>
       <w:r>
@@ -1837,7 +1837,7 @@
         </w:tabs>
         <w:ind w:leftChars="180" w:left="2030" w:hangingChars="835" w:hanging="1670"/>
         <w:rPr>
-          <w:rFonts w:ascii="Times New Roman" w:hint="eastAsia"/>
+          <w:rFonts w:ascii="Times New Roman"/>
         </w:rPr>
       </w:pPr>
     </w:p>
@@ -1847,7 +1847,7 @@
           <w:bottom w:val="single" w:sz="6" w:space="1" w:color="auto"/>
         </w:pBdr>
         <w:rPr>
-          <w:rFonts w:ascii="Times New Roman" w:hint="eastAsia"/>
+          <w:rFonts w:ascii="Times New Roman"/>
           <w:b/>
           <w:sz w:val="24"/>
         </w:rPr>
@@ -2002,7 +2002,7 @@
         </w:tabs>
         <w:ind w:leftChars="180" w:left="1362" w:hangingChars="835" w:hanging="1002"/>
         <w:rPr>
-          <w:rFonts w:ascii="Times New Roman" w:hint="eastAsia"/>
+          <w:rFonts w:ascii="Times New Roman"/>
           <w:sz w:val="12"/>
         </w:rPr>
       </w:pPr>
@@ -2013,7 +2013,7 @@
           <w:bottom w:val="single" w:sz="6" w:space="1" w:color="auto"/>
         </w:pBdr>
         <w:rPr>
-          <w:rFonts w:ascii="Times New Roman" w:hint="eastAsia"/>
+          <w:rFonts w:ascii="Times New Roman"/>
           <w:b/>
           <w:sz w:val="24"/>
         </w:rPr>
@@ -2060,7 +2060,7 @@
         </w:tabs>
         <w:ind w:leftChars="180" w:left="2030" w:hangingChars="835" w:hanging="1670"/>
         <w:rPr>
-          <w:rFonts w:ascii="Times New Roman" w:hint="eastAsia"/>
+          <w:rFonts w:ascii="Times New Roman"/>
         </w:rPr>
       </w:pPr>
     </w:p>
@@ -2070,7 +2070,7 @@
           <w:bottom w:val="single" w:sz="6" w:space="1" w:color="auto"/>
         </w:pBdr>
         <w:rPr>
-          <w:rFonts w:ascii="Times New Roman" w:hint="eastAsia"/>
+          <w:rFonts w:ascii="Times New Roman"/>
           <w:b/>
           <w:sz w:val="24"/>
         </w:rPr>
@@ -2104,7 +2104,7 @@
         <w:rPr>
           <w:rFonts w:ascii="Times New Roman" w:hint="eastAsia"/>
         </w:rPr>
-        <w:t xml:space="preserve">Sigmod 2026 Distinguished PC Member, 2026</w:t>
+        <w:t>Sigmod 2026 Distinguished PC Member, 2026</w:t>
       </w:r>
     </w:p>
     <w:p>
@@ -2178,7 +2178,7 @@
         <w:rPr>
           <w:rFonts w:ascii="Times New Roman"/>
         </w:rPr>
-        <w:t xml:space="preserve">VLDB 2025 Distinguished Reviewer Award, 2025</w:t>
+        <w:t>VLDB 2025 Distinguished Reviewer Award, 2025</w:t>
       </w:r>
     </w:p>
     <w:p>
@@ -2251,7 +2251,7 @@
       <w:pPr>
         <w:ind w:leftChars="180" w:left="1260" w:hangingChars="450" w:hanging="900"/>
         <w:rPr>
-          <w:rFonts w:ascii="Times New Roman" w:hint="eastAsia"/>
+          <w:rFonts w:ascii="Times New Roman"/>
         </w:rPr>
       </w:pPr>
       <w:r>
@@ -2383,7 +2383,7 @@
       <w:pPr>
         <w:ind w:leftChars="180" w:left="1260" w:hangingChars="450" w:hanging="900"/>
         <w:rPr>
-          <w:rFonts w:ascii="Times New Roman" w:hint="eastAsia"/>
+          <w:rFonts w:ascii="Times New Roman"/>
         </w:rPr>
       </w:pPr>
       <w:r>
@@ -2443,7 +2443,7 @@
       <w:pPr>
         <w:ind w:leftChars="180" w:left="1260" w:hangingChars="450" w:hanging="900"/>
         <w:rPr>
-          <w:rFonts w:ascii="Times New Roman" w:hint="eastAsia"/>
+          <w:rFonts w:ascii="Times New Roman"/>
         </w:rPr>
       </w:pPr>
       <w:r>
@@ -2475,7 +2475,7 @@
       <w:pPr>
         <w:ind w:leftChars="180" w:left="1260" w:hangingChars="450" w:hanging="900"/>
         <w:rPr>
-          <w:rFonts w:ascii="Times New Roman" w:hint="eastAsia"/>
+          <w:rFonts w:ascii="Times New Roman"/>
         </w:rPr>
       </w:pPr>
       <w:r>
@@ -2495,7 +2495,7 @@
       <w:pPr>
         <w:ind w:leftChars="180" w:left="1260" w:hangingChars="450" w:hanging="900"/>
         <w:rPr>
-          <w:rFonts w:ascii="Times New Roman" w:hint="eastAsia"/>
+          <w:rFonts w:ascii="Times New Roman"/>
         </w:rPr>
       </w:pPr>
       <w:r>
@@ -2509,21 +2509,21 @@
       <w:pPr>
         <w:ind w:leftChars="180" w:left="1260" w:hangingChars="450" w:hanging="900"/>
         <w:rPr>
-          <w:rFonts w:ascii="Times New Roman" w:hint="eastAsia"/>
-        </w:rPr>
-      </w:pPr>
-      <w:r>
-        <w:rPr>
-          <w:rFonts w:ascii="Times New Roman"/>
-        </w:rPr>
-        <w:t xml:space="preserve">Best paper award, The Fifth International Conference on Emerging Databases-Technologies, Applications, and Theory (EDB 2013), August 2013</w:t>
+          <w:rFonts w:ascii="Times New Roman"/>
+        </w:rPr>
+      </w:pPr>
+      <w:r>
+        <w:rPr>
+          <w:rFonts w:ascii="Times New Roman"/>
+        </w:rPr>
+        <w:t>Best paper award, The Fifth International Conference on Emerging Databases-Technologies, Applications, and Theory (EDB 2013), August 2013</w:t>
       </w:r>
     </w:p>
     <w:p>
       <w:pPr>
         <w:ind w:leftChars="180" w:left="1260" w:hangingChars="450" w:hanging="900"/>
         <w:rPr>
-          <w:rFonts w:ascii="Times New Roman" w:hint="eastAsia"/>
+          <w:rFonts w:ascii="Times New Roman"/>
         </w:rPr>
       </w:pPr>
       <w:r>
@@ -2537,7 +2537,7 @@
       <w:pPr>
         <w:ind w:leftChars="180" w:left="1260" w:hangingChars="450" w:hanging="900"/>
         <w:rPr>
-          <w:rFonts w:ascii="Times New Roman" w:hint="eastAsia"/>
+          <w:rFonts w:ascii="Times New Roman"/>
         </w:rPr>
       </w:pPr>
       <w:r>
@@ -2609,7 +2609,7 @@
       <w:pPr>
         <w:ind w:leftChars="180" w:left="1260" w:hangingChars="450" w:hanging="900"/>
         <w:rPr>
-          <w:rFonts w:ascii="Times New Roman" w:hint="eastAsia"/>
+          <w:rFonts w:ascii="Times New Roman"/>
         </w:rPr>
       </w:pPr>
       <w:r>
@@ -2719,13 +2719,13 @@
         <w:rPr>
           <w:rFonts w:ascii="Times New Roman"/>
         </w:rPr>
-        <w:t xml:space="preserve">The Marquis’ Who’s Who in the World</w:t>
-      </w:r>
-    </w:p>
-    <w:p>
-      <w:pPr>
-        <w:rPr>
-          <w:rFonts w:ascii="Times New Roman" w:hint="eastAsia"/>
+        <w:t>The Marquis’ Who’s Who in the World</w:t>
+      </w:r>
+    </w:p>
+    <w:p>
+      <w:pPr>
+        <w:rPr>
+          <w:rFonts w:ascii="Times New Roman"/>
         </w:rPr>
       </w:pPr>
     </w:p>
@@ -2735,7 +2735,7 @@
           <w:bottom w:val="single" w:sz="6" w:space="1" w:color="auto"/>
         </w:pBdr>
         <w:rPr>
-          <w:rFonts w:ascii="Times New Roman" w:hint="eastAsia"/>
+          <w:rFonts w:ascii="Times New Roman"/>
           <w:b/>
           <w:sz w:val="24"/>
         </w:rPr>
@@ -2757,7 +2757,7 @@
         <w:ind w:leftChars="69" w:left="138" w:firstLine="1"/>
         <w:jc w:val="left"/>
         <w:rPr>
-          <w:rFonts w:ascii="Times New Roman" w:hint="eastAsia"/>
+          <w:rFonts w:ascii="Times New Roman"/>
         </w:rPr>
       </w:pPr>
       <w:r>
@@ -2813,7 +2813,7 @@
         <w:ind w:leftChars="69" w:left="138" w:firstLine="1"/>
         <w:jc w:val="left"/>
         <w:rPr>
-          <w:rFonts w:ascii="Times New Roman" w:hint="eastAsia"/>
+          <w:rFonts w:ascii="Times New Roman"/>
         </w:rPr>
       </w:pPr>
       <w:r>
@@ -2869,7 +2869,7 @@
           <w:tab w:val="left" w:pos="1440"/>
         </w:tabs>
         <w:rPr>
-          <w:rFonts w:ascii="Times New Roman" w:hint="eastAsia"/>
+          <w:rFonts w:ascii="Times New Roman"/>
         </w:rPr>
       </w:pPr>
     </w:p>
@@ -2881,7 +2881,7 @@
         <w:ind w:leftChars="69" w:left="138" w:firstLine="1"/>
         <w:jc w:val="left"/>
         <w:rPr>
-          <w:rFonts w:ascii="Times New Roman" w:hint="eastAsia"/>
+          <w:rFonts w:ascii="Times New Roman"/>
         </w:rPr>
       </w:pPr>
       <w:r>
@@ -2962,7 +2962,6 @@
         <w:rPr>
           <w:rFonts w:ascii="Times New Roman" w:hint="eastAsia"/>
         </w:rPr>
-        <w:lastRenderedPageBreak/>
         <w:t>A</w:t>
       </w:r>
       <w:r>
@@ -3150,7 +3149,7 @@
           <w:tab w:val="left" w:pos="1440"/>
         </w:tabs>
         <w:rPr>
-          <w:rFonts w:ascii="Times New Roman" w:hint="eastAsia"/>
+          <w:rFonts w:ascii="Times New Roman"/>
         </w:rPr>
       </w:pPr>
       <w:r>
@@ -3405,7 +3404,7 @@
         <w:ind w:leftChars="69" w:left="138" w:firstLine="1"/>
         <w:jc w:val="left"/>
         <w:rPr>
-          <w:rFonts w:ascii="Times New Roman" w:hint="eastAsia"/>
+          <w:rFonts w:ascii="Times New Roman"/>
         </w:rPr>
       </w:pPr>
       <w:r>
@@ -3887,6 +3886,7 @@
         <w:rPr>
           <w:rFonts w:ascii="Times New Roman" w:hint="eastAsia"/>
         </w:rPr>
+        <w:lastRenderedPageBreak/>
         <w:t xml:space="preserve">Senior Program Committee Member, the 28th </w:t>
       </w:r>
       <w:r>
@@ -3963,15 +3963,8 @@
       </w:pPr>
       <w:r>
         <w:rPr>
-          <w:rFonts w:ascii="Times New Roman"/>
-        </w:rPr>
-        <w:br w:type="page"/>
-      </w:r>
-      <w:r>
-        <w:rPr>
-          <w:rFonts w:ascii="Times New Roman" w:hint="eastAsia"/>
-        </w:rPr>
-        <w:lastRenderedPageBreak/>
+          <w:rFonts w:ascii="Times New Roman" w:hint="eastAsia"/>
+        </w:rPr>
         <w:t xml:space="preserve">Senior Program Committee Member, the 27th </w:t>
       </w:r>
       <w:r>
@@ -4235,7 +4228,7 @@
           <w:tab w:val="left" w:pos="1440"/>
         </w:tabs>
         <w:rPr>
-          <w:rFonts w:ascii="Times New Roman" w:hint="eastAsia"/>
+          <w:rFonts w:ascii="Times New Roman"/>
         </w:rPr>
       </w:pPr>
       <w:r>
@@ -4439,7 +4432,7 @@
           <w:tab w:val="left" w:pos="1440"/>
         </w:tabs>
         <w:rPr>
-          <w:rFonts w:ascii="Times New Roman" w:hint="eastAsia"/>
+          <w:rFonts w:ascii="Times New Roman"/>
         </w:rPr>
       </w:pPr>
       <w:r>
@@ -4459,7 +4452,7 @@
           <w:tab w:val="left" w:pos="1440"/>
         </w:tabs>
         <w:rPr>
-          <w:rFonts w:ascii="Times New Roman" w:hint="eastAsia"/>
+          <w:rFonts w:ascii="Times New Roman"/>
         </w:rPr>
       </w:pPr>
       <w:r>
@@ -4552,6 +4545,7 @@
         <w:rPr>
           <w:rFonts w:ascii="Times New Roman"/>
         </w:rPr>
+        <w:lastRenderedPageBreak/>
         <w:t xml:space="preserve">Program Committee Co-Chair, </w:t>
       </w:r>
       <w:r>
@@ -4613,7 +4607,7 @@
           <w:tab w:val="left" w:pos="1440"/>
         </w:tabs>
         <w:rPr>
-          <w:rFonts w:ascii="Times New Roman" w:hint="eastAsia"/>
+          <w:rFonts w:ascii="Times New Roman"/>
         </w:rPr>
       </w:pPr>
       <w:r>
@@ -4642,7 +4636,7 @@
         </w:tabs>
         <w:spacing w:line="0" w:lineRule="atLeast"/>
         <w:rPr>
-          <w:rFonts w:ascii="Times New Roman" w:hint="eastAsia"/>
+          <w:rFonts w:ascii="Times New Roman"/>
           <w:sz w:val="12"/>
         </w:rPr>
       </w:pPr>
@@ -4671,7 +4665,7 @@
         <w:ind w:leftChars="69" w:left="138" w:firstLine="1"/>
         <w:jc w:val="left"/>
         <w:rPr>
-          <w:rFonts w:ascii="Times New Roman" w:hint="eastAsia"/>
+          <w:rFonts w:ascii="Times New Roman"/>
         </w:rPr>
       </w:pPr>
       <w:r>
@@ -5542,7 +5536,7 @@
           <w:tab w:val="left" w:pos="1440"/>
         </w:tabs>
         <w:rPr>
-          <w:rFonts w:ascii="Times New Roman" w:hint="eastAsia"/>
+          <w:rFonts w:ascii="Times New Roman"/>
         </w:rPr>
       </w:pPr>
       <w:r>
@@ -5682,7 +5676,7 @@
           <w:tab w:val="left" w:pos="1440"/>
         </w:tabs>
         <w:rPr>
-          <w:rFonts w:ascii="Times New Roman" w:hint="eastAsia"/>
+          <w:rFonts w:ascii="Times New Roman"/>
         </w:rPr>
       </w:pPr>
       <w:r>
@@ -5866,7 +5860,7 @@
           <w:tab w:val="left" w:pos="1440"/>
         </w:tabs>
         <w:rPr>
-          <w:rFonts w:ascii="Times New Roman" w:hint="eastAsia"/>
+          <w:rFonts w:ascii="Times New Roman"/>
         </w:rPr>
       </w:pPr>
       <w:r>
@@ -6247,7 +6241,7 @@
           <w:tab w:val="left" w:pos="1440"/>
         </w:tabs>
         <w:rPr>
-          <w:rFonts w:ascii="Times New Roman" w:hint="eastAsia"/>
+          <w:rFonts w:ascii="Times New Roman"/>
         </w:rPr>
       </w:pPr>
       <w:r>
@@ -6355,7 +6349,7 @@
           <w:tab w:val="left" w:pos="1440"/>
         </w:tabs>
         <w:rPr>
-          <w:rFonts w:ascii="Times New Roman" w:hint="eastAsia"/>
+          <w:rFonts w:ascii="Times New Roman"/>
         </w:rPr>
       </w:pPr>
       <w:r>
@@ -6423,7 +6417,7 @@
           <w:tab w:val="left" w:pos="1440"/>
         </w:tabs>
         <w:rPr>
-          <w:rFonts w:ascii="Times New Roman" w:hint="eastAsia"/>
+          <w:rFonts w:ascii="Times New Roman"/>
         </w:rPr>
       </w:pPr>
       <w:r>
@@ -6531,7 +6525,7 @@
           <w:tab w:val="left" w:pos="1440"/>
         </w:tabs>
         <w:rPr>
-          <w:rFonts w:ascii="Times New Roman" w:hint="eastAsia"/>
+          <w:rFonts w:ascii="Times New Roman"/>
         </w:rPr>
       </w:pPr>
       <w:r>
@@ -6653,7 +6647,7 @@
           <w:tab w:val="left" w:pos="1440"/>
         </w:tabs>
         <w:rPr>
-          <w:rFonts w:ascii="Times New Roman" w:hint="eastAsia"/>
+          <w:rFonts w:ascii="Times New Roman"/>
         </w:rPr>
       </w:pPr>
       <w:r>
@@ -6685,7 +6679,7 @@
           <w:tab w:val="left" w:pos="1440"/>
         </w:tabs>
         <w:rPr>
-          <w:rFonts w:ascii="Times New Roman" w:hint="eastAsia"/>
+          <w:rFonts w:ascii="Times New Roman"/>
         </w:rPr>
       </w:pPr>
       <w:r>
@@ -6757,7 +6751,7 @@
           <w:tab w:val="left" w:pos="1440"/>
         </w:tabs>
         <w:rPr>
-          <w:rFonts w:ascii="Times New Roman" w:hint="eastAsia"/>
+          <w:rFonts w:ascii="Times New Roman"/>
         </w:rPr>
       </w:pPr>
       <w:r>
@@ -6810,7 +6804,7 @@
           <w:tab w:val="left" w:pos="1440"/>
         </w:tabs>
         <w:rPr>
-          <w:rFonts w:ascii="Times New Roman" w:hint="eastAsia"/>
+          <w:rFonts w:ascii="Times New Roman"/>
         </w:rPr>
       </w:pPr>
       <w:r>
@@ -7110,7 +7104,7 @@
           <w:tab w:val="left" w:pos="1440"/>
         </w:tabs>
         <w:rPr>
-          <w:rFonts w:ascii="Times New Roman" w:hint="eastAsia"/>
+          <w:rFonts w:ascii="Times New Roman"/>
         </w:rPr>
       </w:pPr>
       <w:r>
@@ -7186,7 +7180,7 @@
           <w:tab w:val="left" w:pos="1440"/>
         </w:tabs>
         <w:rPr>
-          <w:rFonts w:ascii="Times New Roman" w:hint="eastAsia"/>
+          <w:rFonts w:ascii="Times New Roman"/>
         </w:rPr>
       </w:pPr>
       <w:r>
@@ -7657,7 +7651,7 @@
           <w:tab w:val="left" w:pos="1440"/>
         </w:tabs>
         <w:rPr>
-          <w:rFonts w:ascii="Times New Roman" w:hint="eastAsia"/>
+          <w:rFonts w:ascii="Times New Roman"/>
         </w:rPr>
       </w:pPr>
       <w:r>
@@ -7781,7 +7775,7 @@
           <w:tab w:val="left" w:pos="1440"/>
         </w:tabs>
         <w:rPr>
-          <w:rFonts w:ascii="Times New Roman" w:hint="eastAsia"/>
+          <w:rFonts w:ascii="Times New Roman"/>
         </w:rPr>
       </w:pPr>
       <w:r>
@@ -8266,7 +8260,7 @@
           <w:tab w:val="left" w:pos="1440"/>
         </w:tabs>
         <w:rPr>
-          <w:rFonts w:ascii="Times New Roman" w:hint="eastAsia"/>
+          <w:rFonts w:ascii="Times New Roman"/>
         </w:rPr>
       </w:pPr>
     </w:p>
@@ -8299,7 +8293,7 @@
         </w:tabs>
         <w:ind w:left="400"/>
         <w:rPr>
-          <w:rFonts w:ascii="Times New Roman" w:hint="eastAsia"/>
+          <w:rFonts w:ascii="Times New Roman"/>
         </w:rPr>
       </w:pPr>
       <w:r>
@@ -8349,7 +8343,7 @@
           <w:tab w:val="left" w:pos="448"/>
         </w:tabs>
         <w:rPr>
-          <w:rFonts w:ascii="Times New Roman" w:hint="eastAsia"/>
+          <w:rFonts w:ascii="Times New Roman"/>
         </w:rPr>
       </w:pPr>
       <w:r>
@@ -8410,7 +8404,7 @@
           <w:tab w:val="left" w:pos="448"/>
         </w:tabs>
         <w:rPr>
-          <w:rFonts w:ascii="Times New Roman" w:hint="eastAsia"/>
+          <w:rFonts w:ascii="Times New Roman"/>
         </w:rPr>
       </w:pPr>
       <w:r>
@@ -8544,7 +8538,7 @@
           <w:tab w:val="left" w:pos="448"/>
         </w:tabs>
         <w:rPr>
-          <w:rFonts w:ascii="Times New Roman" w:hint="eastAsia"/>
+          <w:rFonts w:ascii="Times New Roman"/>
         </w:rPr>
       </w:pPr>
     </w:p>
@@ -8555,7 +8549,7 @@
         </w:pBdr>
         <w:spacing w:after="120"/>
         <w:rPr>
-          <w:rFonts w:ascii="Times New Roman" w:hint="eastAsia"/>
+          <w:rFonts w:ascii="Times New Roman"/>
           <w:b/>
           <w:sz w:val="24"/>
         </w:rPr>
@@ -8650,7 +8644,7 @@
           <w:tab w:val="left" w:pos="448"/>
         </w:tabs>
         <w:rPr>
-          <w:rFonts w:ascii="Times New Roman" w:hint="eastAsia"/>
+          <w:rFonts w:ascii="Times New Roman"/>
         </w:rPr>
       </w:pPr>
       <w:r>
@@ -8688,7 +8682,7 @@
         </w:tabs>
         <w:spacing w:after="160"/>
         <w:rPr>
-          <w:rFonts w:ascii="Times New Roman" w:hint="eastAsia"/>
+          <w:rFonts w:ascii="Times New Roman"/>
           <w:bCs/>
           <w:i/>
           <w:iCs/>
@@ -8703,7 +8697,7 @@
         </w:tabs>
         <w:spacing w:after="160"/>
         <w:rPr>
-          <w:rFonts w:ascii="Times New Roman" w:hint="eastAsia"/>
+          <w:rFonts w:ascii="Times New Roman"/>
           <w:i/>
           <w:iCs/>
           <w:sz w:val="24"/>
@@ -13084,21 +13078,27 @@
         <w:rPr>
           <w:rFonts w:ascii="Times New Roman"/>
         </w:rPr>
+        <w:t>Song, H., Lee, J., and </w:t>
+      </w:r>
+      <w:r>
+        <w:rPr>
+          <w:rFonts w:ascii="Times New Roman"/>
+          <w:u w:val="single"/>
+        </w:rPr>
+        <w:t>Han, W.</w:t>
+      </w:r>
+      <w:r>
+        <w:rPr>
+          <w:rFonts w:ascii="Times New Roman"/>
+        </w:rPr>
+        <w:t xml:space="preserve">, "PAMAE: Parallel k-Medoids Clustering with High Accuracy and </w:t>
+      </w:r>
+      <w:r>
+        <w:rPr>
+          <w:rFonts w:ascii="Times New Roman"/>
+        </w:rPr>
         <w:lastRenderedPageBreak/>
-        <w:t>Song, H., Lee, J., and </w:t>
-      </w:r>
-      <w:r>
-        <w:rPr>
-          <w:rFonts w:ascii="Times New Roman"/>
-          <w:u w:val="single"/>
-        </w:rPr>
-        <w:t>Han, W.</w:t>
-      </w:r>
-      <w:r>
-        <w:rPr>
-          <w:rFonts w:ascii="Times New Roman"/>
-        </w:rPr>
-        <w:t>, "PAMAE: Parallel k-Medoids Clustering with High Accuracy and Efficiency," In </w:t>
+        <w:t>Efficiency," In </w:t>
       </w:r>
       <w:r>
         <w:rPr>
@@ -14432,98 +14432,105 @@
         <w:rPr>
           <w:rFonts w:ascii="Times New Roman"/>
         </w:rPr>
+        <w:t xml:space="preserve">Lee, J., </w:t>
+      </w:r>
+      <w:r>
+        <w:rPr>
+          <w:rFonts w:ascii="Times New Roman"/>
+          <w:u w:val="single"/>
+        </w:rPr>
+        <w:t>Han, W.</w:t>
+      </w:r>
+      <w:r>
+        <w:rPr>
+          <w:rFonts w:ascii="Times New Roman"/>
+        </w:rPr>
+        <w:t xml:space="preserve">, </w:t>
+      </w:r>
+      <w:r>
+        <w:rPr>
+          <w:rFonts w:ascii="Times New Roman"/>
+        </w:rPr>
+        <w:t xml:space="preserve">Kasperovics, R., </w:t>
+      </w:r>
+      <w:r>
+        <w:rPr>
+          <w:rFonts w:ascii="Times New Roman" w:hint="eastAsia"/>
+        </w:rPr>
+        <w:t xml:space="preserve">and </w:t>
+      </w:r>
+      <w:r>
+        <w:rPr>
+          <w:rFonts w:ascii="Times New Roman"/>
+        </w:rPr>
+        <w:t>Lee, J., “An In-depth Comparison of Subgraph Isomorphism Algorithms in Graph Databases</w:t>
+      </w:r>
+      <w:r>
+        <w:rPr>
+          <w:rFonts w:ascii="Times New Roman" w:hint="eastAsia"/>
+        </w:rPr>
+        <w:t>,</w:t>
+      </w:r>
+      <w:r>
+        <w:rPr>
+          <w:rFonts w:ascii="Times New Roman"/>
+        </w:rPr>
+        <w:t>”</w:t>
+      </w:r>
+      <w:r>
+        <w:rPr>
+          <w:rFonts w:ascii="Times New Roman" w:hint="eastAsia"/>
+        </w:rPr>
+        <w:t xml:space="preserve"> </w:t>
+      </w:r>
+      <w:r>
+        <w:rPr>
+          <w:rFonts w:ascii="Times New Roman"/>
+        </w:rPr>
+        <w:t>In </w:t>
+      </w:r>
+      <w:r>
+        <w:rPr>
+          <w:rFonts w:ascii="Times New Roman"/>
+          <w:i/>
+        </w:rPr>
+        <w:t>3</w:t>
+      </w:r>
+      <w:r>
+        <w:rPr>
+          <w:rFonts w:ascii="Times New Roman" w:hint="eastAsia"/>
+          <w:i/>
+        </w:rPr>
+        <w:t>9</w:t>
+      </w:r>
+      <w:r>
+        <w:rPr>
+          <w:rFonts w:ascii="Times New Roman"/>
+          <w:i/>
+        </w:rPr>
+        <w:t>th International Conference on Very Large Data Bases</w:t>
+      </w:r>
+      <w:r>
+        <w:rPr>
+          <w:rFonts w:ascii="Times New Roman" w:hint="eastAsia"/>
+          <w:i/>
+        </w:rPr>
+        <w:t xml:space="preserve"> </w:t>
+      </w:r>
+      <w:r>
+        <w:rPr>
+          <w:rFonts w:ascii="Times New Roman"/>
+          <w:i/>
+        </w:rPr>
+        <w:t xml:space="preserve">(VLDB) </w:t>
+      </w:r>
+      <w:r>
+        <w:rPr>
+          <w:rFonts w:ascii="Times New Roman"/>
+          <w:i/>
+        </w:rPr>
         <w:lastRenderedPageBreak/>
-        <w:t xml:space="preserve">Lee, J., </w:t>
-      </w:r>
-      <w:r>
-        <w:rPr>
-          <w:rFonts w:ascii="Times New Roman"/>
-          <w:u w:val="single"/>
-        </w:rPr>
-        <w:t>Han, W.</w:t>
-      </w:r>
-      <w:r>
-        <w:rPr>
-          <w:rFonts w:ascii="Times New Roman"/>
-        </w:rPr>
-        <w:t xml:space="preserve">, </w:t>
-      </w:r>
-      <w:r>
-        <w:rPr>
-          <w:rFonts w:ascii="Times New Roman"/>
-        </w:rPr>
-        <w:t xml:space="preserve">Kasperovics, R., </w:t>
-      </w:r>
-      <w:r>
-        <w:rPr>
-          <w:rFonts w:ascii="Times New Roman" w:hint="eastAsia"/>
-        </w:rPr>
-        <w:t xml:space="preserve">and </w:t>
-      </w:r>
-      <w:r>
-        <w:rPr>
-          <w:rFonts w:ascii="Times New Roman"/>
-        </w:rPr>
-        <w:t>Lee, J., “An In-depth Comparison of Subgraph Isomorphism Algorithms in Graph Databases</w:t>
-      </w:r>
-      <w:r>
-        <w:rPr>
-          <w:rFonts w:ascii="Times New Roman" w:hint="eastAsia"/>
-        </w:rPr>
-        <w:t>,</w:t>
-      </w:r>
-      <w:r>
-        <w:rPr>
-          <w:rFonts w:ascii="Times New Roman"/>
-        </w:rPr>
-        <w:t>”</w:t>
-      </w:r>
-      <w:r>
-        <w:rPr>
-          <w:rFonts w:ascii="Times New Roman" w:hint="eastAsia"/>
-        </w:rPr>
-        <w:t xml:space="preserve"> </w:t>
-      </w:r>
-      <w:r>
-        <w:rPr>
-          <w:rFonts w:ascii="Times New Roman"/>
-        </w:rPr>
-        <w:t>In </w:t>
-      </w:r>
-      <w:r>
-        <w:rPr>
-          <w:rFonts w:ascii="Times New Roman"/>
-          <w:i/>
-        </w:rPr>
-        <w:t>3</w:t>
-      </w:r>
-      <w:r>
-        <w:rPr>
-          <w:rFonts w:ascii="Times New Roman" w:hint="eastAsia"/>
-          <w:i/>
-        </w:rPr>
-        <w:t>9</w:t>
-      </w:r>
-      <w:r>
-        <w:rPr>
-          <w:rFonts w:ascii="Times New Roman"/>
-          <w:i/>
-        </w:rPr>
-        <w:t>th International Conference on Very Large Data Bases</w:t>
-      </w:r>
-      <w:r>
-        <w:rPr>
-          <w:rFonts w:ascii="Times New Roman" w:hint="eastAsia"/>
-          <w:i/>
-        </w:rPr>
-        <w:t xml:space="preserve"> </w:t>
-      </w:r>
-      <w:r>
-        <w:rPr>
-          <w:rFonts w:ascii="Times New Roman"/>
-          <w:i/>
-        </w:rPr>
-        <w:t>(VLDB) / Proceedings of the VLDB Endowment (</w:t>
+        <w:t>/ Proceedings of the VLDB Endowment (</w:t>
       </w:r>
       <w:r>
         <w:rPr>
@@ -14621,7 +14628,7 @@
           <w:tab w:val="left" w:pos="448"/>
         </w:tabs>
         <w:rPr>
-          <w:rFonts w:ascii="Times New Roman" w:hint="eastAsia"/>
+          <w:rFonts w:ascii="Times New Roman"/>
         </w:rPr>
       </w:pPr>
       <w:r>
@@ -15300,7 +15307,7 @@
           <w:tab w:val="left" w:pos="448"/>
         </w:tabs>
         <w:rPr>
-          <w:rFonts w:ascii="Times New Roman" w:hint="eastAsia"/>
+          <w:rFonts w:ascii="Times New Roman"/>
         </w:rPr>
       </w:pPr>
       <w:r>
@@ -15542,7 +15549,6 @@
           <w:rFonts w:ascii="Times New Roman"/>
           <w:u w:val="single"/>
         </w:rPr>
-        <w:lastRenderedPageBreak/>
         <w:t>Han, W.</w:t>
       </w:r>
       <w:r>
@@ -15575,6 +15581,7 @@
         <w:rPr>
           <w:rFonts w:ascii="Times New Roman"/>
         </w:rPr>
+        <w:lastRenderedPageBreak/>
         <w:t xml:space="preserve">Island, </w:t>
       </w:r>
       <w:r>
@@ -15993,7 +16000,7 @@
           <w:tab w:val="left" w:pos="448"/>
         </w:tabs>
         <w:rPr>
-          <w:rFonts w:ascii="Times New Roman" w:hint="eastAsia"/>
+          <w:rFonts w:ascii="Times New Roman"/>
         </w:rPr>
       </w:pPr>
       <w:r>
@@ -16064,7 +16071,7 @@
           <w:tab w:val="left" w:pos="448"/>
         </w:tabs>
         <w:rPr>
-          <w:rFonts w:ascii="Times New Roman" w:hint="eastAsia"/>
+          <w:rFonts w:ascii="Times New Roman"/>
         </w:rPr>
       </w:pPr>
       <w:r>
@@ -16748,7 +16755,6 @@
         <w:rPr>
           <w:rFonts w:ascii="Times New Roman"/>
         </w:rPr>
-        <w:lastRenderedPageBreak/>
         <w:t xml:space="preserve">Whang, K., Lee, M., Lee, J., Kim, M., and </w:t>
       </w:r>
       <w:r>
@@ -16806,171 +16812,7 @@
           <w:i/>
           <w:iCs/>
         </w:rPr>
-        <w:t>Proc. the 21st IEEE International Conference on Data Engineering (ICDE)</w:t>
-      </w:r>
-      <w:r>
-        <w:rPr>
-          <w:rFonts w:ascii="Times New Roman"/>
-        </w:rPr>
-        <w:t xml:space="preserve">, Tokyo, Japan, </w:t>
-      </w:r>
-      <w:r>
-        <w:rPr>
-          <w:rFonts w:ascii="Times New Roman"/>
-        </w:rPr>
-        <w:t xml:space="preserve">1104-1105, </w:t>
-      </w:r>
-      <w:r>
-        <w:rPr>
-          <w:rFonts w:ascii="Times New Roman"/>
-        </w:rPr>
-        <w:t>Apr. 2005. (demo</w:t>
-      </w:r>
-      <w:r>
-        <w:rPr>
-          <w:rFonts w:ascii="Times New Roman"/>
-        </w:rPr>
-        <w:t xml:space="preserve"> paper</w:t>
-      </w:r>
-      <w:r>
-        <w:rPr>
-          <w:rFonts w:ascii="Times New Roman"/>
-        </w:rPr>
-        <w:t xml:space="preserve">) </w:t>
-      </w:r>
-      <w:r>
-        <w:rPr>
-          <w:rFonts w:ascii="Times New Roman"/>
-          <w:b/>
-        </w:rPr>
-        <w:t>Best Demo Award</w:t>
-      </w:r>
-    </w:p>
-    <w:p>
-      <w:pPr>
-        <w:numPr>
-          <w:ilvl w:val="0"/>
-          <w:numId w:val="3"/>
-        </w:numPr>
-        <w:tabs>
-          <w:tab w:val="left" w:pos="448"/>
-        </w:tabs>
-        <w:rPr>
-          <w:rFonts w:ascii="Times New Roman"/>
-        </w:rPr>
-      </w:pPr>
-      <w:r>
-        <w:rPr>
-          <w:rFonts w:ascii="Times New Roman"/>
-          <w:u w:val="single"/>
-        </w:rPr>
-        <w:t>Han, W</w:t>
-      </w:r>
-      <w:r>
-        <w:rPr>
-          <w:rFonts w:ascii="Times New Roman"/>
-        </w:rPr>
-        <w:t>., Lee, K., Lee, B., and Kim, W</w:t>
-      </w:r>
-      <w:r>
-        <w:rPr>
-          <w:rFonts w:ascii="Times New Roman"/>
-        </w:rPr>
-        <w:t>., “</w:t>
-      </w:r>
-      <w:r>
-        <w:rPr>
-          <w:rFonts w:ascii="Times New Roman"/>
-        </w:rPr>
-        <w:t>An XML Storage System Using Object-Relational DBMSs: Syntax, Semantics, and Implementation</w:t>
-      </w:r>
-      <w:r>
-        <w:rPr>
-          <w:rFonts w:ascii="Times New Roman"/>
-        </w:rPr>
-        <w:t xml:space="preserve">,” In </w:t>
-      </w:r>
-      <w:r>
-        <w:rPr>
-          <w:rFonts w:ascii="Times New Roman"/>
-          <w:i/>
-        </w:rPr>
-        <w:t>Proc. Int’l Conf. on Information and Knowledge Engineering (IKE)</w:t>
-      </w:r>
-      <w:r>
-        <w:rPr>
-          <w:rFonts w:ascii="Times New Roman"/>
-        </w:rPr>
-        <w:t>, Las Vagas, NV, pp. 358-361, June 2004.</w:t>
-      </w:r>
-    </w:p>
-    <w:p>
-      <w:pPr>
-        <w:numPr>
-          <w:ilvl w:val="0"/>
-          <w:numId w:val="3"/>
-        </w:numPr>
-        <w:tabs>
-          <w:tab w:val="left" w:pos="448"/>
-        </w:tabs>
-        <w:rPr>
-          <w:rFonts w:ascii="Times New Roman"/>
-        </w:rPr>
-      </w:pPr>
-      <w:r>
-        <w:rPr>
-          <w:rFonts w:ascii="Times New Roman"/>
-        </w:rPr>
-        <w:t xml:space="preserve">Moon, Y. and Whang, K., </w:t>
-      </w:r>
-      <w:r>
-        <w:rPr>
-          <w:rFonts w:ascii="Times New Roman"/>
-          <w:u w:val="single"/>
-        </w:rPr>
-        <w:t>Han, W.</w:t>
-      </w:r>
-      <w:r>
-        <w:rPr>
-          <w:rFonts w:ascii="Times New Roman"/>
-        </w:rPr>
-        <w:t xml:space="preserve">, </w:t>
-      </w:r>
-      <w:r>
-        <w:rPr>
-          <w:rFonts w:ascii="Times New Roman"/>
-        </w:rPr>
-        <w:t>“</w:t>
-      </w:r>
-      <w:r>
-        <w:rPr>
-          <w:rFonts w:ascii="Times New Roman"/>
-        </w:rPr>
-        <w:t>GeneralMatch: A Subsequence Matching Method in Time-Series</w:t>
-      </w:r>
-      <w:r>
-        <w:rPr>
-          <w:rFonts w:ascii="Times New Roman" w:hint="eastAsia"/>
-        </w:rPr>
-        <w:t xml:space="preserve"> </w:t>
-      </w:r>
-      <w:r>
-        <w:rPr>
-          <w:rFonts w:ascii="Times New Roman"/>
-        </w:rPr>
-        <w:t>Databases Based on Generalized Windows,</w:t>
-      </w:r>
-      <w:r>
-        <w:rPr>
-          <w:rFonts w:ascii="Times New Roman"/>
-        </w:rPr>
-        <w:t>”</w:t>
-      </w:r>
-      <w:r>
-        <w:rPr>
-          <w:rFonts w:ascii="Times New Roman"/>
-        </w:rPr>
-        <w:t xml:space="preserve"> In </w:t>
+        <w:t xml:space="preserve">Proc. the 21st IEEE International Conference on Data </w:t>
       </w:r>
       <w:r>
         <w:rPr>
@@ -16978,98 +16820,188 @@
           <w:i/>
           <w:iCs/>
         </w:rPr>
-        <w:t>Proc. 28th ACM Int'l Conf. on Management of Data</w:t>
-      </w:r>
-      <w:r>
-        <w:rPr>
-          <w:rFonts w:ascii="Times New Roman" w:hint="eastAsia"/>
+        <w:lastRenderedPageBreak/>
+        <w:t>Engineering (ICDE)</w:t>
+      </w:r>
+      <w:r>
+        <w:rPr>
+          <w:rFonts w:ascii="Times New Roman"/>
+        </w:rPr>
+        <w:t xml:space="preserve">, Tokyo, Japan, </w:t>
+      </w:r>
+      <w:r>
+        <w:rPr>
+          <w:rFonts w:ascii="Times New Roman"/>
+        </w:rPr>
+        <w:t xml:space="preserve">1104-1105, </w:t>
+      </w:r>
+      <w:r>
+        <w:rPr>
+          <w:rFonts w:ascii="Times New Roman"/>
+        </w:rPr>
+        <w:t>Apr. 2005. (demo</w:t>
+      </w:r>
+      <w:r>
+        <w:rPr>
+          <w:rFonts w:ascii="Times New Roman"/>
+        </w:rPr>
+        <w:t xml:space="preserve"> paper</w:t>
+      </w:r>
+      <w:r>
+        <w:rPr>
+          <w:rFonts w:ascii="Times New Roman"/>
+        </w:rPr>
+        <w:t xml:space="preserve">) </w:t>
+      </w:r>
+      <w:r>
+        <w:rPr>
+          <w:rFonts w:ascii="Times New Roman"/>
+          <w:b/>
+        </w:rPr>
+        <w:t>Best Demo Award</w:t>
+      </w:r>
+    </w:p>
+    <w:p>
+      <w:pPr>
+        <w:numPr>
+          <w:ilvl w:val="0"/>
+          <w:numId w:val="3"/>
+        </w:numPr>
+        <w:tabs>
+          <w:tab w:val="left" w:pos="448"/>
+        </w:tabs>
+        <w:rPr>
+          <w:rFonts w:ascii="Times New Roman"/>
+        </w:rPr>
+      </w:pPr>
+      <w:r>
+        <w:rPr>
+          <w:rFonts w:ascii="Times New Roman"/>
+          <w:u w:val="single"/>
+        </w:rPr>
+        <w:t>Han, W</w:t>
+      </w:r>
+      <w:r>
+        <w:rPr>
+          <w:rFonts w:ascii="Times New Roman"/>
+        </w:rPr>
+        <w:t>., Lee, K., Lee, B., and Kim, W</w:t>
+      </w:r>
+      <w:r>
+        <w:rPr>
+          <w:rFonts w:ascii="Times New Roman"/>
+        </w:rPr>
+        <w:t>., “</w:t>
+      </w:r>
+      <w:r>
+        <w:rPr>
+          <w:rFonts w:ascii="Times New Roman"/>
+        </w:rPr>
+        <w:t>An XML Storage System Using Object-Relational DBMSs: Syntax, Semantics, and Implementation</w:t>
+      </w:r>
+      <w:r>
+        <w:rPr>
+          <w:rFonts w:ascii="Times New Roman"/>
+        </w:rPr>
+        <w:t xml:space="preserve">,” In </w:t>
+      </w:r>
+      <w:r>
+        <w:rPr>
+          <w:rFonts w:ascii="Times New Roman"/>
+          <w:i/>
+        </w:rPr>
+        <w:t>Proc. Int’l Conf. on Information and Knowledge Engineering (IKE)</w:t>
+      </w:r>
+      <w:r>
+        <w:rPr>
+          <w:rFonts w:ascii="Times New Roman"/>
+        </w:rPr>
+        <w:t>, Las Vagas, NV, pp. 358-361, June 2004.</w:t>
+      </w:r>
+    </w:p>
+    <w:p>
+      <w:pPr>
+        <w:numPr>
+          <w:ilvl w:val="0"/>
+          <w:numId w:val="3"/>
+        </w:numPr>
+        <w:tabs>
+          <w:tab w:val="left" w:pos="448"/>
+        </w:tabs>
+        <w:rPr>
+          <w:rFonts w:ascii="Times New Roman"/>
+        </w:rPr>
+      </w:pPr>
+      <w:r>
+        <w:rPr>
+          <w:rFonts w:ascii="Times New Roman"/>
+        </w:rPr>
+        <w:t xml:space="preserve">Moon, Y. and Whang, K., </w:t>
+      </w:r>
+      <w:r>
+        <w:rPr>
+          <w:rFonts w:ascii="Times New Roman"/>
+          <w:u w:val="single"/>
+        </w:rPr>
+        <w:t>Han, W.</w:t>
+      </w:r>
+      <w:r>
+        <w:rPr>
+          <w:rFonts w:ascii="Times New Roman"/>
+        </w:rPr>
+        <w:t xml:space="preserve">, </w:t>
+      </w:r>
+      <w:r>
+        <w:rPr>
+          <w:rFonts w:ascii="Times New Roman"/>
+        </w:rPr>
+        <w:t>“</w:t>
+      </w:r>
+      <w:r>
+        <w:rPr>
+          <w:rFonts w:ascii="Times New Roman"/>
+        </w:rPr>
+        <w:t>GeneralMatch: A Subsequence Matching Method in Time-Series</w:t>
+      </w:r>
+      <w:r>
+        <w:rPr>
+          <w:rFonts w:ascii="Times New Roman" w:hint="eastAsia"/>
+        </w:rPr>
+        <w:t xml:space="preserve"> </w:t>
+      </w:r>
+      <w:r>
+        <w:rPr>
+          <w:rFonts w:ascii="Times New Roman"/>
+        </w:rPr>
+        <w:t>Databases Based on Generalized Windows,</w:t>
+      </w:r>
+      <w:r>
+        <w:rPr>
+          <w:rFonts w:ascii="Times New Roman"/>
+        </w:rPr>
+        <w:t>”</w:t>
+      </w:r>
+      <w:r>
+        <w:rPr>
+          <w:rFonts w:ascii="Times New Roman"/>
+        </w:rPr>
+        <w:t xml:space="preserve"> In </w:t>
+      </w:r>
+      <w:r>
+        <w:rPr>
+          <w:rFonts w:ascii="Times New Roman"/>
           <w:i/>
           <w:iCs/>
         </w:rPr>
-        <w:t xml:space="preserve"> </w:t>
-      </w:r>
-      <w:r>
-        <w:rPr>
-          <w:rFonts w:ascii="Times New Roman"/>
+        <w:t>Proc. 28th ACM Int'l Conf. on Management of Data</w:t>
+      </w:r>
+      <w:r>
+        <w:rPr>
+          <w:rFonts w:ascii="Times New Roman" w:hint="eastAsia"/>
           <w:i/>
           <w:iCs/>
         </w:rPr>
-        <w:t>(SIGMOD)</w:t>
-      </w:r>
-      <w:r>
-        <w:rPr>
-          <w:rFonts w:ascii="Times New Roman"/>
-        </w:rPr>
-        <w:t>, Madison, Wisconsin, pp. 382-393, June 2002.</w:t>
-      </w:r>
-    </w:p>
-    <w:p>
-      <w:pPr>
-        <w:numPr>
-          <w:ilvl w:val="0"/>
-          <w:numId w:val="3"/>
-        </w:numPr>
-        <w:tabs>
-          <w:tab w:val="left" w:pos="448"/>
-        </w:tabs>
-        <w:rPr>
-          <w:rFonts w:ascii="Times New Roman"/>
-        </w:rPr>
-      </w:pPr>
-      <w:r>
-        <w:rPr>
-          <w:rFonts w:ascii="Times New Roman"/>
-          <w:u w:val="single"/>
-        </w:rPr>
-        <w:t>Han, W.</w:t>
-      </w:r>
-      <w:r>
-        <w:rPr>
-          <w:rFonts w:ascii="Times New Roman"/>
-        </w:rPr>
-        <w:t xml:space="preserve">, Whang, K., Moon, Y., and Song, I., </w:t>
-      </w:r>
-      <w:r>
-        <w:rPr>
-          <w:rFonts w:ascii="Times New Roman"/>
-        </w:rPr>
-        <w:t>“</w:t>
-      </w:r>
-      <w:r>
-        <w:rPr>
-          <w:rFonts w:ascii="Times New Roman"/>
-        </w:rPr>
-        <w:t>Prefetching Based on the Type-Level Access Pattern</w:t>
-      </w:r>
-      <w:r>
-        <w:rPr>
-          <w:rFonts w:ascii="Times New Roman" w:hint="eastAsia"/>
-        </w:rPr>
         <w:t xml:space="preserve"> </w:t>
-      </w:r>
-      <w:r>
-        <w:rPr>
-          <w:rFonts w:ascii="Times New Roman" w:hint="eastAsia"/>
-        </w:rPr>
-        <w:t>i</w:t>
-      </w:r>
-      <w:r>
-        <w:rPr>
-          <w:rFonts w:ascii="Times New Roman"/>
-        </w:rPr>
-        <w:t>n Object-Relational DBMSs,</w:t>
-      </w:r>
-      <w:r>
-        <w:rPr>
-          <w:rFonts w:ascii="Times New Roman"/>
-        </w:rPr>
-        <w:t>”</w:t>
-      </w:r>
-      <w:r>
-        <w:rPr>
-          <w:rFonts w:ascii="Times New Roman"/>
-        </w:rPr>
-        <w:t xml:space="preserve"> In </w:t>
       </w:r>
       <w:r>
         <w:rPr>
@@ -17077,13 +17009,52 @@
           <w:i/>
           <w:iCs/>
         </w:rPr>
-        <w:t>Proc. the 17th IEEE Int'l Conf. on Data Engineering (ICDE)</w:t>
-      </w:r>
-      <w:r>
-        <w:rPr>
-          <w:rFonts w:ascii="Times New Roman"/>
-        </w:rPr>
-        <w:t>,</w:t>
+        <w:t>(SIGMOD)</w:t>
+      </w:r>
+      <w:r>
+        <w:rPr>
+          <w:rFonts w:ascii="Times New Roman"/>
+        </w:rPr>
+        <w:t>, Madison, Wisconsin, pp. 382-393, June 2002.</w:t>
+      </w:r>
+    </w:p>
+    <w:p>
+      <w:pPr>
+        <w:numPr>
+          <w:ilvl w:val="0"/>
+          <w:numId w:val="3"/>
+        </w:numPr>
+        <w:tabs>
+          <w:tab w:val="left" w:pos="448"/>
+        </w:tabs>
+        <w:rPr>
+          <w:rFonts w:ascii="Times New Roman"/>
+        </w:rPr>
+      </w:pPr>
+      <w:r>
+        <w:rPr>
+          <w:rFonts w:ascii="Times New Roman"/>
+          <w:u w:val="single"/>
+        </w:rPr>
+        <w:t>Han, W.</w:t>
+      </w:r>
+      <w:r>
+        <w:rPr>
+          <w:rFonts w:ascii="Times New Roman"/>
+        </w:rPr>
+        <w:t xml:space="preserve">, Whang, K., Moon, Y., and Song, I., </w:t>
+      </w:r>
+      <w:r>
+        <w:rPr>
+          <w:rFonts w:ascii="Times New Roman"/>
+        </w:rPr>
+        <w:t>“</w:t>
+      </w:r>
+      <w:r>
+        <w:rPr>
+          <w:rFonts w:ascii="Times New Roman"/>
+        </w:rPr>
+        <w:t>Prefetching Based on the Type-Level Access Pattern</w:t>
       </w:r>
       <w:r>
         <w:rPr>
@@ -17093,66 +17064,15 @@
       </w:r>
       <w:r>
         <w:rPr>
-          <w:rFonts w:ascii="Times New Roman"/>
-        </w:rPr>
-        <w:t>Heidelberg, Germany, pp. 651-660, Apr. 2001.</w:t>
-      </w:r>
-    </w:p>
-    <w:p>
-      <w:pPr>
-        <w:numPr>
-          <w:ilvl w:val="0"/>
-          <w:numId w:val="3"/>
-        </w:numPr>
-        <w:tabs>
-          <w:tab w:val="left" w:pos="448"/>
-        </w:tabs>
-        <w:rPr>
-          <w:rFonts w:ascii="Times New Roman" w:hint="eastAsia"/>
-        </w:rPr>
-      </w:pPr>
-      <w:r>
-        <w:rPr>
-          <w:rFonts w:ascii="Times New Roman"/>
-        </w:rPr>
-        <w:t xml:space="preserve">Cho, W., </w:t>
-      </w:r>
-      <w:r>
-        <w:rPr>
-          <w:rFonts w:ascii="Times New Roman"/>
-          <w:u w:val="single"/>
-        </w:rPr>
-        <w:t>Han, W.</w:t>
-      </w:r>
-      <w:r>
-        <w:rPr>
-          <w:rFonts w:ascii="Times New Roman"/>
-        </w:rPr>
-        <w:t xml:space="preserve">, Whang, K., and Hong, K., </w:t>
-      </w:r>
-      <w:r>
-        <w:rPr>
-          <w:rFonts w:ascii="Times New Roman"/>
-        </w:rPr>
-        <w:t>“</w:t>
-      </w:r>
-      <w:r>
-        <w:rPr>
-          <w:rFonts w:ascii="Times New Roman"/>
-        </w:rPr>
-        <w:t>Estimating Nested Selectivity in Object-Oriented</w:t>
-      </w:r>
-      <w:r>
-        <w:rPr>
-          <w:rFonts w:ascii="Times New Roman" w:hint="eastAsia"/>
-        </w:rPr>
-        <w:t xml:space="preserve"> </w:t>
-      </w:r>
-      <w:r>
-        <w:rPr>
-          <w:rFonts w:ascii="Times New Roman"/>
-        </w:rPr>
-        <w:t>Databases,</w:t>
+          <w:rFonts w:ascii="Times New Roman" w:hint="eastAsia"/>
+        </w:rPr>
+        <w:t>i</w:t>
+      </w:r>
+      <w:r>
+        <w:rPr>
+          <w:rFonts w:ascii="Times New Roman"/>
+        </w:rPr>
+        <w:t>n Object-Relational DBMSs,</w:t>
       </w:r>
       <w:r>
         <w:rPr>
@@ -17172,113 +17092,208 @@
           <w:i/>
           <w:iCs/>
         </w:rPr>
-        <w:t>Proc. the 9th ACM Int'l Conf. on Information and Knowledge Management (CIKM)</w:t>
-      </w:r>
-      <w:r>
-        <w:rPr>
-          <w:rFonts w:ascii="Times New Roman" w:hint="eastAsia"/>
+        <w:t>Proc. the 17th IEEE Int'l Conf. on Data Engineering (ICDE)</w:t>
+      </w:r>
+      <w:r>
+        <w:rPr>
+          <w:rFonts w:ascii="Times New Roman"/>
+        </w:rPr>
+        <w:t>,</w:t>
+      </w:r>
+      <w:r>
+        <w:rPr>
+          <w:rFonts w:ascii="Times New Roman" w:hint="eastAsia"/>
+        </w:rPr>
+        <w:t xml:space="preserve"> </w:t>
+      </w:r>
+      <w:r>
+        <w:rPr>
+          <w:rFonts w:ascii="Times New Roman"/>
+        </w:rPr>
+        <w:t>Heidelberg, Germany, pp. 651-660, Apr. 2001.</w:t>
+      </w:r>
+    </w:p>
+    <w:p>
+      <w:pPr>
+        <w:numPr>
+          <w:ilvl w:val="0"/>
+          <w:numId w:val="3"/>
+        </w:numPr>
+        <w:tabs>
+          <w:tab w:val="left" w:pos="448"/>
+        </w:tabs>
+        <w:rPr>
+          <w:rFonts w:ascii="Times New Roman"/>
+        </w:rPr>
+      </w:pPr>
+      <w:r>
+        <w:rPr>
+          <w:rFonts w:ascii="Times New Roman"/>
+        </w:rPr>
+        <w:t xml:space="preserve">Cho, W., </w:t>
+      </w:r>
+      <w:r>
+        <w:rPr>
+          <w:rFonts w:ascii="Times New Roman"/>
+          <w:u w:val="single"/>
+        </w:rPr>
+        <w:t>Han, W.</w:t>
+      </w:r>
+      <w:r>
+        <w:rPr>
+          <w:rFonts w:ascii="Times New Roman"/>
+        </w:rPr>
+        <w:t xml:space="preserve">, Whang, K., and Hong, K., </w:t>
+      </w:r>
+      <w:r>
+        <w:rPr>
+          <w:rFonts w:ascii="Times New Roman"/>
+        </w:rPr>
+        <w:t>“</w:t>
+      </w:r>
+      <w:r>
+        <w:rPr>
+          <w:rFonts w:ascii="Times New Roman"/>
+        </w:rPr>
+        <w:t>Estimating Nested Selectivity in Object-Oriented</w:t>
+      </w:r>
+      <w:r>
+        <w:rPr>
+          <w:rFonts w:ascii="Times New Roman" w:hint="eastAsia"/>
+        </w:rPr>
+        <w:t xml:space="preserve"> </w:t>
+      </w:r>
+      <w:r>
+        <w:rPr>
+          <w:rFonts w:ascii="Times New Roman"/>
+        </w:rPr>
+        <w:t>Databases,</w:t>
+      </w:r>
+      <w:r>
+        <w:rPr>
+          <w:rFonts w:ascii="Times New Roman"/>
+        </w:rPr>
+        <w:t>”</w:t>
+      </w:r>
+      <w:r>
+        <w:rPr>
+          <w:rFonts w:ascii="Times New Roman"/>
+        </w:rPr>
+        <w:t xml:space="preserve"> In </w:t>
+      </w:r>
+      <w:r>
+        <w:rPr>
+          <w:rFonts w:ascii="Times New Roman"/>
           <w:i/>
           <w:iCs/>
         </w:rPr>
-        <w:t xml:space="preserve">, </w:t>
-      </w:r>
-      <w:r>
-        <w:rPr>
-          <w:rFonts w:ascii="Times New Roman"/>
-        </w:rPr>
-        <w:t>Washington, DC, pp. 94-101, Nov. 2000.</w:t>
-      </w:r>
-    </w:p>
-    <w:p>
-      <w:pPr>
-        <w:numPr>
-          <w:ilvl w:val="0"/>
-          <w:numId w:val="3"/>
-        </w:numPr>
-        <w:tabs>
-          <w:tab w:val="left" w:pos="448"/>
-        </w:tabs>
-        <w:rPr>
-          <w:rFonts w:ascii="Times New Roman"/>
-        </w:rPr>
-      </w:pPr>
-      <w:r>
-        <w:rPr>
-          <w:rFonts w:ascii="Times New Roman"/>
-        </w:rPr>
-        <w:t xml:space="preserve">Lee, J., Whang, K., </w:t>
-      </w:r>
-      <w:r>
-        <w:rPr>
-          <w:rFonts w:ascii="Times New Roman"/>
-          <w:u w:val="single"/>
-        </w:rPr>
-        <w:t>Han, W.</w:t>
-      </w:r>
-      <w:r>
-        <w:rPr>
-          <w:rFonts w:ascii="Times New Roman"/>
-        </w:rPr>
-        <w:t xml:space="preserve">, Cho, W., and Song, I., </w:t>
-      </w:r>
-      <w:r>
-        <w:rPr>
-          <w:rFonts w:ascii="Times New Roman"/>
-        </w:rPr>
-        <w:t>“</w:t>
-      </w:r>
-      <w:r>
-        <w:rPr>
-          <w:rFonts w:ascii="Times New Roman"/>
-        </w:rPr>
-        <w:t>2D-CHI: A Tunable Two-Dimensional Class</w:t>
-      </w:r>
-      <w:r>
-        <w:rPr>
-          <w:rFonts w:ascii="Times New Roman" w:hint="eastAsia"/>
-        </w:rPr>
-        <w:t xml:space="preserve"> </w:t>
-      </w:r>
-      <w:r>
-        <w:rPr>
-          <w:rFonts w:ascii="Times New Roman"/>
-        </w:rPr>
-        <w:t>Hierarchy Index for Object- Oriented Databases,</w:t>
-      </w:r>
-      <w:r>
-        <w:rPr>
-          <w:rFonts w:ascii="Times New Roman"/>
-        </w:rPr>
-        <w:t>”</w:t>
-      </w:r>
-      <w:r>
-        <w:rPr>
-          <w:rFonts w:ascii="Times New Roman"/>
-        </w:rPr>
-        <w:t xml:space="preserve"> In </w:t>
-      </w:r>
-      <w:r>
-        <w:rPr>
-          <w:rFonts w:ascii="Times New Roman"/>
+        <w:t>Proc. the 9th ACM Int'l Conf. on Information and Knowledge Management (CIKM)</w:t>
+      </w:r>
+      <w:r>
+        <w:rPr>
+          <w:rFonts w:ascii="Times New Roman" w:hint="eastAsia"/>
           <w:i/>
           <w:iCs/>
         </w:rPr>
-        <w:t>Proc. IEEE Int'l Comp. Software and App.</w:t>
-      </w:r>
-      <w:r>
-        <w:rPr>
-          <w:rFonts w:ascii="Times New Roman" w:hint="eastAsia"/>
+        <w:t xml:space="preserve">, </w:t>
+      </w:r>
+      <w:r>
+        <w:rPr>
+          <w:rFonts w:ascii="Times New Roman"/>
+        </w:rPr>
+        <w:t>Washington, DC, pp. 94-101, Nov. 2000.</w:t>
+      </w:r>
+    </w:p>
+    <w:p>
+      <w:pPr>
+        <w:numPr>
+          <w:ilvl w:val="0"/>
+          <w:numId w:val="3"/>
+        </w:numPr>
+        <w:tabs>
+          <w:tab w:val="left" w:pos="448"/>
+        </w:tabs>
+        <w:rPr>
+          <w:rFonts w:ascii="Times New Roman"/>
+        </w:rPr>
+      </w:pPr>
+      <w:r>
+        <w:rPr>
+          <w:rFonts w:ascii="Times New Roman"/>
+        </w:rPr>
+        <w:t xml:space="preserve">Lee, J., Whang, K., </w:t>
+      </w:r>
+      <w:r>
+        <w:rPr>
+          <w:rFonts w:ascii="Times New Roman"/>
+          <w:u w:val="single"/>
+        </w:rPr>
+        <w:t>Han, W.</w:t>
+      </w:r>
+      <w:r>
+        <w:rPr>
+          <w:rFonts w:ascii="Times New Roman"/>
+        </w:rPr>
+        <w:t xml:space="preserve">, Cho, W., and Song, I., </w:t>
+      </w:r>
+      <w:r>
+        <w:rPr>
+          <w:rFonts w:ascii="Times New Roman"/>
+        </w:rPr>
+        <w:t>“</w:t>
+      </w:r>
+      <w:r>
+        <w:rPr>
+          <w:rFonts w:ascii="Times New Roman"/>
+        </w:rPr>
+        <w:t>2D-CHI: A Tunable Two-Dimensional Class</w:t>
+      </w:r>
+      <w:r>
+        <w:rPr>
+          <w:rFonts w:ascii="Times New Roman" w:hint="eastAsia"/>
+        </w:rPr>
+        <w:t xml:space="preserve"> </w:t>
+      </w:r>
+      <w:r>
+        <w:rPr>
+          <w:rFonts w:ascii="Times New Roman"/>
+        </w:rPr>
+        <w:t>Hierarchy Index for Object- Oriented Databases,</w:t>
+      </w:r>
+      <w:r>
+        <w:rPr>
+          <w:rFonts w:ascii="Times New Roman"/>
+        </w:rPr>
+        <w:t>”</w:t>
+      </w:r>
+      <w:r>
+        <w:rPr>
+          <w:rFonts w:ascii="Times New Roman"/>
+        </w:rPr>
+        <w:t xml:space="preserve"> In </w:t>
+      </w:r>
+      <w:r>
+        <w:rPr>
+          <w:rFonts w:ascii="Times New Roman"/>
           <w:i/>
           <w:iCs/>
         </w:rPr>
-        <w:t xml:space="preserve"> </w:t>
-      </w:r>
-      <w:r>
-        <w:rPr>
-          <w:rFonts w:ascii="Times New Roman"/>
+        <w:t>Proc. IEEE Int'l Comp. Software and App.</w:t>
+      </w:r>
+      <w:r>
+        <w:rPr>
+          <w:rFonts w:ascii="Times New Roman" w:hint="eastAsia"/>
           <w:i/>
           <w:iCs/>
         </w:rPr>
+        <w:t xml:space="preserve"> </w:t>
+      </w:r>
+      <w:r>
+        <w:rPr>
+          <w:rFonts w:ascii="Times New Roman"/>
+          <w:i/>
+          <w:iCs/>
+        </w:rPr>
         <w:t>Conf. (COMPSAC)</w:t>
       </w:r>
       <w:r>
@@ -17294,7 +17309,7 @@
           <w:tab w:val="left" w:pos="448"/>
         </w:tabs>
         <w:rPr>
-          <w:rFonts w:ascii="Times New Roman" w:hint="eastAsia"/>
+          <w:rFonts w:ascii="Times New Roman"/>
         </w:rPr>
       </w:pPr>
     </w:p>
@@ -17305,7 +17320,7 @@
         </w:tabs>
         <w:spacing w:after="160"/>
         <w:rPr>
-          <w:rFonts w:ascii="Times New Roman" w:hint="eastAsia"/>
+          <w:rFonts w:ascii="Times New Roman"/>
           <w:i/>
           <w:iCs/>
           <w:sz w:val="24"/>
@@ -17428,7 +17443,7 @@
           <w:tab w:val="left" w:pos="448"/>
         </w:tabs>
         <w:rPr>
-          <w:rFonts w:ascii="Times New Roman" w:hint="eastAsia"/>
+          <w:rFonts w:ascii="Times New Roman"/>
         </w:rPr>
       </w:pPr>
       <w:r>
@@ -17785,14 +17800,72 @@
         <w:rPr>
           <w:rFonts w:ascii="Times New Roman" w:hint="eastAsia"/>
         </w:rPr>
+        <w:t>Song, M.,</w:t>
+      </w:r>
+      <w:r>
+        <w:rPr>
+          <w:rFonts w:ascii="Times New Roman"/>
+        </w:rPr>
+        <w:t xml:space="preserve"> Yu, H., and </w:t>
+      </w:r>
+      <w:r>
+        <w:rPr>
+          <w:rFonts w:ascii="Times New Roman"/>
+          <w:u w:val="single"/>
+        </w:rPr>
+        <w:t>Han, W.</w:t>
+      </w:r>
+      <w:r>
+        <w:rPr>
+          <w:rFonts w:ascii="Times New Roman"/>
+        </w:rPr>
+        <w:t xml:space="preserve">, “Developing a Hybrid Dictionary-based Bio-Entity Recognition Technique,” </w:t>
+      </w:r>
+      <w:r>
+        <w:rPr>
+          <w:rFonts w:ascii="Times New Roman"/>
+          <w:i/>
+        </w:rPr>
+        <w:t>BMC Medical Informatics and Decision Making</w:t>
+      </w:r>
+      <w:r>
+        <w:rPr>
+          <w:rFonts w:ascii="Times New Roman"/>
+        </w:rPr>
+        <w:t>, 15 Suppl 1:S9, May 2015</w:t>
+      </w:r>
+      <w:r>
+        <w:rPr>
+          <w:rFonts w:ascii="Times New Roman"/>
+        </w:rPr>
+        <w:t xml:space="preserve">. </w:t>
+      </w:r>
+      <w:r>
+        <w:rPr>
+          <w:rFonts w:ascii="Times New Roman"/>
+        </w:rPr>
         <w:lastRenderedPageBreak/>
-        <w:t>Song, M.,</w:t>
-      </w:r>
-      <w:r>
-        <w:rPr>
-          <w:rFonts w:ascii="Times New Roman"/>
-        </w:rPr>
-        <w:t xml:space="preserve"> Yu, H., and </w:t>
+        <w:t>(corresponding author)</w:t>
+      </w:r>
+    </w:p>
+    <w:p>
+      <w:pPr>
+        <w:numPr>
+          <w:ilvl w:val="0"/>
+          <w:numId w:val="3"/>
+        </w:numPr>
+        <w:tabs>
+          <w:tab w:val="left" w:pos="448"/>
+        </w:tabs>
+        <w:rPr>
+          <w:rFonts w:ascii="Times New Roman"/>
+        </w:rPr>
+      </w:pPr>
+      <w:r>
+        <w:rPr>
+          <w:rFonts w:ascii="Times New Roman"/>
+        </w:rPr>
+        <w:t xml:space="preserve">Whang, K., Lee, J., Lee, M., </w:t>
       </w:r>
       <w:r>
         <w:rPr>
@@ -17805,26 +17878,209 @@
         <w:rPr>
           <w:rFonts w:ascii="Times New Roman"/>
         </w:rPr>
-        <w:t xml:space="preserve">, “Developing a Hybrid Dictionary-based Bio-Entity Recognition Technique,” </w:t>
+        <w:t>, Kim M., and Kim, J., “</w:t>
+      </w:r>
+      <w:r>
+        <w:rPr>
+          <w:rFonts w:ascii="Times New Roman" w:hint="eastAsia"/>
+        </w:rPr>
+        <w:t>DB-IR integration using tight-coupling in the Odysseus DBMS</w:t>
+      </w:r>
+      <w:r>
+        <w:rPr>
+          <w:rFonts w:ascii="Times New Roman"/>
+        </w:rPr>
+        <w:t xml:space="preserve">,” World Wide Web Journal, </w:t>
+      </w:r>
+      <w:r>
+        <w:rPr>
+          <w:rFonts w:ascii="Times New Roman"/>
+        </w:rPr>
+        <w:t>Vol. 18, Issue 3, pp. 491-520, May</w:t>
+      </w:r>
+      <w:r>
+        <w:rPr>
+          <w:rFonts w:ascii="Times New Roman"/>
+        </w:rPr>
+        <w:t xml:space="preserve"> 201</w:t>
+      </w:r>
+      <w:r>
+        <w:rPr>
+          <w:rFonts w:ascii="Times New Roman"/>
+        </w:rPr>
+        <w:t>5</w:t>
+      </w:r>
+      <w:r>
+        <w:rPr>
+          <w:rFonts w:ascii="Times New Roman"/>
+        </w:rPr>
+        <w:t xml:space="preserve">. </w:t>
+      </w:r>
+    </w:p>
+    <w:p>
+      <w:pPr>
+        <w:numPr>
+          <w:ilvl w:val="0"/>
+          <w:numId w:val="3"/>
+        </w:numPr>
+        <w:tabs>
+          <w:tab w:val="left" w:pos="448"/>
+        </w:tabs>
+        <w:rPr>
+          <w:rFonts w:ascii="Times New Roman"/>
+        </w:rPr>
+      </w:pPr>
+      <w:r>
+        <w:rPr>
+          <w:rFonts w:ascii="Times New Roman"/>
+        </w:rPr>
+        <w:t xml:space="preserve">Lee, J., </w:t>
+      </w:r>
+      <w:r>
+        <w:rPr>
+          <w:rFonts w:ascii="Times New Roman"/>
+          <w:u w:val="single"/>
+        </w:rPr>
+        <w:t>Han, W.</w:t>
+      </w:r>
+      <w:r>
+        <w:rPr>
+          <w:rFonts w:ascii="Times New Roman"/>
+        </w:rPr>
+        <w:t>, An, K., and Sung, K., “</w:t>
+      </w:r>
+      <w:r>
+        <w:rPr>
+          <w:rFonts w:ascii="Times New Roman" w:hint="eastAsia"/>
+        </w:rPr>
+        <w:t xml:space="preserve">Towards </w:t>
+      </w:r>
+      <w:r>
+        <w:rPr>
+          <w:rFonts w:ascii="Times New Roman"/>
+        </w:rPr>
+        <w:t>I</w:t>
+      </w:r>
+      <w:r>
+        <w:rPr>
+          <w:rFonts w:ascii="Times New Roman" w:hint="eastAsia"/>
+        </w:rPr>
+        <w:t xml:space="preserve">ntelligent </w:t>
+      </w:r>
+      <w:r>
+        <w:rPr>
+          <w:rFonts w:ascii="Times New Roman"/>
+        </w:rPr>
+        <w:t>I</w:t>
+      </w:r>
+      <w:r>
+        <w:rPr>
+          <w:rFonts w:ascii="Times New Roman" w:hint="eastAsia"/>
+        </w:rPr>
+        <w:t xml:space="preserve">n-vehicle </w:t>
+      </w:r>
+      <w:r>
+        <w:rPr>
+          <w:rFonts w:ascii="Times New Roman"/>
+        </w:rPr>
+        <w:t>S</w:t>
+      </w:r>
+      <w:r>
+        <w:rPr>
+          <w:rFonts w:ascii="Times New Roman" w:hint="eastAsia"/>
+        </w:rPr>
+        <w:t xml:space="preserve">ensor </w:t>
+      </w:r>
+      <w:r>
+        <w:rPr>
+          <w:rFonts w:ascii="Times New Roman"/>
+        </w:rPr>
+        <w:t>D</w:t>
+      </w:r>
+      <w:r>
+        <w:rPr>
+          <w:rFonts w:ascii="Times New Roman" w:hint="eastAsia"/>
+        </w:rPr>
+        <w:t xml:space="preserve">atabase </w:t>
+      </w:r>
+      <w:r>
+        <w:rPr>
+          <w:rFonts w:ascii="Times New Roman"/>
+        </w:rPr>
+        <w:t>M</w:t>
+      </w:r>
+      <w:r>
+        <w:rPr>
+          <w:rFonts w:ascii="Times New Roman" w:hint="eastAsia"/>
+        </w:rPr>
+        <w:t xml:space="preserve">anagement </w:t>
+      </w:r>
+      <w:r>
+        <w:rPr>
+          <w:rFonts w:ascii="Times New Roman"/>
+        </w:rPr>
+        <w:t>S</w:t>
+      </w:r>
+      <w:r>
+        <w:rPr>
+          <w:rFonts w:ascii="Times New Roman" w:hint="eastAsia"/>
+        </w:rPr>
+        <w:t>ystems</w:t>
+      </w:r>
+      <w:r>
+        <w:rPr>
+          <w:rFonts w:ascii="Times New Roman"/>
+        </w:rPr>
+        <w:t xml:space="preserve">,” </w:t>
       </w:r>
       <w:r>
         <w:rPr>
           <w:rFonts w:ascii="Times New Roman"/>
           <w:i/>
         </w:rPr>
-        <w:t>BMC Medical Informatics and Decision Making</w:t>
-      </w:r>
-      <w:r>
-        <w:rPr>
-          <w:rFonts w:ascii="Times New Roman"/>
-        </w:rPr>
-        <w:t>, 15 Suppl 1:S9, May 2015</w:t>
-      </w:r>
-      <w:r>
-        <w:rPr>
-          <w:rFonts w:ascii="Times New Roman"/>
-        </w:rPr>
-        <w:t>. (corresponding author)</w:t>
+        <w:t>Multimedia Tools and Applications</w:t>
+      </w:r>
+      <w:r>
+        <w:rPr>
+          <w:rFonts w:ascii="Times New Roman"/>
+        </w:rPr>
+        <w:t xml:space="preserve">, </w:t>
+      </w:r>
+      <w:r>
+        <w:rPr>
+          <w:rFonts w:ascii="Times New Roman"/>
+        </w:rPr>
+        <w:t>Vol. 74, Issue 10, pp. 3599-3615, May</w:t>
+      </w:r>
+      <w:r>
+        <w:rPr>
+          <w:rFonts w:ascii="Times New Roman"/>
+        </w:rPr>
+        <w:t xml:space="preserve"> 201</w:t>
+      </w:r>
+      <w:r>
+        <w:rPr>
+          <w:rFonts w:ascii="Times New Roman"/>
+        </w:rPr>
+        <w:t>5</w:t>
+      </w:r>
+      <w:r>
+        <w:rPr>
+          <w:rFonts w:ascii="Times New Roman"/>
+        </w:rPr>
+        <w:t>. (</w:t>
+      </w:r>
+      <w:r>
+        <w:rPr>
+          <w:rFonts w:ascii="Times New Roman" w:hint="eastAsia"/>
+        </w:rPr>
+        <w:t>corresponding author</w:t>
+      </w:r>
+      <w:r>
+        <w:rPr>
+          <w:rFonts w:ascii="Times New Roman"/>
+        </w:rPr>
+        <w:t>)</w:t>
       </w:r>
     </w:p>
     <w:p>
@@ -17844,7 +18100,7 @@
         <w:rPr>
           <w:rFonts w:ascii="Times New Roman"/>
         </w:rPr>
-        <w:t xml:space="preserve">Whang, K., Lee, J., Lee, M., </w:t>
+        <w:t>Lee, J., Kasperovics, R., </w:t>
       </w:r>
       <w:r>
         <w:rPr>
@@ -17857,43 +18113,56 @@
         <w:rPr>
           <w:rFonts w:ascii="Times New Roman"/>
         </w:rPr>
-        <w:t>, Kim M., and Kim, J., “</w:t>
-      </w:r>
-      <w:r>
-        <w:rPr>
-          <w:rFonts w:ascii="Times New Roman" w:hint="eastAsia"/>
-        </w:rPr>
-        <w:t>DB-IR integration using tight-coupling in the Odysseus DBMS</w:t>
-      </w:r>
-      <w:r>
-        <w:rPr>
-          <w:rFonts w:ascii="Times New Roman"/>
-        </w:rPr>
-        <w:t xml:space="preserve">,” World Wide Web Journal, </w:t>
-      </w:r>
-      <w:r>
-        <w:rPr>
-          <w:rFonts w:ascii="Times New Roman"/>
-        </w:rPr>
-        <w:t>Vol. 18, Issue 3, pp. 491-520, May</w:t>
-      </w:r>
-      <w:r>
-        <w:rPr>
-          <w:rFonts w:ascii="Times New Roman"/>
-        </w:rPr>
-        <w:t xml:space="preserve"> 201</w:t>
-      </w:r>
-      <w:r>
-        <w:rPr>
-          <w:rFonts w:ascii="Times New Roman"/>
-        </w:rPr>
-        <w:t>5</w:t>
-      </w:r>
-      <w:r>
-        <w:rPr>
-          <w:rFonts w:ascii="Times New Roman"/>
-        </w:rPr>
-        <w:t xml:space="preserve">. </w:t>
+        <w:t xml:space="preserve">, Kim, M., Lee, J., Cho, H., </w:t>
+      </w:r>
+      <w:r>
+        <w:rPr>
+          <w:rFonts w:ascii="Times New Roman"/>
+        </w:rPr>
+        <w:t>“</w:t>
+      </w:r>
+      <w:r>
+        <w:rPr>
+          <w:rFonts w:ascii="Times New Roman"/>
+        </w:rPr>
+        <w:t>An Efficient Algorithm for Updating Regular Expression Indexes in RDF Databases,</w:t>
+      </w:r>
+      <w:r>
+        <w:rPr>
+          <w:rFonts w:ascii="Times New Roman"/>
+        </w:rPr>
+        <w:t>”</w:t>
+      </w:r>
+      <w:r>
+        <w:rPr>
+          <w:rFonts w:ascii="Times New Roman"/>
+        </w:rPr>
+        <w:t xml:space="preserve"> </w:t>
+      </w:r>
+      <w:r>
+        <w:rPr>
+          <w:rFonts w:ascii="Times New Roman"/>
+          <w:i/>
+        </w:rPr>
+        <w:t>International Journal of Data Mining and Bioinformatics,</w:t>
+      </w:r>
+      <w:r>
+        <w:rPr>
+          <w:rFonts w:ascii="Times New Roman"/>
+        </w:rPr>
+        <w:t xml:space="preserve"> Vol. 11, No. 2, pp. 205-222, 2015. (</w:t>
+      </w:r>
+      <w:r>
+        <w:rPr>
+          <w:rFonts w:ascii="Times New Roman" w:hint="eastAsia"/>
+        </w:rPr>
+        <w:t>corresponding author</w:t>
+      </w:r>
+      <w:r>
+        <w:rPr>
+          <w:rFonts w:ascii="Times New Roman"/>
+        </w:rPr>
+        <w:t>)</w:t>
       </w:r>
     </w:p>
     <w:p>
@@ -17913,7 +18182,7 @@
         <w:rPr>
           <w:rFonts w:ascii="Times New Roman"/>
         </w:rPr>
-        <w:t xml:space="preserve">Lee, J., </w:t>
+        <w:t xml:space="preserve">Labouseur, A., Birnbaum, J., Olsen, P., Spillane, S., Vijayan, J., </w:t>
       </w:r>
       <w:r>
         <w:rPr>
@@ -17926,140 +18195,43 @@
         <w:rPr>
           <w:rFonts w:ascii="Times New Roman"/>
         </w:rPr>
-        <w:t>, An, K., and Sung, K., “</w:t>
-      </w:r>
-      <w:r>
-        <w:rPr>
-          <w:rFonts w:ascii="Times New Roman" w:hint="eastAsia"/>
-        </w:rPr>
-        <w:t xml:space="preserve">Towards </w:t>
-      </w:r>
-      <w:r>
-        <w:rPr>
-          <w:rFonts w:ascii="Times New Roman"/>
-        </w:rPr>
-        <w:t>I</w:t>
-      </w:r>
-      <w:r>
-        <w:rPr>
-          <w:rFonts w:ascii="Times New Roman" w:hint="eastAsia"/>
-        </w:rPr>
-        <w:t xml:space="preserve">ntelligent </w:t>
-      </w:r>
-      <w:r>
-        <w:rPr>
-          <w:rFonts w:ascii="Times New Roman"/>
-        </w:rPr>
-        <w:t>I</w:t>
-      </w:r>
-      <w:r>
-        <w:rPr>
-          <w:rFonts w:ascii="Times New Roman" w:hint="eastAsia"/>
-        </w:rPr>
-        <w:t xml:space="preserve">n-vehicle </w:t>
-      </w:r>
-      <w:r>
-        <w:rPr>
-          <w:rFonts w:ascii="Times New Roman"/>
-        </w:rPr>
-        <w:t>S</w:t>
-      </w:r>
-      <w:r>
-        <w:rPr>
-          <w:rFonts w:ascii="Times New Roman" w:hint="eastAsia"/>
-        </w:rPr>
-        <w:t xml:space="preserve">ensor </w:t>
-      </w:r>
-      <w:r>
-        <w:rPr>
-          <w:rFonts w:ascii="Times New Roman"/>
-        </w:rPr>
-        <w:t>D</w:t>
-      </w:r>
-      <w:r>
-        <w:rPr>
-          <w:rFonts w:ascii="Times New Roman" w:hint="eastAsia"/>
-        </w:rPr>
-        <w:t xml:space="preserve">atabase </w:t>
-      </w:r>
-      <w:r>
-        <w:rPr>
-          <w:rFonts w:ascii="Times New Roman"/>
-        </w:rPr>
-        <w:t>M</w:t>
-      </w:r>
-      <w:r>
-        <w:rPr>
-          <w:rFonts w:ascii="Times New Roman" w:hint="eastAsia"/>
-        </w:rPr>
-        <w:t xml:space="preserve">anagement </w:t>
-      </w:r>
-      <w:r>
-        <w:rPr>
-          <w:rFonts w:ascii="Times New Roman"/>
-        </w:rPr>
-        <w:t>S</w:t>
-      </w:r>
-      <w:r>
-        <w:rPr>
-          <w:rFonts w:ascii="Times New Roman" w:hint="eastAsia"/>
-        </w:rPr>
-        <w:t>ystems</w:t>
-      </w:r>
-      <w:r>
-        <w:rPr>
-          <w:rFonts w:ascii="Times New Roman"/>
-        </w:rPr>
-        <w:t xml:space="preserve">,” </w:t>
-      </w:r>
-      <w:r>
-        <w:rPr>
-          <w:rFonts w:ascii="Times New Roman"/>
-          <w:i/>
-        </w:rPr>
-        <w:t>Multimedia Tools and Applications</w:t>
-      </w:r>
-      <w:r>
-        <w:rPr>
-          <w:rFonts w:ascii="Times New Roman"/>
-        </w:rPr>
-        <w:t xml:space="preserve">, </w:t>
-      </w:r>
-      <w:r>
-        <w:rPr>
-          <w:rFonts w:ascii="Times New Roman"/>
-        </w:rPr>
-        <w:t>Vol. 74, Issue 10, pp. 3599-3615, May</w:t>
-      </w:r>
-      <w:r>
-        <w:rPr>
-          <w:rFonts w:ascii="Times New Roman"/>
-        </w:rPr>
-        <w:t xml:space="preserve"> 201</w:t>
-      </w:r>
-      <w:r>
-        <w:rPr>
-          <w:rFonts w:ascii="Times New Roman"/>
-        </w:rPr>
-        <w:t>5</w:t>
-      </w:r>
-      <w:r>
-        <w:rPr>
-          <w:rFonts w:ascii="Times New Roman"/>
-        </w:rPr>
-        <w:t>. (</w:t>
-      </w:r>
-      <w:r>
-        <w:rPr>
-          <w:rFonts w:ascii="Times New Roman" w:hint="eastAsia"/>
-        </w:rPr>
-        <w:t>corresponding author</w:t>
-      </w:r>
-      <w:r>
-        <w:rPr>
-          <w:rFonts w:ascii="Times New Roman"/>
-        </w:rPr>
-        <w:t>)</w:t>
+        <w:t xml:space="preserve">, and Hwang, J., </w:t>
+      </w:r>
+      <w:r>
+        <w:rPr>
+          <w:rFonts w:ascii="Times New Roman"/>
+        </w:rPr>
+        <w:t>“</w:t>
+      </w:r>
+      <w:r>
+        <w:rPr>
+          <w:rFonts w:ascii="Times New Roman"/>
+        </w:rPr>
+        <w:t>The G* Graph Database: Efficiently Managing Large Distributed Dynamic Graphs,</w:t>
+      </w:r>
+      <w:r>
+        <w:rPr>
+          <w:rFonts w:ascii="Times New Roman"/>
+        </w:rPr>
+        <w:t>”</w:t>
+      </w:r>
+      <w:r>
+        <w:rPr>
+          <w:rFonts w:ascii="Times New Roman"/>
+        </w:rPr>
+        <w:t xml:space="preserve"> Distributed and Parallel Databases, </w:t>
+      </w:r>
+      <w:r>
+        <w:rPr>
+          <w:rFonts w:ascii="Times New Roman"/>
+        </w:rPr>
+        <w:t xml:space="preserve">Vol. 33, No. 4, pp. 479-514, </w:t>
+      </w:r>
+      <w:r>
+        <w:rPr>
+          <w:rFonts w:ascii="Times New Roman"/>
+        </w:rPr>
+        <w:t xml:space="preserve">Mar. 2014. </w:t>
       </w:r>
     </w:p>
     <w:p>
@@ -18072,158 +18244,7 @@
           <w:tab w:val="left" w:pos="448"/>
         </w:tabs>
         <w:rPr>
-          <w:rFonts w:ascii="Times New Roman" w:hint="eastAsia"/>
-        </w:rPr>
-      </w:pPr>
-      <w:r>
-        <w:rPr>
-          <w:rFonts w:ascii="Times New Roman"/>
-        </w:rPr>
-        <w:t>Lee, J., Kasperovics, R., </w:t>
-      </w:r>
-      <w:r>
-        <w:rPr>
-          <w:rFonts w:ascii="Times New Roman"/>
-          <w:u w:val="single"/>
-        </w:rPr>
-        <w:t>Han, W.</w:t>
-      </w:r>
-      <w:r>
-        <w:rPr>
-          <w:rFonts w:ascii="Times New Roman"/>
-        </w:rPr>
-        <w:t xml:space="preserve">, Kim, M., Lee, J., Cho, H., </w:t>
-      </w:r>
-      <w:r>
-        <w:rPr>
-          <w:rFonts w:ascii="Times New Roman"/>
-        </w:rPr>
-        <w:t>“</w:t>
-      </w:r>
-      <w:r>
-        <w:rPr>
-          <w:rFonts w:ascii="Times New Roman"/>
-        </w:rPr>
-        <w:t>An Efficient Algorithm for Updating Regular Expression Indexes in RDF Databases,</w:t>
-      </w:r>
-      <w:r>
-        <w:rPr>
-          <w:rFonts w:ascii="Times New Roman"/>
-        </w:rPr>
-        <w:t>”</w:t>
-      </w:r>
-      <w:r>
-        <w:rPr>
-          <w:rFonts w:ascii="Times New Roman"/>
-        </w:rPr>
-        <w:t xml:space="preserve"> </w:t>
-      </w:r>
-      <w:r>
-        <w:rPr>
-          <w:rFonts w:ascii="Times New Roman"/>
-          <w:i/>
-        </w:rPr>
-        <w:t>International Journal of Data Mining and Bioinformatics,</w:t>
-      </w:r>
-      <w:r>
-        <w:rPr>
-          <w:rFonts w:ascii="Times New Roman"/>
-        </w:rPr>
-        <w:t xml:space="preserve"> Vol. 11, No. 2, pp. 205-222, 2015. (</w:t>
-      </w:r>
-      <w:r>
-        <w:rPr>
-          <w:rFonts w:ascii="Times New Roman" w:hint="eastAsia"/>
-        </w:rPr>
-        <w:t>corresponding author</w:t>
-      </w:r>
-      <w:r>
-        <w:rPr>
-          <w:rFonts w:ascii="Times New Roman"/>
-        </w:rPr>
-        <w:t>)</w:t>
-      </w:r>
-    </w:p>
-    <w:p>
-      <w:pPr>
-        <w:numPr>
-          <w:ilvl w:val="0"/>
-          <w:numId w:val="3"/>
-        </w:numPr>
-        <w:tabs>
-          <w:tab w:val="left" w:pos="448"/>
-        </w:tabs>
-        <w:rPr>
-          <w:rFonts w:ascii="Times New Roman"/>
-        </w:rPr>
-      </w:pPr>
-      <w:r>
-        <w:rPr>
-          <w:rFonts w:ascii="Times New Roman"/>
-        </w:rPr>
-        <w:t xml:space="preserve">Labouseur, A., Birnbaum, J., Olsen, P., Spillane, S., Vijayan, J., </w:t>
-      </w:r>
-      <w:r>
-        <w:rPr>
-          <w:rFonts w:ascii="Times New Roman"/>
-          <w:u w:val="single"/>
-        </w:rPr>
-        <w:t>Han, W.</w:t>
-      </w:r>
-      <w:r>
-        <w:rPr>
-          <w:rFonts w:ascii="Times New Roman"/>
-        </w:rPr>
-        <w:t xml:space="preserve">, and Hwang, J., </w:t>
-      </w:r>
-      <w:r>
-        <w:rPr>
-          <w:rFonts w:ascii="Times New Roman"/>
-        </w:rPr>
-        <w:t>“</w:t>
-      </w:r>
-      <w:r>
-        <w:rPr>
-          <w:rFonts w:ascii="Times New Roman"/>
-        </w:rPr>
-        <w:t>The G* Graph Database: Efficiently Managing Large Distributed Dynamic Graphs,</w:t>
-      </w:r>
-      <w:r>
-        <w:rPr>
-          <w:rFonts w:ascii="Times New Roman"/>
-        </w:rPr>
-        <w:t>”</w:t>
-      </w:r>
-      <w:r>
-        <w:rPr>
-          <w:rFonts w:ascii="Times New Roman"/>
-        </w:rPr>
-        <w:t xml:space="preserve"> Distributed and Parallel Databases, </w:t>
-      </w:r>
-      <w:r>
-        <w:rPr>
-          <w:rFonts w:ascii="Times New Roman"/>
-        </w:rPr>
-        <w:t xml:space="preserve">Vol. 33, No. 4, pp. 479-514, </w:t>
-      </w:r>
-      <w:r>
-        <w:rPr>
-          <w:rFonts w:ascii="Times New Roman"/>
-        </w:rPr>
-        <w:t xml:space="preserve">Mar. 2014. </w:t>
-      </w:r>
-    </w:p>
-    <w:p>
-      <w:pPr>
-        <w:numPr>
-          <w:ilvl w:val="0"/>
-          <w:numId w:val="3"/>
-        </w:numPr>
-        <w:tabs>
-          <w:tab w:val="left" w:pos="448"/>
-        </w:tabs>
-        <w:rPr>
-          <w:rFonts w:ascii="Times New Roman" w:hint="eastAsia"/>
+          <w:rFonts w:ascii="Times New Roman"/>
         </w:rPr>
       </w:pPr>
       <w:r>
@@ -18755,7 +18776,7 @@
           <w:tab w:val="left" w:pos="448"/>
         </w:tabs>
         <w:rPr>
-          <w:rFonts w:ascii="Times New Roman" w:hint="eastAsia"/>
+          <w:rFonts w:ascii="Times New Roman"/>
         </w:rPr>
       </w:pPr>
       <w:r>
@@ -19113,7 +19134,6 @@
         <w:rPr>
           <w:rFonts w:ascii="Times New Roman"/>
         </w:rPr>
-        <w:lastRenderedPageBreak/>
         <w:t xml:space="preserve">Lee, K., Whang, K., </w:t>
       </w:r>
       <w:r>
@@ -19190,13 +19210,14 @@
           <w:tab w:val="left" w:pos="448"/>
         </w:tabs>
         <w:rPr>
-          <w:rFonts w:ascii="Times New Roman" w:hint="eastAsia"/>
-        </w:rPr>
-      </w:pPr>
-      <w:r>
-        <w:rPr>
-          <w:rFonts w:ascii="Times New Roman"/>
-        </w:rPr>
+          <w:rFonts w:ascii="Times New Roman"/>
+        </w:rPr>
+      </w:pPr>
+      <w:r>
+        <w:rPr>
+          <w:rFonts w:ascii="Times New Roman"/>
+        </w:rPr>
+        <w:lastRenderedPageBreak/>
         <w:t xml:space="preserve">Whang, K., Lee, J., Kim, M., Lee, M., Lee, K., </w:t>
       </w:r>
       <w:r>
@@ -19285,7 +19306,7 @@
           <w:tab w:val="left" w:pos="448"/>
         </w:tabs>
         <w:rPr>
-          <w:rFonts w:ascii="Times New Roman" w:hint="eastAsia"/>
+          <w:rFonts w:ascii="Times New Roman"/>
         </w:rPr>
       </w:pPr>
       <w:r>
@@ -19427,7 +19448,7 @@
           <w:tab w:val="left" w:pos="448"/>
         </w:tabs>
         <w:rPr>
-          <w:rFonts w:ascii="Times New Roman" w:hint="eastAsia"/>
+          <w:rFonts w:ascii="Times New Roman"/>
         </w:rPr>
       </w:pPr>
       <w:r>
@@ -19900,7 +19921,7 @@
           <w:tab w:val="left" w:pos="448"/>
         </w:tabs>
         <w:rPr>
-          <w:rFonts w:ascii="Times New Roman" w:hint="eastAsia"/>
+          <w:rFonts w:ascii="Times New Roman"/>
         </w:rPr>
       </w:pPr>
       <w:r>
@@ -20266,7 +20287,6 @@
         <w:rPr>
           <w:rFonts w:ascii="Times New Roman"/>
         </w:rPr>
-        <w:lastRenderedPageBreak/>
         <w:t xml:space="preserve">Song, J., Whang, K., Lee, Y., Lee, M., </w:t>
       </w:r>
       <w:r>
@@ -20362,6 +20382,7 @@
         <w:rPr>
           <w:rFonts w:ascii="Times New Roman"/>
         </w:rPr>
+        <w:lastRenderedPageBreak/>
         <w:t xml:space="preserve">Lee, J., Whang, K., </w:t>
       </w:r>
       <w:r>
@@ -20635,7 +20656,7 @@
         <w:jc w:val="left"/>
         <w:textAlignment w:val="baseline"/>
         <w:rPr>
-          <w:rFonts w:ascii="Times New Roman" w:eastAsia="함초롬바탕" w:hAnsi="Times New Roman" w:cs="Times New Roman" w:hint="eastAsia"/>
+          <w:rFonts w:ascii="Times New Roman" w:eastAsia="함초롬바탕" w:hAnsi="Times New Roman" w:cs="Times New Roman"/>
           <w:shd w:val="clear" w:color="auto" w:fill="FFFFFF"/>
         </w:rPr>
       </w:pPr>
@@ -20743,7 +20764,7 @@
         <w:jc w:val="left"/>
         <w:textAlignment w:val="baseline"/>
         <w:rPr>
-          <w:rFonts w:ascii="Times New Roman" w:eastAsia="함초롬바탕" w:hAnsi="Times New Roman" w:cs="Times New Roman" w:hint="eastAsia"/>
+          <w:rFonts w:ascii="Times New Roman" w:eastAsia="함초롬바탕" w:hAnsi="Times New Roman" w:cs="Times New Roman"/>
           <w:shd w:val="clear" w:color="auto" w:fill="FFFFFF"/>
         </w:rPr>
       </w:pPr>
@@ -20971,7 +20992,7 @@
         <w:jc w:val="left"/>
         <w:textAlignment w:val="baseline"/>
         <w:rPr>
-          <w:rFonts w:ascii="Times New Roman" w:eastAsia="함초롬바탕" w:hAnsi="Times New Roman" w:cs="Times New Roman" w:hint="eastAsia"/>
+          <w:rFonts w:ascii="Times New Roman" w:eastAsia="함초롬바탕" w:hAnsi="Times New Roman" w:cs="Times New Roman"/>
           <w:shd w:val="clear" w:color="auto" w:fill="FFFFFF"/>
         </w:rPr>
       </w:pPr>
@@ -21210,7 +21231,6 @@
           <w:rFonts w:ascii="Times New Roman" w:eastAsia="함초롬바탕" w:hAnsi="Times New Roman" w:cs="Times New Roman" w:hint="eastAsia"/>
           <w:shd w:val="clear" w:color="auto" w:fill="FFFFFF"/>
         </w:rPr>
-        <w:lastRenderedPageBreak/>
         <w:t xml:space="preserve">Big Graph Data Processing, </w:t>
       </w:r>
       <w:r>
@@ -21340,6 +21360,7 @@
           <w:rFonts w:ascii="Times New Roman" w:eastAsia="함초롬바탕" w:hAnsi="Times New Roman" w:cs="Times New Roman"/>
           <w:shd w:val="clear" w:color="auto" w:fill="FFFFFF"/>
         </w:rPr>
+        <w:lastRenderedPageBreak/>
         <w:t>Big Graph Data Processing, Ulsan National Institute of Science and Technology, Dec. 2, 2014.</w:t>
       </w:r>
     </w:p>
@@ -21389,7 +21410,7 @@
         <w:jc w:val="left"/>
         <w:textAlignment w:val="baseline"/>
         <w:rPr>
-          <w:rFonts w:ascii="Times New Roman" w:eastAsia="함초롬바탕" w:hAnsi="Times New Roman" w:cs="Times New Roman" w:hint="eastAsia"/>
+          <w:rFonts w:ascii="Times New Roman" w:eastAsia="함초롬바탕" w:hAnsi="Times New Roman" w:cs="Times New Roman"/>
           <w:shd w:val="clear" w:color="auto" w:fill="FFFFFF"/>
         </w:rPr>
       </w:pPr>
@@ -21914,7 +21935,7 @@
         </w:pBdr>
         <w:spacing w:line="20" w:lineRule="atLeast"/>
         <w:rPr>
-          <w:rFonts w:ascii="Times New Roman" w:hint="eastAsia"/>
+          <w:rFonts w:ascii="Times New Roman"/>
           <w:b/>
           <w:sz w:val="24"/>
         </w:rPr>
@@ -22523,26 +22544,1118 @@
         <w:rPr>
           <w:rFonts w:ascii="Times New Roman" w:hint="eastAsia"/>
         </w:rPr>
+        <w:t xml:space="preserve">Ministry of Science and ICT, </w:t>
+      </w:r>
+      <w:r>
+        <w:rPr>
+          <w:rFonts w:ascii="Times New Roman"/>
+        </w:rPr>
+        <w:t>“</w:t>
+      </w:r>
+      <w:r>
+        <w:rPr>
+          <w:rFonts w:ascii="Times New Roman"/>
+        </w:rPr>
+        <w:t>Developing a Vector DB for Long-Term Memory Storage of Hyperscale AI Models</w:t>
+      </w:r>
+      <w:r>
+        <w:rPr>
+          <w:rFonts w:ascii="Times New Roman"/>
+        </w:rPr>
+        <w:t>,” 2024 ~ 2028. (₩420,000,000</w:t>
+      </w:r>
+      <w:r>
+        <w:rPr>
+          <w:rFonts w:ascii="Times New Roman"/>
+        </w:rPr>
+        <w:t>)</w:t>
+      </w:r>
+    </w:p>
+    <w:p>
+      <w:pPr>
+        <w:numPr>
+          <w:ilvl w:val="0"/>
+          <w:numId w:val="4"/>
+        </w:numPr>
+        <w:spacing w:line="20" w:lineRule="atLeast"/>
+        <w:rPr>
+          <w:rFonts w:ascii="Times New Roman"/>
+        </w:rPr>
+      </w:pPr>
+      <w:r>
+        <w:rPr>
+          <w:rFonts w:ascii="Times New Roman" w:hint="eastAsia"/>
+        </w:rPr>
+        <w:t xml:space="preserve">Ministry of Science and ICT, </w:t>
+      </w:r>
+      <w:r>
+        <w:rPr>
+          <w:rFonts w:ascii="Times New Roman"/>
+        </w:rPr>
+        <w:t xml:space="preserve">“Development of Reliable Personalized On-device Large Action Model </w:t>
+      </w:r>
+      <w:r>
+        <w:rPr>
+          <w:rFonts w:ascii="Times New Roman"/>
+        </w:rPr>
         <w:lastRenderedPageBreak/>
+        <w:t>and Acceleration Systems,” 2024 ~ 202</w:t>
+      </w:r>
+      <w:r>
+        <w:rPr>
+          <w:rFonts w:ascii="Times New Roman"/>
+        </w:rPr>
+        <w:t>7</w:t>
+      </w:r>
+      <w:r>
+        <w:rPr>
+          <w:rFonts w:ascii="Times New Roman"/>
+        </w:rPr>
+        <w:t>. (₩</w:t>
+      </w:r>
+      <w:r>
+        <w:rPr>
+          <w:rFonts w:ascii="Times New Roman"/>
+        </w:rPr>
+        <w:t>33</w:t>
+      </w:r>
+      <w:r>
+        <w:rPr>
+          <w:rFonts w:ascii="Times New Roman"/>
+        </w:rPr>
+        <w:t>0,000,000)</w:t>
+      </w:r>
+    </w:p>
+    <w:p>
+      <w:pPr>
+        <w:numPr>
+          <w:ilvl w:val="0"/>
+          <w:numId w:val="4"/>
+        </w:numPr>
+        <w:spacing w:line="20" w:lineRule="atLeast"/>
+        <w:rPr>
+          <w:rFonts w:ascii="Times New Roman"/>
+        </w:rPr>
+      </w:pPr>
+      <w:r>
+        <w:rPr>
+          <w:rFonts w:ascii="Times New Roman" w:hint="eastAsia"/>
+        </w:rPr>
+        <w:t>Ministry of Science</w:t>
+      </w:r>
+      <w:r>
+        <w:rPr>
+          <w:rFonts w:ascii="Times New Roman"/>
+        </w:rPr>
+        <w:t xml:space="preserve"> and ICT, “</w:t>
+      </w:r>
+      <w:r>
+        <w:rPr>
+          <w:rFonts w:ascii="Times New Roman"/>
+        </w:rPr>
+        <w:t xml:space="preserve">Development of a </w:t>
+      </w:r>
+      <w:r>
+        <w:rPr>
+          <w:rFonts w:ascii="Times New Roman"/>
+        </w:rPr>
+        <w:t>C</w:t>
+      </w:r>
+      <w:r>
+        <w:rPr>
+          <w:rFonts w:ascii="Times New Roman"/>
+        </w:rPr>
+        <w:t xml:space="preserve">loud-based, </w:t>
+      </w:r>
+      <w:r>
+        <w:rPr>
+          <w:rFonts w:ascii="Times New Roman"/>
+        </w:rPr>
+        <w:t>N</w:t>
+      </w:r>
+      <w:r>
+        <w:rPr>
+          <w:rFonts w:ascii="Times New Roman"/>
+        </w:rPr>
+        <w:t xml:space="preserve">ext-generation DBMS for </w:t>
+      </w:r>
+      <w:r>
+        <w:rPr>
+          <w:rFonts w:ascii="Times New Roman"/>
+        </w:rPr>
+        <w:t>B</w:t>
+      </w:r>
+      <w:r>
+        <w:rPr>
+          <w:rFonts w:ascii="Times New Roman"/>
+        </w:rPr>
+        <w:t xml:space="preserve">ig </w:t>
+      </w:r>
+      <w:r>
+        <w:rPr>
+          <w:rFonts w:ascii="Times New Roman"/>
+        </w:rPr>
+        <w:t>D</w:t>
+      </w:r>
+      <w:r>
+        <w:rPr>
+          <w:rFonts w:ascii="Times New Roman"/>
+        </w:rPr>
+        <w:t xml:space="preserve">ata </w:t>
+      </w:r>
+      <w:r>
+        <w:rPr>
+          <w:rFonts w:ascii="Times New Roman"/>
+        </w:rPr>
+        <w:t>A</w:t>
+      </w:r>
+      <w:r>
+        <w:rPr>
+          <w:rFonts w:ascii="Times New Roman"/>
+        </w:rPr>
+        <w:t xml:space="preserve">nalysis and AI </w:t>
+      </w:r>
+      <w:r>
+        <w:rPr>
+          <w:rFonts w:ascii="Times New Roman"/>
+        </w:rPr>
+        <w:t>P</w:t>
+      </w:r>
+      <w:r>
+        <w:rPr>
+          <w:rFonts w:ascii="Times New Roman"/>
+        </w:rPr>
+        <w:t>rocessing</w:t>
+      </w:r>
+      <w:r>
+        <w:rPr>
+          <w:rFonts w:ascii="Times New Roman"/>
+        </w:rPr>
+        <w:t>,” 2021 ~ 202</w:t>
+      </w:r>
+      <w:r>
+        <w:rPr>
+          <w:rFonts w:ascii="Times New Roman"/>
+        </w:rPr>
+        <w:t>4</w:t>
+      </w:r>
+      <w:r>
+        <w:rPr>
+          <w:rFonts w:ascii="Times New Roman"/>
+        </w:rPr>
+        <w:t xml:space="preserve"> (PI). (₩</w:t>
+      </w:r>
+      <w:r>
+        <w:rPr>
+          <w:rFonts w:ascii="Times New Roman"/>
+        </w:rPr>
+        <w:t>5,355,000,000</w:t>
+      </w:r>
+      <w:r>
+        <w:rPr>
+          <w:rFonts w:ascii="Times New Roman"/>
+        </w:rPr>
+        <w:t>)</w:t>
+      </w:r>
+    </w:p>
+    <w:p>
+      <w:pPr>
+        <w:numPr>
+          <w:ilvl w:val="0"/>
+          <w:numId w:val="4"/>
+        </w:numPr>
+        <w:spacing w:line="20" w:lineRule="atLeast"/>
+        <w:rPr>
+          <w:rFonts w:ascii="Times New Roman"/>
+        </w:rPr>
+      </w:pPr>
+      <w:r>
+        <w:rPr>
+          <w:rFonts w:ascii="Times New Roman" w:hint="eastAsia"/>
+        </w:rPr>
+        <w:t>Ministry of Science</w:t>
+      </w:r>
+      <w:r>
+        <w:rPr>
+          <w:rFonts w:ascii="Times New Roman"/>
+        </w:rPr>
+        <w:t xml:space="preserve"> and ICT, “</w:t>
+      </w:r>
+      <w:r>
+        <w:rPr>
+          <w:rFonts w:ascii="Times New Roman" w:hint="eastAsia"/>
+        </w:rPr>
+        <w:t>T</w:t>
+      </w:r>
+      <w:r>
+        <w:rPr>
+          <w:rFonts w:ascii="Times New Roman"/>
+        </w:rPr>
+        <w:t>owards an Ultrafast Graph DBMS Enhanced by Deep Learning,” 2021 ~ 2025 (PI). (₩1,095,951,000</w:t>
+      </w:r>
+      <w:r>
+        <w:rPr>
+          <w:rFonts w:ascii="Times New Roman"/>
+        </w:rPr>
+        <w:t>)</w:t>
+      </w:r>
+    </w:p>
+    <w:p>
+      <w:pPr>
+        <w:numPr>
+          <w:ilvl w:val="0"/>
+          <w:numId w:val="4"/>
+        </w:numPr>
+        <w:spacing w:line="20" w:lineRule="atLeast"/>
+        <w:rPr>
+          <w:rFonts w:ascii="Times New Roman"/>
+        </w:rPr>
+      </w:pPr>
+      <w:r>
+        <w:rPr>
+          <w:rFonts w:ascii="Times New Roman"/>
+        </w:rPr>
+        <w:t>DIP</w:t>
+      </w:r>
+      <w:r>
+        <w:rPr>
+          <w:rFonts w:ascii="Times New Roman" w:hint="eastAsia"/>
+        </w:rPr>
+        <w:t xml:space="preserve">, </w:t>
+      </w:r>
+      <w:r>
+        <w:rPr>
+          <w:rFonts w:ascii="Times New Roman"/>
+        </w:rPr>
+        <w:t xml:space="preserve">“A System ‘SafeCheck v2’ Utilizing Artificial Intelligence to Prevent On-Site Safety Incidents at Hazardous Chemical Plants,” </w:t>
+      </w:r>
+      <w:r>
+        <w:rPr>
+          <w:rFonts w:ascii="Times New Roman"/>
+        </w:rPr>
+        <w:t>2023 ~ 2024 (PI). (₩570,000,000</w:t>
+      </w:r>
+      <w:r>
+        <w:rPr>
+          <w:rFonts w:ascii="Times New Roman"/>
+        </w:rPr>
+        <w:t>)</w:t>
+      </w:r>
+    </w:p>
+    <w:p>
+      <w:pPr>
+        <w:numPr>
+          <w:ilvl w:val="0"/>
+          <w:numId w:val="4"/>
+        </w:numPr>
+        <w:spacing w:line="20" w:lineRule="atLeast"/>
+        <w:rPr>
+          <w:rFonts w:ascii="Times New Roman"/>
+        </w:rPr>
+      </w:pPr>
+      <w:r>
+        <w:rPr>
+          <w:rFonts w:ascii="Times New Roman" w:hint="eastAsia"/>
+        </w:rPr>
         <w:t xml:space="preserve">Ministry of Science and ICT, </w:t>
       </w:r>
       <w:r>
         <w:rPr>
           <w:rFonts w:ascii="Times New Roman"/>
         </w:rPr>
+        <w:t>“Brain Korea 21,” 2020 ~ 2027 (PI). (₩5,886,978,425)</w:t>
+      </w:r>
+    </w:p>
+    <w:p>
+      <w:pPr>
+        <w:numPr>
+          <w:ilvl w:val="0"/>
+          <w:numId w:val="4"/>
+        </w:numPr>
+        <w:spacing w:line="20" w:lineRule="atLeast"/>
+        <w:rPr>
+          <w:rFonts w:ascii="Times New Roman"/>
+        </w:rPr>
+      </w:pPr>
+      <w:r>
+        <w:rPr>
+          <w:rFonts w:ascii="Times New Roman" w:hint="eastAsia"/>
+        </w:rPr>
+        <w:t>Ministry of Science</w:t>
+      </w:r>
+      <w:r>
+        <w:rPr>
+          <w:rFonts w:ascii="Times New Roman"/>
+        </w:rPr>
+        <w:t xml:space="preserve"> and ICT, “Development of a Conversational, Self-tuning DBMS,” 2018 ~ 2025 (PI). (₩2,</w:t>
+      </w:r>
+      <w:r>
+        <w:rPr>
+          <w:rFonts w:ascii="Times New Roman"/>
+        </w:rPr>
+        <w:t>267,000,000</w:t>
+      </w:r>
+      <w:r>
+        <w:rPr>
+          <w:rFonts w:ascii="Times New Roman"/>
+        </w:rPr>
+        <w:t>)</w:t>
+      </w:r>
+    </w:p>
+    <w:p>
+      <w:pPr>
+        <w:numPr>
+          <w:ilvl w:val="0"/>
+          <w:numId w:val="4"/>
+        </w:numPr>
+        <w:spacing w:line="20" w:lineRule="atLeast"/>
+        <w:rPr>
+          <w:rFonts w:ascii="Times New Roman"/>
+        </w:rPr>
+      </w:pPr>
+      <w:r>
+        <w:rPr>
+          <w:rFonts w:ascii="Times New Roman" w:hint="eastAsia"/>
+        </w:rPr>
+        <w:t xml:space="preserve">Samsung </w:t>
+      </w:r>
+      <w:r>
+        <w:rPr>
+          <w:rFonts w:ascii="Times New Roman"/>
+        </w:rPr>
+        <w:t xml:space="preserve">Future </w:t>
+      </w:r>
+      <w:r>
+        <w:rPr>
+          <w:rFonts w:ascii="Times New Roman"/>
+        </w:rPr>
+        <w:t>Funding Agency, “</w:t>
+      </w:r>
+      <w:r>
+        <w:rPr>
+          <w:rFonts w:ascii="Times New Roman" w:hint="eastAsia"/>
+        </w:rPr>
+        <w:t xml:space="preserve">A </w:t>
+      </w:r>
+      <w:r>
+        <w:rPr>
+          <w:rFonts w:ascii="Times New Roman"/>
+        </w:rPr>
+        <w:t>Trillion-scale Graph Processing Engine</w:t>
+      </w:r>
+      <w:r>
+        <w:rPr>
+          <w:rFonts w:ascii="Times New Roman"/>
+        </w:rPr>
+        <w:t xml:space="preserve"> Supportin</w:t>
+      </w:r>
+      <w:r>
+        <w:rPr>
+          <w:rFonts w:ascii="Times New Roman"/>
+        </w:rPr>
+        <w:t>g Incremental and Temporal Graph</w:t>
+      </w:r>
+      <w:r>
+        <w:rPr>
+          <w:rFonts w:ascii="Times New Roman"/>
+        </w:rPr>
+        <w:t xml:space="preserve"> Analytics,” 2018 ~ 2021</w:t>
+      </w:r>
+      <w:r>
+        <w:rPr>
+          <w:rFonts w:ascii="Times New Roman"/>
+        </w:rPr>
+        <w:t xml:space="preserve"> (PI). (₩</w:t>
+      </w:r>
+      <w:r>
+        <w:rPr>
+          <w:rFonts w:ascii="Times New Roman"/>
+        </w:rPr>
+        <w:t>90</w:t>
+      </w:r>
+      <w:r>
+        <w:rPr>
+          <w:rFonts w:ascii="Times New Roman"/>
+        </w:rPr>
+        <w:t>0,000,000)</w:t>
+      </w:r>
+    </w:p>
+    <w:p>
+      <w:pPr>
+        <w:numPr>
+          <w:ilvl w:val="0"/>
+          <w:numId w:val="4"/>
+        </w:numPr>
+        <w:spacing w:line="20" w:lineRule="atLeast"/>
+        <w:rPr>
+          <w:rFonts w:ascii="Times New Roman"/>
+        </w:rPr>
+      </w:pPr>
+      <w:r>
+        <w:rPr>
+          <w:rFonts w:ascii="Times New Roman" w:hint="eastAsia"/>
+        </w:rPr>
+        <w:t xml:space="preserve">Oracle, </w:t>
+      </w:r>
+      <w:r>
+        <w:rPr>
+          <w:rFonts w:ascii="Times New Roman"/>
+        </w:rPr>
+        <w:t>“Toward Scalable Video Query Processing,” 2019 ~ 2020 (PI), ($100,000)</w:t>
+      </w:r>
+    </w:p>
+    <w:p>
+      <w:pPr>
+        <w:numPr>
+          <w:ilvl w:val="0"/>
+          <w:numId w:val="4"/>
+        </w:numPr>
+        <w:spacing w:line="20" w:lineRule="atLeast"/>
+        <w:rPr>
+          <w:rFonts w:ascii="Times New Roman"/>
+        </w:rPr>
+      </w:pPr>
+      <w:r>
+        <w:rPr>
+          <w:rFonts w:ascii="Times New Roman" w:hint="eastAsia"/>
+        </w:rPr>
+        <w:t xml:space="preserve">Oracle External Office, </w:t>
+      </w:r>
+      <w:r>
+        <w:rPr>
+          <w:rFonts w:ascii="Times New Roman"/>
+        </w:rPr>
+        <w:t>“Investigating Break-Though Technologies in Graph Isomorphism Problem,” 2018 ~ 2019</w:t>
+      </w:r>
+      <w:r>
+        <w:rPr>
+          <w:rFonts w:ascii="Times New Roman" w:hint="eastAsia"/>
+        </w:rPr>
+        <w:t xml:space="preserve"> </w:t>
+      </w:r>
+      <w:r>
+        <w:rPr>
+          <w:rFonts w:ascii="Times New Roman"/>
+        </w:rPr>
+        <w:t>(PI). (</w:t>
+      </w:r>
+      <w:r>
+        <w:rPr>
+          <w:rFonts w:ascii="Times New Roman" w:hint="eastAsia"/>
+        </w:rPr>
+        <w:t xml:space="preserve">Unrestricted gift, </w:t>
+      </w:r>
+      <w:r>
+        <w:rPr>
+          <w:rFonts w:ascii="Times New Roman"/>
+        </w:rPr>
+        <w:t>$100,000)</w:t>
+      </w:r>
+    </w:p>
+    <w:p>
+      <w:pPr>
+        <w:numPr>
+          <w:ilvl w:val="0"/>
+          <w:numId w:val="4"/>
+        </w:numPr>
+        <w:spacing w:line="20" w:lineRule="atLeast"/>
+        <w:rPr>
+          <w:rFonts w:ascii="Times New Roman"/>
+        </w:rPr>
+      </w:pPr>
+      <w:r>
+        <w:rPr>
+          <w:rFonts w:ascii="Times New Roman" w:hint="eastAsia"/>
+        </w:rPr>
+        <w:t>S</w:t>
+      </w:r>
+      <w:r>
+        <w:rPr>
+          <w:rFonts w:ascii="Times New Roman"/>
+        </w:rPr>
+        <w:t xml:space="preserve">amsung Research, “Research on Performance Optimization of </w:t>
+      </w:r>
+      <w:r>
+        <w:rPr>
+          <w:rFonts w:ascii="Times New Roman" w:hint="eastAsia"/>
+        </w:rPr>
+        <w:t>a</w:t>
+      </w:r>
+      <w:r>
+        <w:rPr>
+          <w:rFonts w:ascii="Times New Roman"/>
+        </w:rPr>
+        <w:t xml:space="preserve"> Search and Analysis System for AI data,” 2022 (PI). (</w:t>
+      </w:r>
+      <w:r>
+        <w:rPr>
+          <w:rFonts w:ascii="Times New Roman"/>
+        </w:rPr>
+        <w:t>₩</w:t>
+      </w:r>
+      <w:r>
+        <w:rPr>
+          <w:rFonts w:ascii="Times New Roman"/>
+        </w:rPr>
+        <w:t>80,000,000)</w:t>
+      </w:r>
+    </w:p>
+    <w:p>
+      <w:pPr>
+        <w:numPr>
+          <w:ilvl w:val="0"/>
+          <w:numId w:val="4"/>
+        </w:numPr>
+        <w:spacing w:line="20" w:lineRule="atLeast"/>
+        <w:rPr>
+          <w:rFonts w:ascii="Times New Roman"/>
+        </w:rPr>
+      </w:pPr>
+      <w:r>
+        <w:rPr>
+          <w:rFonts w:ascii="Times New Roman" w:hint="eastAsia"/>
+        </w:rPr>
+        <w:t>S</w:t>
+      </w:r>
+      <w:r>
+        <w:rPr>
+          <w:rFonts w:ascii="Times New Roman"/>
+        </w:rPr>
+        <w:t xml:space="preserve">amsung Research, “Consulting on S/W Engineering,” 2022 (PI). </w:t>
+      </w:r>
+      <w:r>
+        <w:rPr>
+          <w:rFonts w:ascii="Times New Roman"/>
+        </w:rPr>
+        <w:t>(₩</w:t>
+      </w:r>
+      <w:r>
+        <w:rPr>
+          <w:rFonts w:ascii="Times New Roman"/>
+        </w:rPr>
+        <w:t>11,700,000)</w:t>
+      </w:r>
+    </w:p>
+    <w:p>
+      <w:pPr>
+        <w:numPr>
+          <w:ilvl w:val="0"/>
+          <w:numId w:val="4"/>
+        </w:numPr>
+        <w:spacing w:line="20" w:lineRule="atLeast"/>
+        <w:rPr>
+          <w:rFonts w:ascii="Times New Roman"/>
+        </w:rPr>
+      </w:pPr>
+      <w:r>
+        <w:rPr>
+          <w:rFonts w:ascii="Times New Roman" w:hint="eastAsia"/>
+        </w:rPr>
+        <w:t xml:space="preserve">SAP, </w:t>
+      </w:r>
+      <w:r>
+        <w:rPr>
+          <w:rFonts w:ascii="Times New Roman"/>
+        </w:rPr>
+        <w:t>“Accelerating Transitive Reduction for Doppleganger in SAP HANA</w:t>
+      </w:r>
+      <w:r>
+        <w:rPr>
+          <w:rFonts w:ascii="Times New Roman"/>
+        </w:rPr>
+        <w:t xml:space="preserve"> (2)</w:t>
+      </w:r>
+      <w:r>
+        <w:rPr>
+          <w:rFonts w:ascii="Times New Roman"/>
+        </w:rPr>
+        <w:t>,” 2023 (PI). (€50,000)</w:t>
+      </w:r>
+    </w:p>
+    <w:p>
+      <w:pPr>
+        <w:numPr>
+          <w:ilvl w:val="0"/>
+          <w:numId w:val="4"/>
+        </w:numPr>
+        <w:spacing w:line="20" w:lineRule="atLeast"/>
+        <w:rPr>
+          <w:rFonts w:ascii="Times New Roman"/>
+        </w:rPr>
+      </w:pPr>
+      <w:r>
+        <w:rPr>
+          <w:rFonts w:ascii="Times New Roman"/>
+        </w:rPr>
+        <w:t>SAP, “Accelerating Transitive Reduction for Doppleganger in SAP HANA,” 2023 (PI). (€50,000)</w:t>
+      </w:r>
+    </w:p>
+    <w:p>
+      <w:pPr>
+        <w:numPr>
+          <w:ilvl w:val="0"/>
+          <w:numId w:val="4"/>
+        </w:numPr>
+        <w:spacing w:line="20" w:lineRule="atLeast"/>
+        <w:rPr>
+          <w:rFonts w:ascii="Times New Roman"/>
+        </w:rPr>
+      </w:pPr>
+      <w:r>
+        <w:rPr>
+          <w:rFonts w:ascii="Times New Roman"/>
+        </w:rPr>
+        <w:t>SAP, “Accurate Cardinality Estimation of Large Group-By Queries,” 2023 (PI). (€20,000)</w:t>
+      </w:r>
+    </w:p>
+    <w:p>
+      <w:pPr>
+        <w:numPr>
+          <w:ilvl w:val="0"/>
+          <w:numId w:val="4"/>
+        </w:numPr>
+        <w:spacing w:line="20" w:lineRule="atLeast"/>
+        <w:rPr>
+          <w:rFonts w:ascii="Times New Roman"/>
+        </w:rPr>
+      </w:pPr>
+      <w:r>
+        <w:rPr>
+          <w:rFonts w:ascii="Times New Roman" w:hint="eastAsia"/>
+        </w:rPr>
+        <w:t xml:space="preserve">SAP. </w:t>
+      </w:r>
+      <w:r>
+        <w:rPr>
+          <w:rFonts w:ascii="Times New Roman"/>
+        </w:rPr>
         <w:t>“</w:t>
       </w:r>
       <w:r>
         <w:rPr>
           <w:rFonts w:ascii="Times New Roman"/>
         </w:rPr>
-        <w:t>Developing a Vector DB for Long-Term Memory Storage of Hyperscale AI Models</w:t>
-      </w:r>
-      <w:r>
-        <w:rPr>
-          <w:rFonts w:ascii="Times New Roman"/>
-        </w:rPr>
-        <w:t>,” 2024 ~ 2028. (₩420,000,000</w:t>
+        <w:t>Accelerating Transitive Reduction for Doppleganger in SAP HANA</w:t>
+      </w:r>
+      <w:r>
+        <w:rPr>
+          <w:rFonts w:ascii="Times New Roman"/>
+        </w:rPr>
+        <w:t xml:space="preserve">,” 2022 (PI). </w:t>
+      </w:r>
+      <w:r>
+        <w:rPr>
+          <w:rFonts w:ascii="Times New Roman"/>
+        </w:rPr>
+        <w:t>(</w:t>
+      </w:r>
+      <w:r>
+        <w:rPr>
+          <w:rFonts w:ascii="Times New Roman"/>
+        </w:rPr>
+        <w:t>€</w:t>
+      </w:r>
+      <w:r>
+        <w:rPr>
+          <w:rFonts w:ascii="Times New Roman"/>
+        </w:rPr>
+        <w:t>3</w:t>
+      </w:r>
+      <w:r>
+        <w:rPr>
+          <w:rFonts w:ascii="Times New Roman"/>
+        </w:rPr>
+        <w:t>0,000)</w:t>
+      </w:r>
+    </w:p>
+    <w:p>
+      <w:pPr>
+        <w:numPr>
+          <w:ilvl w:val="0"/>
+          <w:numId w:val="4"/>
+        </w:numPr>
+        <w:spacing w:line="20" w:lineRule="atLeast"/>
+        <w:rPr>
+          <w:rFonts w:ascii="Times New Roman"/>
+        </w:rPr>
+      </w:pPr>
+      <w:r>
+        <w:rPr>
+          <w:rFonts w:ascii="Times New Roman" w:hint="eastAsia"/>
+        </w:rPr>
+        <w:t xml:space="preserve">SAP. </w:t>
+      </w:r>
+      <w:r>
+        <w:rPr>
+          <w:rFonts w:ascii="Times New Roman"/>
+        </w:rPr>
+        <w:t xml:space="preserve">“Accurate Cardinality Estimation of Large Join Queries,” 2021-2022 (PI). </w:t>
+      </w:r>
+      <w:r>
+        <w:rPr>
+          <w:rFonts w:ascii="Times New Roman"/>
+        </w:rPr>
+        <w:t>(</w:t>
+      </w:r>
+      <w:r>
+        <w:rPr>
+          <w:rFonts w:ascii="Times New Roman"/>
+        </w:rPr>
+        <w:t>€</w:t>
+      </w:r>
+      <w:r>
+        <w:rPr>
+          <w:rFonts w:ascii="Times New Roman"/>
+        </w:rPr>
+        <w:t>5</w:t>
+      </w:r>
+      <w:r>
+        <w:rPr>
+          <w:rFonts w:ascii="Times New Roman"/>
+        </w:rPr>
+        <w:t>0,000)</w:t>
+      </w:r>
+    </w:p>
+    <w:p>
+      <w:pPr>
+        <w:numPr>
+          <w:ilvl w:val="0"/>
+          <w:numId w:val="4"/>
+        </w:numPr>
+        <w:spacing w:line="20" w:lineRule="atLeast"/>
+        <w:rPr>
+          <w:rFonts w:ascii="Times New Roman"/>
+        </w:rPr>
+      </w:pPr>
+      <w:r>
+        <w:rPr>
+          <w:rFonts w:ascii="Times New Roman" w:hint="eastAsia"/>
+        </w:rPr>
+        <w:t xml:space="preserve">SAP. </w:t>
+      </w:r>
+      <w:r>
+        <w:rPr>
+          <w:rFonts w:ascii="Times New Roman"/>
+        </w:rPr>
+        <w:t>“</w:t>
+      </w:r>
+      <w:r>
+        <w:rPr>
+          <w:rFonts w:ascii="Times New Roman"/>
+        </w:rPr>
+        <w:t>Accelerating Doppleganger in SAP HANA</w:t>
+      </w:r>
+      <w:r>
+        <w:rPr>
+          <w:rFonts w:ascii="Times New Roman"/>
+        </w:rPr>
+        <w:t xml:space="preserve">,” 2021-2022 (PI). </w:t>
+      </w:r>
+      <w:r>
+        <w:rPr>
+          <w:rFonts w:ascii="Times New Roman"/>
+        </w:rPr>
+        <w:t>(</w:t>
+      </w:r>
+      <w:r>
+        <w:rPr>
+          <w:rFonts w:ascii="Times New Roman"/>
+        </w:rPr>
+        <w:t>€</w:t>
+      </w:r>
+      <w:r>
+        <w:rPr>
+          <w:rFonts w:ascii="Times New Roman"/>
+        </w:rPr>
+        <w:t>30,000)</w:t>
+      </w:r>
+    </w:p>
+    <w:p>
+      <w:pPr>
+        <w:numPr>
+          <w:ilvl w:val="0"/>
+          <w:numId w:val="4"/>
+        </w:numPr>
+        <w:spacing w:line="20" w:lineRule="atLeast"/>
+        <w:rPr>
+          <w:rFonts w:ascii="Times New Roman"/>
+        </w:rPr>
+      </w:pPr>
+      <w:r>
+        <w:rPr>
+          <w:rFonts w:ascii="Times New Roman" w:hint="eastAsia"/>
+        </w:rPr>
+        <w:t xml:space="preserve">SAP. </w:t>
+      </w:r>
+      <w:r>
+        <w:rPr>
+          <w:rFonts w:ascii="Times New Roman"/>
+        </w:rPr>
+        <w:t>“</w:t>
+      </w:r>
+      <w:r>
+        <w:rPr>
+          <w:rFonts w:ascii="Times New Roman"/>
+        </w:rPr>
+        <w:t>Elastic scaling for SAP HANA</w:t>
+      </w:r>
+      <w:r>
+        <w:rPr>
+          <w:rFonts w:ascii="Times New Roman"/>
+        </w:rPr>
+        <w:t xml:space="preserve">,” 2021 (PI). </w:t>
+      </w:r>
+      <w:r>
+        <w:rPr>
+          <w:rFonts w:ascii="Times New Roman"/>
+        </w:rPr>
+        <w:t>(</w:t>
+      </w:r>
+      <w:r>
+        <w:rPr>
+          <w:rFonts w:ascii="Times New Roman"/>
+        </w:rPr>
+        <w:t>€</w:t>
+      </w:r>
+      <w:r>
+        <w:rPr>
+          <w:rFonts w:ascii="Times New Roman"/>
+        </w:rPr>
+        <w:t>30,000)</w:t>
+      </w:r>
+    </w:p>
+    <w:p>
+      <w:pPr>
+        <w:numPr>
+          <w:ilvl w:val="0"/>
+          <w:numId w:val="4"/>
+        </w:numPr>
+        <w:spacing w:line="20" w:lineRule="atLeast"/>
+        <w:rPr>
+          <w:rFonts w:ascii="Times New Roman"/>
+        </w:rPr>
+      </w:pPr>
+      <w:r>
+        <w:rPr>
+          <w:rFonts w:ascii="Times New Roman" w:hint="eastAsia"/>
+        </w:rPr>
+        <w:t xml:space="preserve">SAP, </w:t>
+      </w:r>
+      <w:r>
+        <w:rPr>
+          <w:rFonts w:ascii="Times New Roman"/>
+        </w:rPr>
+        <w:t xml:space="preserve">“Efficient Dependency Graph Construction in SAP Database Replay,” 2020-2021 (PI). </w:t>
+      </w:r>
+      <w:r>
+        <w:rPr>
+          <w:rFonts w:ascii="Times New Roman"/>
+        </w:rPr>
+        <w:t>(</w:t>
+      </w:r>
+      <w:r>
+        <w:rPr>
+          <w:rFonts w:ascii="Times New Roman"/>
+        </w:rPr>
+        <w:t>€</w:t>
+      </w:r>
+      <w:r>
+        <w:rPr>
+          <w:rFonts w:ascii="Times New Roman"/>
+        </w:rPr>
+        <w:t>30,000)</w:t>
+      </w:r>
+    </w:p>
+    <w:p>
+      <w:pPr>
+        <w:numPr>
+          <w:ilvl w:val="0"/>
+          <w:numId w:val="4"/>
+        </w:numPr>
+        <w:spacing w:line="20" w:lineRule="atLeast"/>
+        <w:rPr>
+          <w:rFonts w:ascii="Times New Roman"/>
+        </w:rPr>
+      </w:pPr>
+      <w:r>
+        <w:rPr>
+          <w:rFonts w:ascii="Times New Roman" w:hint="eastAsia"/>
+        </w:rPr>
+        <w:t xml:space="preserve">SAP, </w:t>
+      </w:r>
+      <w:r>
+        <w:rPr>
+          <w:rFonts w:ascii="Times New Roman"/>
+        </w:rPr>
+        <w:t xml:space="preserve">“Accurate Cardinality Estimation of Large Join Queries,” 2020-2021 (PI). </w:t>
+      </w:r>
+      <w:r>
+        <w:rPr>
+          <w:rFonts w:ascii="Times New Roman"/>
+        </w:rPr>
+        <w:t>(</w:t>
+      </w:r>
+      <w:r>
+        <w:rPr>
+          <w:rFonts w:ascii="Times New Roman"/>
+        </w:rPr>
+        <w:t>€</w:t>
+      </w:r>
+      <w:r>
+        <w:rPr>
+          <w:rFonts w:ascii="Times New Roman"/>
+        </w:rPr>
+        <w:t>5</w:t>
+      </w:r>
+      <w:r>
+        <w:rPr>
+          <w:rFonts w:ascii="Times New Roman"/>
+        </w:rPr>
+        <w:t>0,000)</w:t>
+      </w:r>
+    </w:p>
+    <w:p>
+      <w:pPr>
+        <w:numPr>
+          <w:ilvl w:val="0"/>
+          <w:numId w:val="4"/>
+        </w:numPr>
+        <w:spacing w:line="20" w:lineRule="atLeast"/>
+        <w:rPr>
+          <w:rFonts w:ascii="Times New Roman"/>
+        </w:rPr>
+      </w:pPr>
+      <w:r>
+        <w:rPr>
+          <w:rFonts w:ascii="Times New Roman" w:hint="eastAsia"/>
+        </w:rPr>
+        <w:t>SAP</w:t>
+      </w:r>
+      <w:r>
+        <w:rPr>
+          <w:rFonts w:ascii="Times New Roman" w:hint="eastAsia"/>
+        </w:rPr>
+        <w:t xml:space="preserve">, </w:t>
+      </w:r>
+      <w:r>
+        <w:rPr>
+          <w:rFonts w:ascii="Times New Roman"/>
+        </w:rPr>
+        <w:t>“</w:t>
+      </w:r>
+      <w:r>
+        <w:rPr>
+          <w:rFonts w:ascii="Times New Roman"/>
+        </w:rPr>
+        <w:t>Consistent Workload Replay Using Hybrid Workload Capturing</w:t>
+      </w:r>
+      <w:r>
+        <w:rPr>
+          <w:rFonts w:ascii="Times New Roman"/>
+        </w:rPr>
+        <w:t>,” 20</w:t>
+      </w:r>
+      <w:r>
+        <w:rPr>
+          <w:rFonts w:ascii="Times New Roman"/>
+        </w:rPr>
+        <w:t>20</w:t>
+      </w:r>
+      <w:r>
+        <w:rPr>
+          <w:rFonts w:ascii="Times New Roman"/>
+        </w:rPr>
+        <w:t xml:space="preserve"> (PI). (</w:t>
+      </w:r>
+      <w:r>
+        <w:rPr>
+          <w:rFonts w:ascii="Times New Roman"/>
+        </w:rPr>
+        <w:t>€</w:t>
+      </w:r>
+      <w:r>
+        <w:rPr>
+          <w:rFonts w:ascii="Times New Roman"/>
+        </w:rPr>
+        <w:t>30,000)</w:t>
+      </w:r>
+    </w:p>
+    <w:p>
+      <w:pPr>
+        <w:numPr>
+          <w:ilvl w:val="0"/>
+          <w:numId w:val="4"/>
+        </w:numPr>
+        <w:spacing w:line="20" w:lineRule="atLeast"/>
+        <w:rPr>
+          <w:rFonts w:ascii="Times New Roman"/>
+        </w:rPr>
+      </w:pPr>
+      <w:r>
+        <w:rPr>
+          <w:rFonts w:ascii="Times New Roman" w:hint="eastAsia"/>
+        </w:rPr>
+        <w:t xml:space="preserve">Samsung </w:t>
+      </w:r>
+      <w:r>
+        <w:rPr>
+          <w:rFonts w:ascii="Times New Roman"/>
+        </w:rPr>
+        <w:t>SDS</w:t>
+      </w:r>
+      <w:r>
+        <w:rPr>
+          <w:rFonts w:ascii="Times New Roman" w:hint="eastAsia"/>
+        </w:rPr>
+        <w:t xml:space="preserve">, </w:t>
+      </w:r>
+      <w:r>
+        <w:rPr>
+          <w:rFonts w:ascii="Times New Roman"/>
+        </w:rPr>
+        <w:t>“A Graph Construction Method for Knowledge Inference,” 2020 (PI), (₩50,000,000)</w:t>
+      </w:r>
+    </w:p>
+    <w:p>
+      <w:pPr>
+        <w:numPr>
+          <w:ilvl w:val="0"/>
+          <w:numId w:val="4"/>
+        </w:numPr>
+        <w:spacing w:line="20" w:lineRule="atLeast"/>
+        <w:rPr>
+          <w:rFonts w:ascii="Times New Roman"/>
+        </w:rPr>
+      </w:pPr>
+      <w:r>
+        <w:rPr>
+          <w:rFonts w:ascii="Times New Roman" w:hint="eastAsia"/>
+        </w:rPr>
+        <w:t xml:space="preserve">Samsung Electronics, </w:t>
+      </w:r>
+      <w:r>
+        <w:rPr>
+          <w:rFonts w:ascii="Times New Roman"/>
+        </w:rPr>
+        <w:t>“Table and Column Search based on NLP,” 2020 ~ 2001 (PI)</w:t>
+      </w:r>
+      <w:r>
+        <w:rPr>
+          <w:rFonts w:ascii="Times New Roman"/>
+        </w:rPr>
+        <w:t xml:space="preserve"> </w:t>
+      </w:r>
+      <w:r>
+        <w:rPr>
+          <w:rFonts w:ascii="Times New Roman"/>
+        </w:rPr>
+        <w:t>, (₩</w:t>
+      </w:r>
+      <w:r>
+        <w:rPr>
+          <w:rFonts w:ascii="Times New Roman"/>
+        </w:rPr>
+        <w:t>140,000,000</w:t>
       </w:r>
       <w:r>
         <w:rPr>
@@ -22564,33 +23677,51 @@
       </w:pPr>
       <w:r>
         <w:rPr>
-          <w:rFonts w:ascii="Times New Roman" w:hint="eastAsia"/>
-        </w:rPr>
-        <w:t xml:space="preserve">Ministry of Science and ICT, </w:t>
-      </w:r>
-      <w:r>
-        <w:rPr>
-          <w:rFonts w:ascii="Times New Roman"/>
-        </w:rPr>
-        <w:t>“Development of Reliable Personalized On-device Large Action Model and Acceleration Systems,” 2024 ~ 202</w:t>
-      </w:r>
-      <w:r>
-        <w:rPr>
-          <w:rFonts w:ascii="Times New Roman"/>
-        </w:rPr>
-        <w:t>7</w:t>
-      </w:r>
-      <w:r>
-        <w:rPr>
-          <w:rFonts w:ascii="Times New Roman"/>
-        </w:rPr>
-        <w:t>. (₩</w:t>
-      </w:r>
-      <w:r>
-        <w:rPr>
-          <w:rFonts w:ascii="Times New Roman"/>
-        </w:rPr>
-        <w:t>33</w:t>
+          <w:rFonts w:ascii="Times New Roman"/>
+        </w:rPr>
+        <w:t>Samsung Electronics, “</w:t>
+      </w:r>
+      <w:r>
+        <w:rPr>
+          <w:rFonts w:ascii="Times New Roman" w:hint="eastAsia"/>
+        </w:rPr>
+        <w:t>Development of Mining Algorithms Using a Distributed Framework</w:t>
+      </w:r>
+      <w:r>
+        <w:rPr>
+          <w:rFonts w:ascii="Times New Roman"/>
+        </w:rPr>
+        <w:t xml:space="preserve">,” 2020 </w:t>
+      </w:r>
+      <w:r>
+        <w:rPr>
+          <w:rFonts w:ascii="Times New Roman"/>
+        </w:rPr>
+        <w:t>~ 202</w:t>
+      </w:r>
+      <w:r>
+        <w:rPr>
+          <w:rFonts w:ascii="Times New Roman"/>
+        </w:rPr>
+        <w:t>2</w:t>
+      </w:r>
+      <w:r>
+        <w:rPr>
+          <w:rFonts w:ascii="Times New Roman"/>
+        </w:rPr>
+        <w:t xml:space="preserve"> </w:t>
+      </w:r>
+      <w:r>
+        <w:rPr>
+          <w:rFonts w:ascii="Times New Roman"/>
+        </w:rPr>
+        <w:t>(PI), (₩</w:t>
+      </w:r>
+      <w:r>
+        <w:rPr>
+          <w:rFonts w:ascii="Times New Roman"/>
+        </w:rPr>
+        <w:t>18</w:t>
       </w:r>
       <w:r>
         <w:rPr>
@@ -22614,1111 +23745,6 @@
         <w:rPr>
           <w:rFonts w:ascii="Times New Roman" w:hint="eastAsia"/>
         </w:rPr>
-        <w:t>Ministry of Science</w:t>
-      </w:r>
-      <w:r>
-        <w:rPr>
-          <w:rFonts w:ascii="Times New Roman"/>
-        </w:rPr>
-        <w:t xml:space="preserve"> and ICT, “</w:t>
-      </w:r>
-      <w:r>
-        <w:rPr>
-          <w:rFonts w:ascii="Times New Roman"/>
-        </w:rPr>
-        <w:t xml:space="preserve">Development of a </w:t>
-      </w:r>
-      <w:r>
-        <w:rPr>
-          <w:rFonts w:ascii="Times New Roman"/>
-        </w:rPr>
-        <w:t>C</w:t>
-      </w:r>
-      <w:r>
-        <w:rPr>
-          <w:rFonts w:ascii="Times New Roman"/>
-        </w:rPr>
-        <w:t xml:space="preserve">loud-based, </w:t>
-      </w:r>
-      <w:r>
-        <w:rPr>
-          <w:rFonts w:ascii="Times New Roman"/>
-        </w:rPr>
-        <w:t>N</w:t>
-      </w:r>
-      <w:r>
-        <w:rPr>
-          <w:rFonts w:ascii="Times New Roman"/>
-        </w:rPr>
-        <w:t xml:space="preserve">ext-generation DBMS for </w:t>
-      </w:r>
-      <w:r>
-        <w:rPr>
-          <w:rFonts w:ascii="Times New Roman"/>
-        </w:rPr>
-        <w:t>B</w:t>
-      </w:r>
-      <w:r>
-        <w:rPr>
-          <w:rFonts w:ascii="Times New Roman"/>
-        </w:rPr>
-        <w:t xml:space="preserve">ig </w:t>
-      </w:r>
-      <w:r>
-        <w:rPr>
-          <w:rFonts w:ascii="Times New Roman"/>
-        </w:rPr>
-        <w:t>D</w:t>
-      </w:r>
-      <w:r>
-        <w:rPr>
-          <w:rFonts w:ascii="Times New Roman"/>
-        </w:rPr>
-        <w:t xml:space="preserve">ata </w:t>
-      </w:r>
-      <w:r>
-        <w:rPr>
-          <w:rFonts w:ascii="Times New Roman"/>
-        </w:rPr>
-        <w:t>A</w:t>
-      </w:r>
-      <w:r>
-        <w:rPr>
-          <w:rFonts w:ascii="Times New Roman"/>
-        </w:rPr>
-        <w:t xml:space="preserve">nalysis and AI </w:t>
-      </w:r>
-      <w:r>
-        <w:rPr>
-          <w:rFonts w:ascii="Times New Roman"/>
-        </w:rPr>
-        <w:t>P</w:t>
-      </w:r>
-      <w:r>
-        <w:rPr>
-          <w:rFonts w:ascii="Times New Roman"/>
-        </w:rPr>
-        <w:t>rocessing</w:t>
-      </w:r>
-      <w:r>
-        <w:rPr>
-          <w:rFonts w:ascii="Times New Roman"/>
-        </w:rPr>
-        <w:t>,” 2021 ~ 202</w:t>
-      </w:r>
-      <w:r>
-        <w:rPr>
-          <w:rFonts w:ascii="Times New Roman"/>
-        </w:rPr>
-        <w:t>4</w:t>
-      </w:r>
-      <w:r>
-        <w:rPr>
-          <w:rFonts w:ascii="Times New Roman"/>
-        </w:rPr>
-        <w:t xml:space="preserve"> (PI). (₩</w:t>
-      </w:r>
-      <w:r>
-        <w:rPr>
-          <w:rFonts w:ascii="Times New Roman"/>
-        </w:rPr>
-        <w:t>5,355,000,000</w:t>
-      </w:r>
-      <w:r>
-        <w:rPr>
-          <w:rFonts w:ascii="Times New Roman"/>
-        </w:rPr>
-        <w:t>)</w:t>
-      </w:r>
-    </w:p>
-    <w:p>
-      <w:pPr>
-        <w:numPr>
-          <w:ilvl w:val="0"/>
-          <w:numId w:val="4"/>
-        </w:numPr>
-        <w:spacing w:line="20" w:lineRule="atLeast"/>
-        <w:rPr>
-          <w:rFonts w:ascii="Times New Roman"/>
-        </w:rPr>
-      </w:pPr>
-      <w:r>
-        <w:rPr>
-          <w:rFonts w:ascii="Times New Roman" w:hint="eastAsia"/>
-        </w:rPr>
-        <w:t>Ministry of Science</w:t>
-      </w:r>
-      <w:r>
-        <w:rPr>
-          <w:rFonts w:ascii="Times New Roman"/>
-        </w:rPr>
-        <w:t xml:space="preserve"> and ICT, “</w:t>
-      </w:r>
-      <w:r>
-        <w:rPr>
-          <w:rFonts w:ascii="Times New Roman" w:hint="eastAsia"/>
-        </w:rPr>
-        <w:t>T</w:t>
-      </w:r>
-      <w:r>
-        <w:rPr>
-          <w:rFonts w:ascii="Times New Roman"/>
-        </w:rPr>
-        <w:t>owards an Ultrafast Graph DBMS Enhanced by Deep Learning,” 2021 ~ 2025 (PI). (₩1,095,951,000</w:t>
-      </w:r>
-      <w:r>
-        <w:rPr>
-          <w:rFonts w:ascii="Times New Roman"/>
-        </w:rPr>
-        <w:t>)</w:t>
-      </w:r>
-    </w:p>
-    <w:p>
-      <w:pPr>
-        <w:numPr>
-          <w:ilvl w:val="0"/>
-          <w:numId w:val="4"/>
-        </w:numPr>
-        <w:spacing w:line="20" w:lineRule="atLeast"/>
-        <w:rPr>
-          <w:rFonts w:ascii="Times New Roman"/>
-        </w:rPr>
-      </w:pPr>
-      <w:r>
-        <w:rPr>
-          <w:rFonts w:ascii="Times New Roman"/>
-        </w:rPr>
-        <w:t>DIP</w:t>
-      </w:r>
-      <w:r>
-        <w:rPr>
-          <w:rFonts w:ascii="Times New Roman" w:hint="eastAsia"/>
-        </w:rPr>
-        <w:t xml:space="preserve">, </w:t>
-      </w:r>
-      <w:r>
-        <w:rPr>
-          <w:rFonts w:ascii="Times New Roman"/>
-        </w:rPr>
-        <w:t xml:space="preserve">“A System ‘SafeCheck v2’ Utilizing Artificial Intelligence to Prevent On-Site Safety Incidents at Hazardous Chemical Plants,” </w:t>
-      </w:r>
-      <w:r>
-        <w:rPr>
-          <w:rFonts w:ascii="Times New Roman"/>
-        </w:rPr>
-        <w:t>2023 ~ 2024 (PI). (₩570,000,000</w:t>
-      </w:r>
-      <w:r>
-        <w:rPr>
-          <w:rFonts w:ascii="Times New Roman"/>
-        </w:rPr>
-        <w:t>)</w:t>
-      </w:r>
-    </w:p>
-    <w:p>
-      <w:pPr>
-        <w:numPr>
-          <w:ilvl w:val="0"/>
-          <w:numId w:val="4"/>
-        </w:numPr>
-        <w:spacing w:line="20" w:lineRule="atLeast"/>
-        <w:rPr>
-          <w:rFonts w:ascii="Times New Roman"/>
-        </w:rPr>
-      </w:pPr>
-      <w:r>
-        <w:rPr>
-          <w:rFonts w:ascii="Times New Roman" w:hint="eastAsia"/>
-        </w:rPr>
-        <w:t xml:space="preserve">Ministry of Science and ICT, </w:t>
-      </w:r>
-      <w:r>
-        <w:rPr>
-          <w:rFonts w:ascii="Times New Roman"/>
-        </w:rPr>
-        <w:t>“Brain Korea 21,” 2020 ~ 2027 (PI). (₩5,886,978,425)</w:t>
-      </w:r>
-    </w:p>
-    <w:p>
-      <w:pPr>
-        <w:numPr>
-          <w:ilvl w:val="0"/>
-          <w:numId w:val="4"/>
-        </w:numPr>
-        <w:spacing w:line="20" w:lineRule="atLeast"/>
-        <w:rPr>
-          <w:rFonts w:ascii="Times New Roman"/>
-        </w:rPr>
-      </w:pPr>
-      <w:r>
-        <w:rPr>
-          <w:rFonts w:ascii="Times New Roman" w:hint="eastAsia"/>
-        </w:rPr>
-        <w:t>Ministry of Science</w:t>
-      </w:r>
-      <w:r>
-        <w:rPr>
-          <w:rFonts w:ascii="Times New Roman"/>
-        </w:rPr>
-        <w:t xml:space="preserve"> and ICT, “Development of a Conversational, Self-tuning DBMS,” 2018 ~ 2025 (PI). (₩2,</w:t>
-      </w:r>
-      <w:r>
-        <w:rPr>
-          <w:rFonts w:ascii="Times New Roman"/>
-        </w:rPr>
-        <w:t>267,000,000</w:t>
-      </w:r>
-      <w:r>
-        <w:rPr>
-          <w:rFonts w:ascii="Times New Roman"/>
-        </w:rPr>
-        <w:t>)</w:t>
-      </w:r>
-    </w:p>
-    <w:p>
-      <w:pPr>
-        <w:numPr>
-          <w:ilvl w:val="0"/>
-          <w:numId w:val="4"/>
-        </w:numPr>
-        <w:spacing w:line="20" w:lineRule="atLeast"/>
-        <w:rPr>
-          <w:rFonts w:ascii="Times New Roman"/>
-        </w:rPr>
-      </w:pPr>
-      <w:r>
-        <w:rPr>
-          <w:rFonts w:ascii="Times New Roman" w:hint="eastAsia"/>
-        </w:rPr>
-        <w:t xml:space="preserve">Samsung </w:t>
-      </w:r>
-      <w:r>
-        <w:rPr>
-          <w:rFonts w:ascii="Times New Roman"/>
-        </w:rPr>
-        <w:t xml:space="preserve">Future </w:t>
-      </w:r>
-      <w:r>
-        <w:rPr>
-          <w:rFonts w:ascii="Times New Roman"/>
-        </w:rPr>
-        <w:t>Funding Agency, “</w:t>
-      </w:r>
-      <w:r>
-        <w:rPr>
-          <w:rFonts w:ascii="Times New Roman" w:hint="eastAsia"/>
-        </w:rPr>
-        <w:t xml:space="preserve">A </w:t>
-      </w:r>
-      <w:r>
-        <w:rPr>
-          <w:rFonts w:ascii="Times New Roman"/>
-        </w:rPr>
-        <w:t>Trillion-scale Graph Processing Engine</w:t>
-      </w:r>
-      <w:r>
-        <w:rPr>
-          <w:rFonts w:ascii="Times New Roman"/>
-        </w:rPr>
-        <w:t xml:space="preserve"> Supportin</w:t>
-      </w:r>
-      <w:r>
-        <w:rPr>
-          <w:rFonts w:ascii="Times New Roman"/>
-        </w:rPr>
-        <w:t>g Incremental and Temporal Graph</w:t>
-      </w:r>
-      <w:r>
-        <w:rPr>
-          <w:rFonts w:ascii="Times New Roman"/>
-        </w:rPr>
-        <w:t xml:space="preserve"> Analytics,” 2018 ~ 2021</w:t>
-      </w:r>
-      <w:r>
-        <w:rPr>
-          <w:rFonts w:ascii="Times New Roman"/>
-        </w:rPr>
-        <w:t xml:space="preserve"> (PI). (₩</w:t>
-      </w:r>
-      <w:r>
-        <w:rPr>
-          <w:rFonts w:ascii="Times New Roman"/>
-        </w:rPr>
-        <w:t>90</w:t>
-      </w:r>
-      <w:r>
-        <w:rPr>
-          <w:rFonts w:ascii="Times New Roman"/>
-        </w:rPr>
-        <w:t>0,000,000)</w:t>
-      </w:r>
-    </w:p>
-    <w:p>
-      <w:pPr>
-        <w:numPr>
-          <w:ilvl w:val="0"/>
-          <w:numId w:val="4"/>
-        </w:numPr>
-        <w:spacing w:line="20" w:lineRule="atLeast"/>
-        <w:rPr>
-          <w:rFonts w:ascii="Times New Roman"/>
-        </w:rPr>
-      </w:pPr>
-      <w:r>
-        <w:rPr>
-          <w:rFonts w:ascii="Times New Roman" w:hint="eastAsia"/>
-        </w:rPr>
-        <w:t xml:space="preserve">Oracle, </w:t>
-      </w:r>
-      <w:r>
-        <w:rPr>
-          <w:rFonts w:ascii="Times New Roman"/>
-        </w:rPr>
-        <w:t>“Toward Scalable Video Query Processing,” 2019 ~ 2020 (PI), ($100,000)</w:t>
-      </w:r>
-    </w:p>
-    <w:p>
-      <w:pPr>
-        <w:numPr>
-          <w:ilvl w:val="0"/>
-          <w:numId w:val="4"/>
-        </w:numPr>
-        <w:spacing w:line="20" w:lineRule="atLeast"/>
-        <w:rPr>
-          <w:rFonts w:ascii="Times New Roman" w:hint="eastAsia"/>
-        </w:rPr>
-      </w:pPr>
-      <w:r>
-        <w:rPr>
-          <w:rFonts w:ascii="Times New Roman" w:hint="eastAsia"/>
-        </w:rPr>
-        <w:t xml:space="preserve">Oracle External Office, </w:t>
-      </w:r>
-      <w:r>
-        <w:rPr>
-          <w:rFonts w:ascii="Times New Roman"/>
-        </w:rPr>
-        <w:t>“Investigating Break-Though Technologies in Graph Isomorphism Problem,” 2018 ~ 2019</w:t>
-      </w:r>
-      <w:r>
-        <w:rPr>
-          <w:rFonts w:ascii="Times New Roman" w:hint="eastAsia"/>
-        </w:rPr>
-        <w:t xml:space="preserve"> </w:t>
-      </w:r>
-      <w:r>
-        <w:rPr>
-          <w:rFonts w:ascii="Times New Roman"/>
-        </w:rPr>
-        <w:t>(PI). (</w:t>
-      </w:r>
-      <w:r>
-        <w:rPr>
-          <w:rFonts w:ascii="Times New Roman" w:hint="eastAsia"/>
-        </w:rPr>
-        <w:t xml:space="preserve">Unrestricted gift, </w:t>
-      </w:r>
-      <w:r>
-        <w:rPr>
-          <w:rFonts w:ascii="Times New Roman"/>
-        </w:rPr>
-        <w:t>$100,000)</w:t>
-      </w:r>
-    </w:p>
-    <w:p>
-      <w:pPr>
-        <w:numPr>
-          <w:ilvl w:val="0"/>
-          <w:numId w:val="4"/>
-        </w:numPr>
-        <w:spacing w:line="20" w:lineRule="atLeast"/>
-        <w:rPr>
-          <w:rFonts w:ascii="Times New Roman"/>
-        </w:rPr>
-      </w:pPr>
-      <w:r>
-        <w:rPr>
-          <w:rFonts w:ascii="Times New Roman" w:hint="eastAsia"/>
-        </w:rPr>
-        <w:t>S</w:t>
-      </w:r>
-      <w:r>
-        <w:rPr>
-          <w:rFonts w:ascii="Times New Roman"/>
-        </w:rPr>
-        <w:t xml:space="preserve">amsung Research, “Research on Performance Optimization of </w:t>
-      </w:r>
-      <w:r>
-        <w:rPr>
-          <w:rFonts w:ascii="Times New Roman" w:hint="eastAsia"/>
-        </w:rPr>
-        <w:t>a</w:t>
-      </w:r>
-      <w:r>
-        <w:rPr>
-          <w:rFonts w:ascii="Times New Roman"/>
-        </w:rPr>
-        <w:t xml:space="preserve"> Search and Analysis System for AI data,” 2022 (PI). (</w:t>
-      </w:r>
-      <w:r>
-        <w:rPr>
-          <w:rFonts w:ascii="Times New Roman"/>
-        </w:rPr>
-        <w:t>₩</w:t>
-      </w:r>
-      <w:r>
-        <w:rPr>
-          <w:rFonts w:ascii="Times New Roman"/>
-        </w:rPr>
-        <w:t>80,000,000)</w:t>
-      </w:r>
-    </w:p>
-    <w:p>
-      <w:pPr>
-        <w:numPr>
-          <w:ilvl w:val="0"/>
-          <w:numId w:val="4"/>
-        </w:numPr>
-        <w:spacing w:line="20" w:lineRule="atLeast"/>
-        <w:rPr>
-          <w:rFonts w:ascii="Times New Roman"/>
-        </w:rPr>
-      </w:pPr>
-      <w:r>
-        <w:rPr>
-          <w:rFonts w:ascii="Times New Roman" w:hint="eastAsia"/>
-        </w:rPr>
-        <w:t>S</w:t>
-      </w:r>
-      <w:r>
-        <w:rPr>
-          <w:rFonts w:ascii="Times New Roman"/>
-        </w:rPr>
-        <w:t xml:space="preserve">amsung Research, “Consulting on S/W Engineering,” 2022 (PI). </w:t>
-      </w:r>
-      <w:r>
-        <w:rPr>
-          <w:rFonts w:ascii="Times New Roman"/>
-        </w:rPr>
-        <w:t>(₩</w:t>
-      </w:r>
-      <w:r>
-        <w:rPr>
-          <w:rFonts w:ascii="Times New Roman"/>
-        </w:rPr>
-        <w:t>11,700,000)</w:t>
-      </w:r>
-    </w:p>
-    <w:p>
-      <w:pPr>
-        <w:numPr>
-          <w:ilvl w:val="0"/>
-          <w:numId w:val="4"/>
-        </w:numPr>
-        <w:spacing w:line="20" w:lineRule="atLeast"/>
-        <w:rPr>
-          <w:rFonts w:ascii="Times New Roman"/>
-        </w:rPr>
-      </w:pPr>
-      <w:r>
-        <w:rPr>
-          <w:rFonts w:ascii="Times New Roman" w:hint="eastAsia"/>
-        </w:rPr>
-        <w:t xml:space="preserve">SAP, </w:t>
-      </w:r>
-      <w:r>
-        <w:rPr>
-          <w:rFonts w:ascii="Times New Roman"/>
-        </w:rPr>
-        <w:t>“Accelerating Transitive Reduction for Doppleganger in SAP HANA</w:t>
-      </w:r>
-      <w:r>
-        <w:rPr>
-          <w:rFonts w:ascii="Times New Roman"/>
-        </w:rPr>
-        <w:t xml:space="preserve"> (2)</w:t>
-      </w:r>
-      <w:r>
-        <w:rPr>
-          <w:rFonts w:ascii="Times New Roman"/>
-        </w:rPr>
-        <w:t>,” 2023 (PI). (€50,000)</w:t>
-      </w:r>
-    </w:p>
-    <w:p>
-      <w:pPr>
-        <w:numPr>
-          <w:ilvl w:val="0"/>
-          <w:numId w:val="4"/>
-        </w:numPr>
-        <w:spacing w:line="20" w:lineRule="atLeast"/>
-        <w:rPr>
-          <w:rFonts w:ascii="Times New Roman"/>
-        </w:rPr>
-      </w:pPr>
-      <w:r>
-        <w:rPr>
-          <w:rFonts w:ascii="Times New Roman"/>
-        </w:rPr>
-        <w:t>SAP, “Accelerating Transitive Reduction for Doppleganger in SAP HANA,” 2023 (PI). (€50,000)</w:t>
-      </w:r>
-    </w:p>
-    <w:p>
-      <w:pPr>
-        <w:numPr>
-          <w:ilvl w:val="0"/>
-          <w:numId w:val="4"/>
-        </w:numPr>
-        <w:spacing w:line="20" w:lineRule="atLeast"/>
-        <w:rPr>
-          <w:rFonts w:ascii="Times New Roman"/>
-        </w:rPr>
-      </w:pPr>
-      <w:r>
-        <w:rPr>
-          <w:rFonts w:ascii="Times New Roman"/>
-        </w:rPr>
-        <w:t>SAP, “Accurate Cardinality Estimation of Large Group-By Queries,” 2023 (PI). (€20,000)</w:t>
-      </w:r>
-    </w:p>
-    <w:p>
-      <w:pPr>
-        <w:numPr>
-          <w:ilvl w:val="0"/>
-          <w:numId w:val="4"/>
-        </w:numPr>
-        <w:spacing w:line="20" w:lineRule="atLeast"/>
-        <w:rPr>
-          <w:rFonts w:ascii="Times New Roman"/>
-        </w:rPr>
-      </w:pPr>
-      <w:r>
-        <w:rPr>
-          <w:rFonts w:ascii="Times New Roman" w:hint="eastAsia"/>
-        </w:rPr>
-        <w:t xml:space="preserve">SAP. </w:t>
-      </w:r>
-      <w:r>
-        <w:rPr>
-          <w:rFonts w:ascii="Times New Roman"/>
-        </w:rPr>
-        <w:t>“</w:t>
-      </w:r>
-      <w:r>
-        <w:rPr>
-          <w:rFonts w:ascii="Times New Roman"/>
-        </w:rPr>
-        <w:t>Accelerating Transitive Reduction for Doppleganger in SAP HANA</w:t>
-      </w:r>
-      <w:r>
-        <w:rPr>
-          <w:rFonts w:ascii="Times New Roman"/>
-        </w:rPr>
-        <w:t xml:space="preserve">,” 2022 (PI). </w:t>
-      </w:r>
-      <w:r>
-        <w:rPr>
-          <w:rFonts w:ascii="Times New Roman"/>
-        </w:rPr>
-        <w:t>(</w:t>
-      </w:r>
-      <w:r>
-        <w:rPr>
-          <w:rFonts w:ascii="Times New Roman"/>
-        </w:rPr>
-        <w:t>€</w:t>
-      </w:r>
-      <w:r>
-        <w:rPr>
-          <w:rFonts w:ascii="Times New Roman"/>
-        </w:rPr>
-        <w:t>3</w:t>
-      </w:r>
-      <w:r>
-        <w:rPr>
-          <w:rFonts w:ascii="Times New Roman"/>
-        </w:rPr>
-        <w:t>0,000)</w:t>
-      </w:r>
-    </w:p>
-    <w:p>
-      <w:pPr>
-        <w:numPr>
-          <w:ilvl w:val="0"/>
-          <w:numId w:val="4"/>
-        </w:numPr>
-        <w:spacing w:line="20" w:lineRule="atLeast"/>
-        <w:rPr>
-          <w:rFonts w:ascii="Times New Roman"/>
-        </w:rPr>
-      </w:pPr>
-      <w:r>
-        <w:rPr>
-          <w:rFonts w:ascii="Times New Roman" w:hint="eastAsia"/>
-        </w:rPr>
-        <w:t xml:space="preserve">SAP. </w:t>
-      </w:r>
-      <w:r>
-        <w:rPr>
-          <w:rFonts w:ascii="Times New Roman"/>
-        </w:rPr>
-        <w:t xml:space="preserve">“Accurate Cardinality Estimation of Large Join Queries,” 2021-2022 (PI). </w:t>
-      </w:r>
-      <w:r>
-        <w:rPr>
-          <w:rFonts w:ascii="Times New Roman"/>
-        </w:rPr>
-        <w:t>(</w:t>
-      </w:r>
-      <w:r>
-        <w:rPr>
-          <w:rFonts w:ascii="Times New Roman"/>
-        </w:rPr>
-        <w:t>€</w:t>
-      </w:r>
-      <w:r>
-        <w:rPr>
-          <w:rFonts w:ascii="Times New Roman"/>
-        </w:rPr>
-        <w:t>5</w:t>
-      </w:r>
-      <w:r>
-        <w:rPr>
-          <w:rFonts w:ascii="Times New Roman"/>
-        </w:rPr>
-        <w:t>0,000)</w:t>
-      </w:r>
-    </w:p>
-    <w:p>
-      <w:pPr>
-        <w:numPr>
-          <w:ilvl w:val="0"/>
-          <w:numId w:val="4"/>
-        </w:numPr>
-        <w:spacing w:line="20" w:lineRule="atLeast"/>
-        <w:rPr>
-          <w:rFonts w:ascii="Times New Roman"/>
-        </w:rPr>
-      </w:pPr>
-      <w:r>
-        <w:rPr>
-          <w:rFonts w:ascii="Times New Roman" w:hint="eastAsia"/>
-        </w:rPr>
-        <w:t xml:space="preserve">SAP. </w:t>
-      </w:r>
-      <w:r>
-        <w:rPr>
-          <w:rFonts w:ascii="Times New Roman"/>
-        </w:rPr>
-        <w:t>“</w:t>
-      </w:r>
-      <w:r>
-        <w:rPr>
-          <w:rFonts w:ascii="Times New Roman"/>
-        </w:rPr>
-        <w:t>Accelerating Doppleganger in SAP HANA</w:t>
-      </w:r>
-      <w:r>
-        <w:rPr>
-          <w:rFonts w:ascii="Times New Roman"/>
-        </w:rPr>
-        <w:t xml:space="preserve">,” 2021-2022 (PI). </w:t>
-      </w:r>
-      <w:r>
-        <w:rPr>
-          <w:rFonts w:ascii="Times New Roman"/>
-        </w:rPr>
-        <w:t>(</w:t>
-      </w:r>
-      <w:r>
-        <w:rPr>
-          <w:rFonts w:ascii="Times New Roman"/>
-        </w:rPr>
-        <w:t>€</w:t>
-      </w:r>
-      <w:r>
-        <w:rPr>
-          <w:rFonts w:ascii="Times New Roman"/>
-        </w:rPr>
-        <w:t>30,000)</w:t>
-      </w:r>
-    </w:p>
-    <w:p>
-      <w:pPr>
-        <w:numPr>
-          <w:ilvl w:val="0"/>
-          <w:numId w:val="4"/>
-        </w:numPr>
-        <w:spacing w:line="20" w:lineRule="atLeast"/>
-        <w:rPr>
-          <w:rFonts w:ascii="Times New Roman"/>
-        </w:rPr>
-      </w:pPr>
-      <w:r>
-        <w:rPr>
-          <w:rFonts w:ascii="Times New Roman" w:hint="eastAsia"/>
-        </w:rPr>
-        <w:t xml:space="preserve">SAP. </w:t>
-      </w:r>
-      <w:r>
-        <w:rPr>
-          <w:rFonts w:ascii="Times New Roman"/>
-        </w:rPr>
-        <w:t>“</w:t>
-      </w:r>
-      <w:r>
-        <w:rPr>
-          <w:rFonts w:ascii="Times New Roman"/>
-        </w:rPr>
-        <w:t>Elastic scaling for SAP HANA</w:t>
-      </w:r>
-      <w:r>
-        <w:rPr>
-          <w:rFonts w:ascii="Times New Roman"/>
-        </w:rPr>
-        <w:t xml:space="preserve">,” 2021 (PI). </w:t>
-      </w:r>
-      <w:r>
-        <w:rPr>
-          <w:rFonts w:ascii="Times New Roman"/>
-        </w:rPr>
-        <w:t>(</w:t>
-      </w:r>
-      <w:r>
-        <w:rPr>
-          <w:rFonts w:ascii="Times New Roman"/>
-        </w:rPr>
-        <w:t>€</w:t>
-      </w:r>
-      <w:r>
-        <w:rPr>
-          <w:rFonts w:ascii="Times New Roman"/>
-        </w:rPr>
-        <w:t>30,000)</w:t>
-      </w:r>
-    </w:p>
-    <w:p>
-      <w:pPr>
-        <w:numPr>
-          <w:ilvl w:val="0"/>
-          <w:numId w:val="4"/>
-        </w:numPr>
-        <w:spacing w:line="20" w:lineRule="atLeast"/>
-        <w:rPr>
-          <w:rFonts w:ascii="Times New Roman"/>
-        </w:rPr>
-      </w:pPr>
-      <w:r>
-        <w:rPr>
-          <w:rFonts w:ascii="Times New Roman" w:hint="eastAsia"/>
-        </w:rPr>
-        <w:t xml:space="preserve">SAP, </w:t>
-      </w:r>
-      <w:r>
-        <w:rPr>
-          <w:rFonts w:ascii="Times New Roman"/>
-        </w:rPr>
-        <w:t xml:space="preserve">“Efficient Dependency Graph Construction in SAP Database Replay,” 2020-2021 (PI). </w:t>
-      </w:r>
-      <w:r>
-        <w:rPr>
-          <w:rFonts w:ascii="Times New Roman"/>
-        </w:rPr>
-        <w:t>(</w:t>
-      </w:r>
-      <w:r>
-        <w:rPr>
-          <w:rFonts w:ascii="Times New Roman"/>
-        </w:rPr>
-        <w:t>€</w:t>
-      </w:r>
-      <w:r>
-        <w:rPr>
-          <w:rFonts w:ascii="Times New Roman"/>
-        </w:rPr>
-        <w:t>30,000)</w:t>
-      </w:r>
-    </w:p>
-    <w:p>
-      <w:pPr>
-        <w:numPr>
-          <w:ilvl w:val="0"/>
-          <w:numId w:val="4"/>
-        </w:numPr>
-        <w:spacing w:line="20" w:lineRule="atLeast"/>
-        <w:rPr>
-          <w:rFonts w:ascii="Times New Roman"/>
-        </w:rPr>
-      </w:pPr>
-      <w:r>
-        <w:rPr>
-          <w:rFonts w:ascii="Times New Roman" w:hint="eastAsia"/>
-        </w:rPr>
-        <w:t xml:space="preserve">SAP, </w:t>
-      </w:r>
-      <w:r>
-        <w:rPr>
-          <w:rFonts w:ascii="Times New Roman"/>
-        </w:rPr>
-        <w:t xml:space="preserve">“Accurate Cardinality Estimation of Large Join Queries,” 2020-2021 (PI). </w:t>
-      </w:r>
-      <w:r>
-        <w:rPr>
-          <w:rFonts w:ascii="Times New Roman"/>
-        </w:rPr>
-        <w:t>(</w:t>
-      </w:r>
-      <w:r>
-        <w:rPr>
-          <w:rFonts w:ascii="Times New Roman"/>
-        </w:rPr>
-        <w:t>€</w:t>
-      </w:r>
-      <w:r>
-        <w:rPr>
-          <w:rFonts w:ascii="Times New Roman"/>
-        </w:rPr>
-        <w:t>5</w:t>
-      </w:r>
-      <w:r>
-        <w:rPr>
-          <w:rFonts w:ascii="Times New Roman"/>
-        </w:rPr>
-        <w:t>0,000)</w:t>
-      </w:r>
-    </w:p>
-    <w:p>
-      <w:pPr>
-        <w:numPr>
-          <w:ilvl w:val="0"/>
-          <w:numId w:val="4"/>
-        </w:numPr>
-        <w:spacing w:line="20" w:lineRule="atLeast"/>
-        <w:rPr>
-          <w:rFonts w:ascii="Times New Roman"/>
-        </w:rPr>
-      </w:pPr>
-      <w:r>
-        <w:rPr>
-          <w:rFonts w:ascii="Times New Roman" w:hint="eastAsia"/>
-        </w:rPr>
-        <w:t>SAP</w:t>
-      </w:r>
-      <w:r>
-        <w:rPr>
-          <w:rFonts w:ascii="Times New Roman" w:hint="eastAsia"/>
-        </w:rPr>
-        <w:t xml:space="preserve">, </w:t>
-      </w:r>
-      <w:r>
-        <w:rPr>
-          <w:rFonts w:ascii="Times New Roman"/>
-        </w:rPr>
-        <w:t>“</w:t>
-      </w:r>
-      <w:r>
-        <w:rPr>
-          <w:rFonts w:ascii="Times New Roman"/>
-        </w:rPr>
-        <w:t>Consistent Workload Replay Using Hybrid Workload Capturing</w:t>
-      </w:r>
-      <w:r>
-        <w:rPr>
-          <w:rFonts w:ascii="Times New Roman"/>
-        </w:rPr>
-        <w:t>,” 20</w:t>
-      </w:r>
-      <w:r>
-        <w:rPr>
-          <w:rFonts w:ascii="Times New Roman"/>
-        </w:rPr>
-        <w:t>20</w:t>
-      </w:r>
-      <w:r>
-        <w:rPr>
-          <w:rFonts w:ascii="Times New Roman"/>
-        </w:rPr>
-        <w:t xml:space="preserve"> (PI). (</w:t>
-      </w:r>
-      <w:r>
-        <w:rPr>
-          <w:rFonts w:ascii="Times New Roman"/>
-        </w:rPr>
-        <w:t>€</w:t>
-      </w:r>
-      <w:r>
-        <w:rPr>
-          <w:rFonts w:ascii="Times New Roman"/>
-        </w:rPr>
-        <w:t>30,000)</w:t>
-      </w:r>
-    </w:p>
-    <w:p>
-      <w:pPr>
-        <w:numPr>
-          <w:ilvl w:val="0"/>
-          <w:numId w:val="4"/>
-        </w:numPr>
-        <w:spacing w:line="20" w:lineRule="atLeast"/>
-        <w:rPr>
-          <w:rFonts w:ascii="Times New Roman"/>
-        </w:rPr>
-      </w:pPr>
-      <w:r>
-        <w:rPr>
-          <w:rFonts w:ascii="Times New Roman" w:hint="eastAsia"/>
-        </w:rPr>
-        <w:t xml:space="preserve">Samsung </w:t>
-      </w:r>
-      <w:r>
-        <w:rPr>
-          <w:rFonts w:ascii="Times New Roman"/>
-        </w:rPr>
-        <w:t>SDS</w:t>
-      </w:r>
-      <w:r>
-        <w:rPr>
-          <w:rFonts w:ascii="Times New Roman" w:hint="eastAsia"/>
-        </w:rPr>
-        <w:t xml:space="preserve">, </w:t>
-      </w:r>
-      <w:r>
-        <w:rPr>
-          <w:rFonts w:ascii="Times New Roman"/>
-        </w:rPr>
-        <w:t>“A Graph Construction Method for Knowledge Inference,” 2020 (PI), (₩50,000,000)</w:t>
-      </w:r>
-    </w:p>
-    <w:p>
-      <w:pPr>
-        <w:numPr>
-          <w:ilvl w:val="0"/>
-          <w:numId w:val="4"/>
-        </w:numPr>
-        <w:spacing w:line="20" w:lineRule="atLeast"/>
-        <w:rPr>
-          <w:rFonts w:ascii="Times New Roman"/>
-        </w:rPr>
-      </w:pPr>
-      <w:r>
-        <w:rPr>
-          <w:rFonts w:ascii="Times New Roman" w:hint="eastAsia"/>
-        </w:rPr>
-        <w:t xml:space="preserve">Samsung Electronics, </w:t>
-      </w:r>
-      <w:r>
-        <w:rPr>
-          <w:rFonts w:ascii="Times New Roman"/>
-        </w:rPr>
-        <w:t>“Table and Column Search based on NLP,” 2020 ~ 2001 (PI)</w:t>
-      </w:r>
-      <w:r>
-        <w:rPr>
-          <w:rFonts w:ascii="Times New Roman"/>
-        </w:rPr>
-        <w:t xml:space="preserve"> </w:t>
-      </w:r>
-      <w:r>
-        <w:rPr>
-          <w:rFonts w:ascii="Times New Roman"/>
-        </w:rPr>
-        <w:t>, (₩</w:t>
-      </w:r>
-      <w:r>
-        <w:rPr>
-          <w:rFonts w:ascii="Times New Roman"/>
-        </w:rPr>
-        <w:t>140,000,000</w:t>
-      </w:r>
-      <w:r>
-        <w:rPr>
-          <w:rFonts w:ascii="Times New Roman"/>
-        </w:rPr>
-        <w:t>)</w:t>
-      </w:r>
-    </w:p>
-    <w:p>
-      <w:pPr>
-        <w:numPr>
-          <w:ilvl w:val="0"/>
-          <w:numId w:val="4"/>
-        </w:numPr>
-        <w:spacing w:line="20" w:lineRule="atLeast"/>
-        <w:rPr>
-          <w:rFonts w:ascii="Times New Roman"/>
-        </w:rPr>
-      </w:pPr>
-      <w:r>
-        <w:rPr>
-          <w:rFonts w:ascii="Times New Roman"/>
-        </w:rPr>
-        <w:t>Samsung Electronics, “</w:t>
-      </w:r>
-      <w:r>
-        <w:rPr>
-          <w:rFonts w:ascii="Times New Roman" w:hint="eastAsia"/>
-        </w:rPr>
-        <w:t>Development of Mining Algorithms Using a Distributed Framework</w:t>
-      </w:r>
-      <w:r>
-        <w:rPr>
-          <w:rFonts w:ascii="Times New Roman"/>
-        </w:rPr>
-        <w:t xml:space="preserve">,” 2020 </w:t>
-      </w:r>
-      <w:r>
-        <w:rPr>
-          <w:rFonts w:ascii="Times New Roman"/>
-        </w:rPr>
-        <w:t>~ 202</w:t>
-      </w:r>
-      <w:r>
-        <w:rPr>
-          <w:rFonts w:ascii="Times New Roman"/>
-        </w:rPr>
-        <w:t>2</w:t>
-      </w:r>
-      <w:r>
-        <w:rPr>
-          <w:rFonts w:ascii="Times New Roman"/>
-        </w:rPr>
-        <w:t xml:space="preserve"> </w:t>
-      </w:r>
-      <w:r>
-        <w:rPr>
-          <w:rFonts w:ascii="Times New Roman"/>
-        </w:rPr>
-        <w:t>(PI), (₩</w:t>
-      </w:r>
-      <w:r>
-        <w:rPr>
-          <w:rFonts w:ascii="Times New Roman"/>
-        </w:rPr>
-        <w:t>18</w:t>
-      </w:r>
-      <w:r>
-        <w:rPr>
-          <w:rFonts w:ascii="Times New Roman"/>
-        </w:rPr>
-        <w:t>0,000,000)</w:t>
-      </w:r>
-    </w:p>
-    <w:p>
-      <w:pPr>
-        <w:numPr>
-          <w:ilvl w:val="0"/>
-          <w:numId w:val="4"/>
-        </w:numPr>
-        <w:spacing w:line="20" w:lineRule="atLeast"/>
-        <w:rPr>
-          <w:rFonts w:ascii="Times New Roman"/>
-        </w:rPr>
-      </w:pPr>
-      <w:r>
-        <w:rPr>
-          <w:rFonts w:ascii="Times New Roman" w:hint="eastAsia"/>
-        </w:rPr>
-        <w:lastRenderedPageBreak/>
         <w:t xml:space="preserve">Samsung Electronics, </w:t>
       </w:r>
       <w:r>
@@ -23881,6 +23907,7 @@
         <w:rPr>
           <w:rFonts w:ascii="Times New Roman" w:hint="eastAsia"/>
         </w:rPr>
+        <w:lastRenderedPageBreak/>
         <w:t xml:space="preserve">SAP, </w:t>
       </w:r>
       <w:r>
@@ -24352,7 +24379,7 @@
         </w:numPr>
         <w:spacing w:line="20" w:lineRule="atLeast"/>
         <w:rPr>
-          <w:rFonts w:ascii="Times New Roman" w:hint="eastAsia"/>
+          <w:rFonts w:ascii="Times New Roman"/>
         </w:rPr>
       </w:pPr>
       <w:r>
@@ -24803,7 +24830,6 @@
         <w:rPr>
           <w:rFonts w:ascii="Times New Roman"/>
         </w:rPr>
-        <w:lastRenderedPageBreak/>
         <w:t>Ministry of Science, ICT and Future Planning, “Development of a High-performance Top-K Search Engine for Drug Discovery and Recommendations of Advertising Agencies,” 2014 ~ 2017 (PI). (₩303,000,000)</w:t>
       </w:r>
     </w:p>
@@ -24865,7 +24891,7 @@
         <w:spacing w:line="20" w:lineRule="atLeast"/>
         <w:ind w:left="403" w:hanging="403"/>
         <w:rPr>
-          <w:rFonts w:ascii="Times New Roman" w:hint="eastAsia"/>
+          <w:rFonts w:ascii="Times New Roman"/>
         </w:rPr>
       </w:pPr>
       <w:r>
@@ -24894,7 +24920,14 @@
         <w:rPr>
           <w:rFonts w:ascii="Times New Roman"/>
         </w:rPr>
-        <w:t>SAP, “Performance Evaluation of Parallel Theta Join and Analysis of Football Streaming Data,” 2013 ~ 2014 (PI). (</w:t>
+        <w:t xml:space="preserve">SAP, “Performance Evaluation of Parallel Theta Join and Analysis of Football Streaming Data,” 2013 </w:t>
+      </w:r>
+      <w:r>
+        <w:rPr>
+          <w:rFonts w:ascii="Times New Roman"/>
+        </w:rPr>
+        <w:lastRenderedPageBreak/>
+        <w:t>~ 2014 (PI). (</w:t>
       </w:r>
       <w:r>
         <w:rPr>
@@ -24924,7 +24957,7 @@
         </w:tabs>
         <w:ind w:left="403" w:hanging="403"/>
         <w:rPr>
-          <w:rFonts w:ascii="Times New Roman" w:hint="eastAsia"/>
+          <w:rFonts w:ascii="Times New Roman"/>
         </w:rPr>
       </w:pPr>
       <w:r>
@@ -24963,7 +24996,7 @@
         </w:tabs>
         <w:ind w:left="403" w:hanging="403"/>
         <w:rPr>
-          <w:rFonts w:ascii="Times New Roman" w:hint="eastAsia"/>
+          <w:rFonts w:ascii="Times New Roman"/>
         </w:rPr>
       </w:pPr>
       <w:r>
@@ -24983,7 +25016,7 @@
           <w:tab w:val="left" w:pos="448"/>
         </w:tabs>
         <w:rPr>
-          <w:rFonts w:ascii="Times New Roman" w:hint="eastAsia"/>
+          <w:rFonts w:ascii="Times New Roman"/>
         </w:rPr>
       </w:pPr>
       <w:r>
@@ -25019,7 +25052,7 @@
           <w:tab w:val="left" w:pos="448"/>
         </w:tabs>
         <w:rPr>
-          <w:rFonts w:ascii="Times New Roman" w:hint="eastAsia"/>
+          <w:rFonts w:ascii="Times New Roman"/>
         </w:rPr>
       </w:pPr>
       <w:r>
@@ -25109,7 +25142,7 @@
           <w:tab w:val="left" w:pos="448"/>
         </w:tabs>
         <w:rPr>
-          <w:rFonts w:ascii="Times New Roman" w:hint="eastAsia"/>
+          <w:rFonts w:ascii="Times New Roman"/>
         </w:rPr>
       </w:pPr>
       <w:r>
@@ -25157,7 +25190,7 @@
           <w:tab w:val="left" w:pos="448"/>
         </w:tabs>
         <w:rPr>
-          <w:rFonts w:ascii="Times New Roman" w:hint="eastAsia"/>
+          <w:rFonts w:ascii="Times New Roman"/>
         </w:rPr>
       </w:pPr>
       <w:r>
@@ -25281,7 +25314,7 @@
           <w:tab w:val="left" w:pos="448"/>
         </w:tabs>
         <w:rPr>
-          <w:rFonts w:ascii="Times New Roman" w:hint="eastAsia"/>
+          <w:rFonts w:ascii="Times New Roman"/>
         </w:rPr>
       </w:pPr>
       <w:r>
@@ -25325,7 +25358,7 @@
           <w:tab w:val="left" w:pos="448"/>
         </w:tabs>
         <w:rPr>
-          <w:rFonts w:ascii="Times New Roman" w:hint="eastAsia"/>
+          <w:rFonts w:ascii="Times New Roman"/>
         </w:rPr>
       </w:pPr>
       <w:r>
@@ -25369,7 +25402,7 @@
           <w:tab w:val="left" w:pos="448"/>
         </w:tabs>
         <w:rPr>
-          <w:rFonts w:ascii="Times New Roman" w:hint="eastAsia"/>
+          <w:rFonts w:ascii="Times New Roman"/>
         </w:rPr>
       </w:pPr>
       <w:r>
@@ -25445,7 +25478,7 @@
           <w:tab w:val="left" w:pos="448"/>
         </w:tabs>
         <w:rPr>
-          <w:rFonts w:ascii="Times New Roman" w:hint="eastAsia"/>
+          <w:rFonts w:ascii="Times New Roman"/>
         </w:rPr>
       </w:pPr>
       <w:r>
@@ -25525,7 +25558,7 @@
           <w:bottom w:val="single" w:sz="6" w:space="1" w:color="auto"/>
         </w:pBdr>
         <w:rPr>
-          <w:rFonts w:ascii="Times New Roman" w:hint="eastAsia"/>
+          <w:rFonts w:ascii="Times New Roman"/>
           <w:b/>
           <w:sz w:val="24"/>
         </w:rPr>
@@ -25536,344 +25569,350 @@
           <w:b/>
           <w:sz w:val="24"/>
         </w:rPr>
+        <w:t>International Patents</w:t>
+      </w:r>
+    </w:p>
+    <w:p>
+      <w:pPr>
+        <w:numPr>
+          <w:ilvl w:val="0"/>
+          <w:numId w:val="5"/>
+        </w:numPr>
+        <w:tabs>
+          <w:tab w:val="left" w:pos="448"/>
+        </w:tabs>
+        <w:rPr>
+          <w:rFonts w:ascii="Times New Roman"/>
+        </w:rPr>
+      </w:pPr>
+      <w:r>
+        <w:rPr>
+          <w:rFonts w:ascii="Times New Roman" w:hint="eastAsia"/>
+          <w:u w:val="single"/>
+        </w:rPr>
+        <w:t>Han, W.</w:t>
+      </w:r>
+      <w:r>
+        <w:rPr>
+          <w:rFonts w:ascii="Times New Roman" w:hint="eastAsia"/>
+        </w:rPr>
+        <w:t>, Kang, H., and Kim, H.,</w:t>
+      </w:r>
+      <w:r>
+        <w:rPr>
+          <w:rFonts w:ascii="Times New Roman"/>
+        </w:rPr>
+        <w:t xml:space="preserve"> “Method for Enhancing Learning Data Set in Natural Language Processing System,” U.S. </w:t>
+      </w:r>
+      <w:r>
+        <w:rPr>
+          <w:rFonts w:ascii="Times New Roman"/>
+        </w:rPr>
+        <w:t>Patent,</w:t>
+      </w:r>
+      <w:r>
+        <w:rPr>
+          <w:rFonts w:ascii="Times New Roman"/>
+        </w:rPr>
+        <w:t xml:space="preserve"> No. </w:t>
+      </w:r>
+      <w:r>
+        <w:rPr>
+          <w:rFonts w:ascii="Times New Roman"/>
+        </w:rPr>
+        <w:t>US 12,530,344 B2</w:t>
+      </w:r>
+      <w:r>
+        <w:rPr>
+          <w:rFonts w:ascii="Times New Roman"/>
+        </w:rPr>
+        <w:t xml:space="preserve">, </w:t>
+      </w:r>
+      <w:r>
+        <w:rPr>
+          <w:rFonts w:ascii="Times New Roman"/>
+        </w:rPr>
+        <w:t>Jan.</w:t>
+      </w:r>
+      <w:r>
+        <w:rPr>
+          <w:rFonts w:ascii="Times New Roman"/>
+        </w:rPr>
+        <w:t xml:space="preserve"> 202</w:t>
+      </w:r>
+      <w:r>
+        <w:rPr>
+          <w:rFonts w:ascii="Times New Roman"/>
+        </w:rPr>
+        <w:t>6</w:t>
+      </w:r>
+      <w:r>
+        <w:rPr>
+          <w:rFonts w:ascii="Times New Roman"/>
+        </w:rPr>
+        <w:t>.</w:t>
+      </w:r>
+    </w:p>
+    <w:p>
+      <w:pPr>
+        <w:numPr>
+          <w:ilvl w:val="0"/>
+          <w:numId w:val="5"/>
+        </w:numPr>
+        <w:tabs>
+          <w:tab w:val="left" w:pos="448"/>
+        </w:tabs>
+        <w:rPr>
+          <w:rFonts w:ascii="Times New Roman"/>
+        </w:rPr>
+      </w:pPr>
+      <w:r>
+        <w:rPr>
+          <w:rFonts w:ascii="Times New Roman" w:hint="eastAsia"/>
+          <w:u w:val="single"/>
+        </w:rPr>
+        <w:t>Han, W.</w:t>
+      </w:r>
+      <w:r>
+        <w:rPr>
+          <w:rFonts w:ascii="Times New Roman" w:hint="eastAsia"/>
+        </w:rPr>
+        <w:t>, Kang, H., and Kim, H.,</w:t>
+      </w:r>
+      <w:r>
+        <w:rPr>
+          <w:rFonts w:ascii="Times New Roman"/>
+        </w:rPr>
+        <w:t xml:space="preserve"> “Apparatus and Method for Processing Natural Language Query about Relational Database Using Transformer Neural Network,” U.S. Patent, No. US 12,505,098 B2, Dec. 2025.</w:t>
+      </w:r>
+    </w:p>
+    <w:p>
+      <w:pPr>
+        <w:numPr>
+          <w:ilvl w:val="0"/>
+          <w:numId w:val="5"/>
+        </w:numPr>
+        <w:tabs>
+          <w:tab w:val="left" w:pos="448"/>
+        </w:tabs>
+        <w:rPr>
+          <w:rFonts w:ascii="Times New Roman"/>
+        </w:rPr>
+      </w:pPr>
+      <w:r>
+        <w:rPr>
+          <w:rFonts w:ascii="Times New Roman" w:hint="eastAsia"/>
+          <w:u w:val="single"/>
+        </w:rPr>
+        <w:t>Han, W.</w:t>
+      </w:r>
+      <w:r>
+        <w:rPr>
+          <w:rFonts w:ascii="Times New Roman" w:hint="eastAsia"/>
+        </w:rPr>
+        <w:t>,</w:t>
+      </w:r>
+      <w:r>
+        <w:rPr>
+          <w:rFonts w:ascii="Times New Roman"/>
+        </w:rPr>
+        <w:t xml:space="preserve"> </w:t>
+      </w:r>
+      <w:r>
+        <w:rPr>
+          <w:rFonts w:ascii="Times New Roman" w:hint="eastAsia"/>
+        </w:rPr>
+        <w:t>Y</w:t>
+      </w:r>
+      <w:r>
+        <w:rPr>
+          <w:rFonts w:ascii="Times New Roman"/>
+        </w:rPr>
+        <w:t>un, J.</w:t>
+      </w:r>
+      <w:r>
+        <w:rPr>
+          <w:rFonts w:ascii="Times New Roman" w:hint="eastAsia"/>
+        </w:rPr>
+        <w:t>,</w:t>
+      </w:r>
+      <w:r>
+        <w:rPr>
+          <w:rFonts w:ascii="Times New Roman"/>
+        </w:rPr>
+        <w:t xml:space="preserve"> </w:t>
+      </w:r>
+      <w:r>
+        <w:rPr>
+          <w:rFonts w:ascii="Times New Roman" w:hint="eastAsia"/>
+        </w:rPr>
+        <w:t>P</w:t>
+      </w:r>
+      <w:r>
+        <w:rPr>
+          <w:rFonts w:ascii="Times New Roman"/>
+        </w:rPr>
+        <w:t xml:space="preserve">ark. S., and </w:t>
+      </w:r>
+      <w:r>
+        <w:rPr>
+          <w:rFonts w:ascii="Times New Roman" w:hint="eastAsia"/>
+        </w:rPr>
+        <w:t>L</w:t>
+      </w:r>
+      <w:r>
+        <w:rPr>
+          <w:rFonts w:ascii="Times New Roman"/>
+        </w:rPr>
+        <w:t>ee, J.,</w:t>
+      </w:r>
+      <w:r>
+        <w:rPr>
+          <w:rFonts w:ascii="Times New Roman"/>
+        </w:rPr>
+        <w:t xml:space="preserve"> “</w:t>
+      </w:r>
+      <w:r>
+        <w:rPr>
+          <w:rFonts w:ascii="Times New Roman"/>
+        </w:rPr>
+        <w:t>Technology-Integrated Apparatus and Method for Determining Semantic Correlation between Structured and Unstructured Data and for High-Accuracy Data Retrieval Relevant to Query</w:t>
+      </w:r>
+      <w:r>
+        <w:rPr>
+          <w:rFonts w:ascii="Times New Roman"/>
+        </w:rPr>
+        <w:t xml:space="preserve">,” </w:t>
+      </w:r>
+      <w:r>
+        <w:rPr>
+          <w:rFonts w:ascii="Times New Roman"/>
+        </w:rPr>
+        <w:t>19/283.091</w:t>
+      </w:r>
+      <w:r>
+        <w:rPr>
+          <w:rFonts w:ascii="Times New Roman"/>
+        </w:rPr>
+        <w:t xml:space="preserve">, </w:t>
+      </w:r>
+      <w:r>
+        <w:rPr>
+          <w:rFonts w:ascii="Times New Roman"/>
+        </w:rPr>
+        <w:t>July</w:t>
+      </w:r>
+      <w:r>
+        <w:rPr>
+          <w:rFonts w:ascii="Times New Roman"/>
+        </w:rPr>
+        <w:t xml:space="preserve"> 2025.</w:t>
+      </w:r>
+    </w:p>
+    <w:p>
+      <w:pPr>
+        <w:numPr>
+          <w:ilvl w:val="0"/>
+          <w:numId w:val="5"/>
+        </w:numPr>
+        <w:tabs>
+          <w:tab w:val="left" w:pos="448"/>
+        </w:tabs>
+        <w:rPr>
+          <w:rFonts w:ascii="Times New Roman"/>
+        </w:rPr>
+      </w:pPr>
+      <w:r>
+        <w:rPr>
+          <w:rFonts w:ascii="Times New Roman" w:hint="eastAsia"/>
+          <w:u w:val="single"/>
+        </w:rPr>
+        <w:t>Han, W.</w:t>
+      </w:r>
+      <w:r>
+        <w:rPr>
+          <w:rFonts w:ascii="Times New Roman" w:hint="eastAsia"/>
+        </w:rPr>
+        <w:t>,</w:t>
+      </w:r>
+      <w:r>
+        <w:rPr>
+          <w:rFonts w:ascii="Times New Roman"/>
+        </w:rPr>
+        <w:t xml:space="preserve"> </w:t>
+      </w:r>
+      <w:r>
+        <w:rPr>
+          <w:rFonts w:ascii="Times New Roman"/>
+        </w:rPr>
+        <w:t>Lee,</w:t>
+      </w:r>
+      <w:r>
+        <w:rPr>
+          <w:rFonts w:ascii="Times New Roman"/>
+        </w:rPr>
+        <w:t xml:space="preserve"> </w:t>
+      </w:r>
+      <w:r>
+        <w:rPr>
+          <w:rFonts w:ascii="Times New Roman"/>
+        </w:rPr>
+        <w:t>T</w:t>
+      </w:r>
+      <w:r>
+        <w:rPr>
+          <w:rFonts w:ascii="Times New Roman"/>
+        </w:rPr>
+        <w:t>.</w:t>
+      </w:r>
+      <w:r>
+        <w:rPr>
+          <w:rFonts w:ascii="Times New Roman" w:hint="eastAsia"/>
+        </w:rPr>
+        <w:t>,</w:t>
+      </w:r>
+      <w:r>
+        <w:rPr>
+          <w:rFonts w:ascii="Times New Roman"/>
+        </w:rPr>
+        <w:t xml:space="preserve"> and </w:t>
+      </w:r>
+      <w:r>
+        <w:rPr>
+          <w:rFonts w:ascii="Times New Roman"/>
+        </w:rPr>
+        <w:t>Hong</w:t>
+      </w:r>
+      <w:r>
+        <w:rPr>
+          <w:rFonts w:ascii="Times New Roman"/>
+        </w:rPr>
+        <w:t xml:space="preserve">, </w:t>
+      </w:r>
+      <w:r>
+        <w:rPr>
+          <w:rFonts w:ascii="Times New Roman"/>
+        </w:rPr>
+        <w:t>K</w:t>
+      </w:r>
+      <w:r>
+        <w:rPr>
+          <w:rFonts w:ascii="Times New Roman"/>
+        </w:rPr>
+        <w:t>., “</w:t>
+      </w:r>
+      <w:r>
+        <w:rPr>
+          <w:rFonts w:ascii="Times New Roman"/>
+        </w:rPr>
+        <w:t xml:space="preserve">GPU-based Query Processing Acceleration Method and Computing </w:t>
+      </w:r>
+      <w:r>
+        <w:rPr>
+          <w:rFonts w:ascii="Times New Roman"/>
+        </w:rPr>
         <w:lastRenderedPageBreak/>
-        <w:t>International Patents</w:t>
-      </w:r>
-    </w:p>
-    <w:p>
-      <w:pPr>
-        <w:numPr>
-          <w:ilvl w:val="0"/>
-          <w:numId w:val="5"/>
-        </w:numPr>
-        <w:tabs>
-          <w:tab w:val="left" w:pos="448"/>
-        </w:tabs>
-        <w:rPr>
-          <w:rFonts w:ascii="Times New Roman"/>
-        </w:rPr>
-      </w:pPr>
-      <w:r>
-        <w:rPr>
-          <w:rFonts w:ascii="Times New Roman" w:hint="eastAsia"/>
-          <w:u w:val="single"/>
-        </w:rPr>
-        <w:t>Han, W.</w:t>
-      </w:r>
-      <w:r>
-        <w:rPr>
-          <w:rFonts w:ascii="Times New Roman" w:hint="eastAsia"/>
-        </w:rPr>
-        <w:t>, Kang, H., and Kim, H.,</w:t>
-      </w:r>
-      <w:r>
-        <w:rPr>
-          <w:rFonts w:ascii="Times New Roman"/>
-        </w:rPr>
-        <w:t xml:space="preserve"> “Method for Enhancing Learning Data Set in Natural Language Processing System,” U.S. </w:t>
-      </w:r>
-      <w:r>
-        <w:rPr>
-          <w:rFonts w:ascii="Times New Roman"/>
-        </w:rPr>
-        <w:t>Patent,</w:t>
-      </w:r>
-      <w:r>
-        <w:rPr>
-          <w:rFonts w:ascii="Times New Roman"/>
-        </w:rPr>
-        <w:t xml:space="preserve"> No. </w:t>
-      </w:r>
-      <w:r>
-        <w:rPr>
-          <w:rFonts w:ascii="Times New Roman"/>
-        </w:rPr>
-        <w:t>US 12,530,344 B2</w:t>
-      </w:r>
-      <w:r>
-        <w:rPr>
-          <w:rFonts w:ascii="Times New Roman"/>
-        </w:rPr>
-        <w:t xml:space="preserve">, </w:t>
-      </w:r>
-      <w:r>
-        <w:rPr>
-          <w:rFonts w:ascii="Times New Roman"/>
-        </w:rPr>
-        <w:t>Jan.</w:t>
-      </w:r>
-      <w:r>
-        <w:rPr>
-          <w:rFonts w:ascii="Times New Roman"/>
-        </w:rPr>
-        <w:t xml:space="preserve"> 202</w:t>
-      </w:r>
-      <w:r>
-        <w:rPr>
-          <w:rFonts w:ascii="Times New Roman"/>
-        </w:rPr>
-        <w:t>6</w:t>
-      </w:r>
-      <w:r>
-        <w:rPr>
-          <w:rFonts w:ascii="Times New Roman"/>
-        </w:rPr>
-        <w:t>.</w:t>
-      </w:r>
-    </w:p>
-    <w:p>
-      <w:pPr>
-        <w:numPr>
-          <w:ilvl w:val="0"/>
-          <w:numId w:val="5"/>
-        </w:numPr>
-        <w:tabs>
-          <w:tab w:val="left" w:pos="448"/>
-        </w:tabs>
-        <w:rPr>
-          <w:rFonts w:ascii="Times New Roman"/>
-        </w:rPr>
-      </w:pPr>
-      <w:r>
-        <w:rPr>
-          <w:rFonts w:ascii="Times New Roman" w:hint="eastAsia"/>
-          <w:u w:val="single"/>
-        </w:rPr>
-        <w:t>Han, W.</w:t>
-      </w:r>
-      <w:r>
-        <w:rPr>
-          <w:rFonts w:ascii="Times New Roman" w:hint="eastAsia"/>
-        </w:rPr>
-        <w:t>, Kang, H., and Kim, H.,</w:t>
-      </w:r>
-      <w:r>
-        <w:rPr>
-          <w:rFonts w:ascii="Times New Roman"/>
-        </w:rPr>
-        <w:t xml:space="preserve"> “Apparatus and Method for Processing Natural Language Query about Relational Database Using Transformer Neural Network,” U.S. Patent, No. US 12,505,098 B2, Dec. 2025.</w:t>
-      </w:r>
-    </w:p>
-    <w:p>
-      <w:pPr>
-        <w:numPr>
-          <w:ilvl w:val="0"/>
-          <w:numId w:val="5"/>
-        </w:numPr>
-        <w:tabs>
-          <w:tab w:val="left" w:pos="448"/>
-        </w:tabs>
-        <w:rPr>
-          <w:rFonts w:ascii="Times New Roman"/>
-        </w:rPr>
-      </w:pPr>
-      <w:r>
-        <w:rPr>
-          <w:rFonts w:ascii="Times New Roman" w:hint="eastAsia"/>
-          <w:u w:val="single"/>
-        </w:rPr>
-        <w:t>Han, W.</w:t>
-      </w:r>
-      <w:r>
-        <w:rPr>
-          <w:rFonts w:ascii="Times New Roman" w:hint="eastAsia"/>
-        </w:rPr>
-        <w:t>,</w:t>
-      </w:r>
-      <w:r>
-        <w:rPr>
-          <w:rFonts w:ascii="Times New Roman"/>
-        </w:rPr>
-        <w:t xml:space="preserve"> </w:t>
-      </w:r>
-      <w:r>
-        <w:rPr>
-          <w:rFonts w:ascii="Times New Roman" w:hint="eastAsia"/>
-        </w:rPr>
-        <w:t>Y</w:t>
-      </w:r>
-      <w:r>
-        <w:rPr>
-          <w:rFonts w:ascii="Times New Roman"/>
-        </w:rPr>
-        <w:t>un, J.</w:t>
-      </w:r>
-      <w:r>
-        <w:rPr>
-          <w:rFonts w:ascii="Times New Roman" w:hint="eastAsia"/>
-        </w:rPr>
-        <w:t>,</w:t>
-      </w:r>
-      <w:r>
-        <w:rPr>
-          <w:rFonts w:ascii="Times New Roman"/>
-        </w:rPr>
-        <w:t xml:space="preserve"> </w:t>
-      </w:r>
-      <w:r>
-        <w:rPr>
-          <w:rFonts w:ascii="Times New Roman" w:hint="eastAsia"/>
-        </w:rPr>
-        <w:t>P</w:t>
-      </w:r>
-      <w:r>
-        <w:rPr>
-          <w:rFonts w:ascii="Times New Roman"/>
-        </w:rPr>
-        <w:t xml:space="preserve">ark. S., and </w:t>
-      </w:r>
-      <w:r>
-        <w:rPr>
-          <w:rFonts w:ascii="Times New Roman" w:hint="eastAsia"/>
-        </w:rPr>
-        <w:t>L</w:t>
-      </w:r>
-      <w:r>
-        <w:rPr>
-          <w:rFonts w:ascii="Times New Roman"/>
-        </w:rPr>
-        <w:t>ee, J.,</w:t>
-      </w:r>
-      <w:r>
-        <w:rPr>
-          <w:rFonts w:ascii="Times New Roman"/>
-        </w:rPr>
-        <w:t xml:space="preserve"> “</w:t>
-      </w:r>
-      <w:r>
-        <w:rPr>
-          <w:rFonts w:ascii="Times New Roman"/>
-        </w:rPr>
-        <w:t>Technology-Integrated Apparatus and Method for Determining Semantic Correlation between Structured and Unstructured Data and for High-Accuracy Data Retrieval Relevant to Query</w:t>
-      </w:r>
-      <w:r>
-        <w:rPr>
-          <w:rFonts w:ascii="Times New Roman"/>
-        </w:rPr>
-        <w:t xml:space="preserve">,” </w:t>
-      </w:r>
-      <w:r>
-        <w:rPr>
-          <w:rFonts w:ascii="Times New Roman"/>
-        </w:rPr>
-        <w:t>19/283.091</w:t>
-      </w:r>
-      <w:r>
-        <w:rPr>
-          <w:rFonts w:ascii="Times New Roman"/>
-        </w:rPr>
-        <w:t xml:space="preserve">, </w:t>
-      </w:r>
-      <w:r>
-        <w:rPr>
-          <w:rFonts w:ascii="Times New Roman"/>
-        </w:rPr>
-        <w:t>July</w:t>
-      </w:r>
-      <w:r>
-        <w:rPr>
-          <w:rFonts w:ascii="Times New Roman"/>
-        </w:rPr>
-        <w:t xml:space="preserve"> 2025.</w:t>
-      </w:r>
-    </w:p>
-    <w:p>
-      <w:pPr>
-        <w:numPr>
-          <w:ilvl w:val="0"/>
-          <w:numId w:val="5"/>
-        </w:numPr>
-        <w:tabs>
-          <w:tab w:val="left" w:pos="448"/>
-        </w:tabs>
-        <w:rPr>
-          <w:rFonts w:ascii="Times New Roman"/>
-        </w:rPr>
-      </w:pPr>
-      <w:r>
-        <w:rPr>
-          <w:rFonts w:ascii="Times New Roman" w:hint="eastAsia"/>
-          <w:u w:val="single"/>
-        </w:rPr>
-        <w:t>Han, W.</w:t>
-      </w:r>
-      <w:r>
-        <w:rPr>
-          <w:rFonts w:ascii="Times New Roman" w:hint="eastAsia"/>
-        </w:rPr>
-        <w:t>,</w:t>
-      </w:r>
-      <w:r>
-        <w:rPr>
-          <w:rFonts w:ascii="Times New Roman"/>
-        </w:rPr>
-        <w:t xml:space="preserve"> </w:t>
-      </w:r>
-      <w:r>
-        <w:rPr>
-          <w:rFonts w:ascii="Times New Roman"/>
-        </w:rPr>
-        <w:t>Lee,</w:t>
-      </w:r>
-      <w:r>
-        <w:rPr>
-          <w:rFonts w:ascii="Times New Roman"/>
-        </w:rPr>
-        <w:t xml:space="preserve"> </w:t>
-      </w:r>
-      <w:r>
-        <w:rPr>
-          <w:rFonts w:ascii="Times New Roman"/>
-        </w:rPr>
-        <w:t>T</w:t>
-      </w:r>
-      <w:r>
-        <w:rPr>
-          <w:rFonts w:ascii="Times New Roman"/>
-        </w:rPr>
-        <w:t>.</w:t>
-      </w:r>
-      <w:r>
-        <w:rPr>
-          <w:rFonts w:ascii="Times New Roman" w:hint="eastAsia"/>
-        </w:rPr>
-        <w:t>,</w:t>
-      </w:r>
-      <w:r>
-        <w:rPr>
-          <w:rFonts w:ascii="Times New Roman"/>
-        </w:rPr>
-        <w:t xml:space="preserve"> and </w:t>
-      </w:r>
-      <w:r>
-        <w:rPr>
-          <w:rFonts w:ascii="Times New Roman"/>
-        </w:rPr>
-        <w:t>Hong</w:t>
-      </w:r>
-      <w:r>
-        <w:rPr>
-          <w:rFonts w:ascii="Times New Roman"/>
-        </w:rPr>
-        <w:t xml:space="preserve">, </w:t>
-      </w:r>
-      <w:r>
-        <w:rPr>
-          <w:rFonts w:ascii="Times New Roman"/>
-        </w:rPr>
-        <w:t>K</w:t>
-      </w:r>
-      <w:r>
-        <w:rPr>
-          <w:rFonts w:ascii="Times New Roman"/>
-        </w:rPr>
-        <w:t>., “</w:t>
-      </w:r>
-      <w:r>
-        <w:rPr>
-          <w:rFonts w:ascii="Times New Roman"/>
-        </w:rPr>
-        <w:t>GPU-based Query Processing Acceleration Method and Computing System</w:t>
+        <w:t>System</w:t>
       </w:r>
       <w:r>
         <w:rPr>
@@ -26928,7 +26967,7 @@
           <w:tab w:val="left" w:pos="448"/>
         </w:tabs>
         <w:rPr>
-          <w:rFonts w:ascii="Times New Roman" w:hint="eastAsia"/>
+          <w:rFonts w:ascii="Times New Roman"/>
         </w:rPr>
       </w:pPr>
     </w:p>
@@ -26942,14 +26981,13 @@
           <w:tab w:val="left" w:pos="448"/>
         </w:tabs>
         <w:rPr>
-          <w:rFonts w:ascii="Times New Roman" w:hint="eastAsia"/>
-        </w:rPr>
-      </w:pPr>
-      <w:r>
-        <w:rPr>
-          <w:rFonts w:ascii="Times New Roman"/>
-        </w:rPr>
-        <w:lastRenderedPageBreak/>
+          <w:rFonts w:ascii="Times New Roman"/>
+        </w:rPr>
+      </w:pPr>
+      <w:r>
+        <w:rPr>
+          <w:rFonts w:ascii="Times New Roman"/>
+        </w:rPr>
         <w:t xml:space="preserve">Whang, K., Park, B., </w:t>
       </w:r>
       <w:r>
@@ -28688,6 +28726,50 @@
     <w:lsdException w:name="Strong" w:uiPriority="22" w:qFormat="1"/>
     <w:lsdException w:name="Emphasis" w:uiPriority="20" w:qFormat="1"/>
     <w:lsdException w:name="Normal (Web)" w:uiPriority="99"/>
+    <w:lsdException w:name="Normal Table" w:semiHidden="1" w:unhideWhenUsed="1"/>
+    <w:lsdException w:name="Table Simple 1" w:semiHidden="1" w:unhideWhenUsed="1"/>
+    <w:lsdException w:name="Table Simple 2" w:semiHidden="1" w:unhideWhenUsed="1"/>
+    <w:lsdException w:name="Table Simple 3" w:semiHidden="1" w:unhideWhenUsed="1"/>
+    <w:lsdException w:name="Table Classic 1" w:semiHidden="1" w:unhideWhenUsed="1"/>
+    <w:lsdException w:name="Table Classic 2" w:semiHidden="1" w:unhideWhenUsed="1"/>
+    <w:lsdException w:name="Table Classic 3" w:semiHidden="1" w:unhideWhenUsed="1"/>
+    <w:lsdException w:name="Table Classic 4" w:semiHidden="1" w:unhideWhenUsed="1"/>
+    <w:lsdException w:name="Table Colorful 1" w:semiHidden="1" w:unhideWhenUsed="1"/>
+    <w:lsdException w:name="Table Colorful 2" w:semiHidden="1" w:unhideWhenUsed="1"/>
+    <w:lsdException w:name="Table Colorful 3" w:semiHidden="1" w:unhideWhenUsed="1"/>
+    <w:lsdException w:name="Table Columns 1" w:semiHidden="1" w:unhideWhenUsed="1"/>
+    <w:lsdException w:name="Table Columns 2" w:semiHidden="1" w:unhideWhenUsed="1"/>
+    <w:lsdException w:name="Table Columns 3" w:semiHidden="1" w:unhideWhenUsed="1"/>
+    <w:lsdException w:name="Table Columns 4" w:semiHidden="1" w:unhideWhenUsed="1"/>
+    <w:lsdException w:name="Table Columns 5" w:semiHidden="1" w:unhideWhenUsed="1"/>
+    <w:lsdException w:name="Table Grid 1" w:semiHidden="1" w:unhideWhenUsed="1"/>
+    <w:lsdException w:name="Table Grid 2" w:semiHidden="1" w:unhideWhenUsed="1"/>
+    <w:lsdException w:name="Table Grid 3" w:semiHidden="1" w:unhideWhenUsed="1"/>
+    <w:lsdException w:name="Table Grid 4" w:semiHidden="1" w:unhideWhenUsed="1"/>
+    <w:lsdException w:name="Table Grid 5" w:semiHidden="1" w:unhideWhenUsed="1"/>
+    <w:lsdException w:name="Table Grid 6" w:semiHidden="1" w:unhideWhenUsed="1"/>
+    <w:lsdException w:name="Table Grid 7" w:semiHidden="1" w:unhideWhenUsed="1"/>
+    <w:lsdException w:name="Table Grid 8" w:semiHidden="1" w:unhideWhenUsed="1"/>
+    <w:lsdException w:name="Table List 1" w:semiHidden="1" w:unhideWhenUsed="1"/>
+    <w:lsdException w:name="Table List 2" w:semiHidden="1" w:unhideWhenUsed="1"/>
+    <w:lsdException w:name="Table List 3" w:semiHidden="1" w:unhideWhenUsed="1"/>
+    <w:lsdException w:name="Table List 4" w:semiHidden="1" w:unhideWhenUsed="1"/>
+    <w:lsdException w:name="Table List 5" w:semiHidden="1" w:unhideWhenUsed="1"/>
+    <w:lsdException w:name="Table List 6" w:semiHidden="1" w:unhideWhenUsed="1"/>
+    <w:lsdException w:name="Table List 7" w:semiHidden="1" w:unhideWhenUsed="1"/>
+    <w:lsdException w:name="Table List 8" w:semiHidden="1" w:unhideWhenUsed="1"/>
+    <w:lsdException w:name="Table 3D effects 1" w:semiHidden="1" w:unhideWhenUsed="1"/>
+    <w:lsdException w:name="Table 3D effects 2" w:semiHidden="1" w:unhideWhenUsed="1"/>
+    <w:lsdException w:name="Table 3D effects 3" w:semiHidden="1" w:unhideWhenUsed="1"/>
+    <w:lsdException w:name="Table Contemporary" w:semiHidden="1" w:unhideWhenUsed="1"/>
+    <w:lsdException w:name="Table Elegant" w:semiHidden="1" w:unhideWhenUsed="1"/>
+    <w:lsdException w:name="Table Professional" w:semiHidden="1" w:unhideWhenUsed="1"/>
+    <w:lsdException w:name="Table Subtle 1" w:semiHidden="1" w:unhideWhenUsed="1"/>
+    <w:lsdException w:name="Table Subtle 2" w:semiHidden="1" w:unhideWhenUsed="1"/>
+    <w:lsdException w:name="Table Web 1" w:semiHidden="1" w:unhideWhenUsed="1"/>
+    <w:lsdException w:name="Table Web 2" w:semiHidden="1" w:unhideWhenUsed="1"/>
+    <w:lsdException w:name="Table Web 3" w:semiHidden="1" w:unhideWhenUsed="1"/>
+    <w:lsdException w:name="Table Theme" w:semiHidden="1" w:unhideWhenUsed="1"/>
     <w:lsdException w:name="Placeholder Text" w:semiHidden="1" w:uiPriority="99"/>
     <w:lsdException w:name="No Spacing" w:uiPriority="1" w:qFormat="1"/>
     <w:lsdException w:name="Light Shading" w:uiPriority="60"/>
@@ -28929,11 +29011,15 @@
   </w:style>
   <w:style w:type="character" w:default="1" w:styleId="DefaultParagraphFont">
     <w:name w:val="Default Paragraph Font"/>
+    <w:uiPriority w:val="1"/>
     <w:semiHidden/>
+    <w:unhideWhenUsed/>
   </w:style>
   <w:style w:type="table" w:default="1" w:styleId="TableNormal">
     <w:name w:val="Normal Table"/>
+    <w:uiPriority w:val="99"/>
     <w:semiHidden/>
+    <w:unhideWhenUsed/>
     <w:tblPr>
       <w:tblInd w:w="0" w:type="dxa"/>
       <w:tblCellMar>
@@ -28946,7 +29032,9 @@
   </w:style>
   <w:style w:type="numbering" w:default="1" w:styleId="NoList">
     <w:name w:val="No List"/>
+    <w:uiPriority w:val="99"/>
     <w:semiHidden/>
+    <w:unhideWhenUsed/>
   </w:style>
   <w:style w:type="paragraph" w:styleId="BalloonText">
     <w:name w:val="Balloon Text"/>
